--- a/ALDO_MORO_FASE_DECIMA_IL_PRINCIPIO_PERSONALISTICO.docx
+++ b/ALDO_MORO_FASE_DECIMA_IL_PRINCIPIO_PERSONALISTICO.docx
@@ -9,7 +9,7 @@
       </w:pPr>
       <w:r>
         <w:rPr>
-          <w:rFonts w:ascii="Times New Roman" w:cs="Times New Roman" w:eastAsia="Times New Roman" w:hAnsi="Times New Roman"/>
+          <w:rFonts w:ascii="Barlow Semi Condensed" w:cs="Barlow Semi Condensed" w:eastAsia="Barlow Semi Condensed" w:hAnsi="Barlow Semi Condensed"/>
           <w:b/>
           <w:bCs/>
           <w:color w:val="1F3864"/>
@@ -50,7 +50,7 @@
       </w:pPr>
       <w:r>
         <w:rPr>
-          <w:rFonts w:ascii="Times New Roman" w:cs="Times New Roman" w:eastAsia="Times New Roman" w:hAnsi="Times New Roman"/>
+          <w:rFonts w:ascii="Barlow Semi Condensed" w:cs="Barlow Semi Condensed" w:eastAsia="Barlow Semi Condensed" w:hAnsi="Barlow Semi Condensed"/>
           <w:sz w:val="24"/>
           <w:szCs w:val="24"/>
         </w:rPr>
@@ -64,7 +64,7 @@
       </w:pPr>
       <w:r>
         <w:rPr>
-          <w:rFonts w:ascii="Times New Roman" w:cs="Times New Roman" w:eastAsia="Times New Roman" w:hAnsi="Times New Roman"/>
+          <w:rFonts w:ascii="Barlow Semi Condensed" w:cs="Barlow Semi Condensed" w:eastAsia="Barlow Semi Condensed" w:hAnsi="Barlow Semi Condensed"/>
           <w:sz w:val="24"/>
           <w:szCs w:val="24"/>
         </w:rPr>
@@ -78,7 +78,7 @@
       </w:pPr>
       <w:r>
         <w:rPr>
-          <w:rFonts w:ascii="Times New Roman" w:cs="Times New Roman" w:eastAsia="Times New Roman" w:hAnsi="Times New Roman"/>
+          <w:rFonts w:ascii="Barlow Semi Condensed" w:cs="Barlow Semi Condensed" w:eastAsia="Barlow Semi Condensed" w:hAnsi="Barlow Semi Condensed"/>
           <w:b/>
           <w:bCs/>
           <w:sz w:val="24"/>
@@ -102,7 +102,7 @@
       </w:pPr>
       <w:r>
         <w:rPr>
-          <w:rFonts w:ascii="Times New Roman" w:cs="Times New Roman" w:eastAsia="Times New Roman" w:hAnsi="Times New Roman"/>
+          <w:rFonts w:ascii="Barlow Semi Condensed" w:cs="Barlow Semi Condensed" w:eastAsia="Barlow Semi Condensed" w:hAnsi="Barlow Semi Condensed"/>
           <w:i/>
           <w:iCs/>
           <w:sz w:val="24"/>
@@ -122,7 +122,7 @@
       </w:pPr>
       <w:r>
         <w:rPr>
-          <w:rFonts w:ascii="Times New Roman" w:cs="Times New Roman" w:eastAsia="Times New Roman" w:hAnsi="Times New Roman"/>
+          <w:rFonts w:ascii="Barlow Semi Condensed" w:cs="Barlow Semi Condensed" w:eastAsia="Barlow Semi Condensed" w:hAnsi="Barlow Semi Condensed"/>
           <w:b/>
           <w:bCs/>
           <w:i w:val="false"/>
@@ -134,7 +134,7 @@
       </w:r>
       <w:r>
         <w:rPr>
-          <w:rFonts w:ascii="Times New Roman" w:cs="Times New Roman" w:eastAsia="Times New Roman" w:hAnsi="Times New Roman"/>
+          <w:rFonts w:ascii="Barlow Semi Condensed" w:cs="Barlow Semi Condensed" w:eastAsia="Barlow Semi Condensed" w:hAnsi="Barlow Semi Condensed"/>
           <w:i w:val="false"/>
           <w:iCs w:val="false"/>
           <w:sz w:val="24"/>
@@ -144,7 +144,7 @@
       </w:r>
       <w:r>
         <w:rPr>
-          <w:rFonts w:ascii="Times New Roman" w:cs="Times New Roman" w:eastAsia="Times New Roman" w:hAnsi="Times New Roman"/>
+          <w:rFonts w:ascii="Barlow Semi Condensed" w:cs="Barlow Semi Condensed" w:eastAsia="Barlow Semi Condensed" w:hAnsi="Barlow Semi Condensed"/>
           <w:b/>
           <w:bCs/>
           <w:i w:val="false"/>
@@ -156,7 +156,7 @@
       </w:r>
       <w:r>
         <w:rPr>
-          <w:rFonts w:ascii="Times New Roman" w:cs="Times New Roman" w:eastAsia="Times New Roman" w:hAnsi="Times New Roman"/>
+          <w:rFonts w:ascii="Barlow Semi Condensed" w:cs="Barlow Semi Condensed" w:eastAsia="Barlow Semi Condensed" w:hAnsi="Barlow Semi Condensed"/>
           <w:i w:val="false"/>
           <w:iCs w:val="false"/>
           <w:sz w:val="24"/>
@@ -166,7 +166,7 @@
       </w:r>
       <w:r>
         <w:rPr>
-          <w:rFonts w:ascii="Times New Roman" w:cs="Times New Roman" w:eastAsia="Times New Roman" w:hAnsi="Times New Roman"/>
+          <w:rFonts w:ascii="Barlow Semi Condensed" w:cs="Barlow Semi Condensed" w:eastAsia="Barlow Semi Condensed" w:hAnsi="Barlow Semi Condensed"/>
           <w:b/>
           <w:bCs/>
           <w:i w:val="false"/>
@@ -178,7 +178,7 @@
       </w:r>
       <w:r>
         <w:rPr>
-          <w:rFonts w:ascii="Times New Roman" w:cs="Times New Roman" w:eastAsia="Times New Roman" w:hAnsi="Times New Roman"/>
+          <w:rFonts w:ascii="Barlow Semi Condensed" w:cs="Barlow Semi Condensed" w:eastAsia="Barlow Semi Condensed" w:hAnsi="Barlow Semi Condensed"/>
           <w:i w:val="false"/>
           <w:iCs w:val="false"/>
           <w:sz w:val="24"/>
@@ -188,7 +188,7 @@
       </w:r>
       <w:r>
         <w:rPr>
-          <w:rFonts w:ascii="Times New Roman" w:cs="Times New Roman" w:eastAsia="Times New Roman" w:hAnsi="Times New Roman"/>
+          <w:rFonts w:ascii="Barlow Semi Condensed" w:cs="Barlow Semi Condensed" w:eastAsia="Barlow Semi Condensed" w:hAnsi="Barlow Semi Condensed"/>
           <w:b/>
           <w:bCs/>
           <w:i w:val="false"/>
@@ -200,7 +200,7 @@
       </w:r>
       <w:r>
         <w:rPr>
-          <w:rFonts w:ascii="Times New Roman" w:cs="Times New Roman" w:eastAsia="Times New Roman" w:hAnsi="Times New Roman"/>
+          <w:rFonts w:ascii="Barlow Semi Condensed" w:cs="Barlow Semi Condensed" w:eastAsia="Barlow Semi Condensed" w:hAnsi="Barlow Semi Condensed"/>
           <w:i w:val="false"/>
           <w:iCs w:val="false"/>
           <w:sz w:val="24"/>
@@ -210,7 +210,7 @@
       </w:r>
       <w:r>
         <w:rPr>
-          <w:rFonts w:ascii="Times New Roman" w:cs="Times New Roman" w:eastAsia="Times New Roman" w:hAnsi="Times New Roman"/>
+          <w:rFonts w:ascii="Barlow Semi Condensed" w:cs="Barlow Semi Condensed" w:eastAsia="Barlow Semi Condensed" w:hAnsi="Barlow Semi Condensed"/>
           <w:b/>
           <w:bCs/>
           <w:i w:val="false"/>
@@ -222,7 +222,7 @@
       </w:r>
       <w:r>
         <w:rPr>
-          <w:rFonts w:ascii="Times New Roman" w:cs="Times New Roman" w:eastAsia="Times New Roman" w:hAnsi="Times New Roman"/>
+          <w:rFonts w:ascii="Barlow Semi Condensed" w:cs="Barlow Semi Condensed" w:eastAsia="Barlow Semi Condensed" w:hAnsi="Barlow Semi Condensed"/>
           <w:i w:val="false"/>
           <w:iCs w:val="false"/>
           <w:sz w:val="24"/>
@@ -242,7 +242,7 @@
       </w:pPr>
       <w:r>
         <w:rPr>
-          <w:rFonts w:ascii="Times New Roman" w:cs="Times New Roman" w:eastAsia="Times New Roman" w:hAnsi="Times New Roman"/>
+          <w:rFonts w:ascii="Barlow Semi Condensed" w:cs="Barlow Semi Condensed" w:eastAsia="Barlow Semi Condensed" w:hAnsi="Barlow Semi Condensed"/>
           <w:b/>
           <w:bCs/>
           <w:i w:val="false"/>
@@ -254,7 +254,7 @@
       </w:r>
       <w:r>
         <w:rPr>
-          <w:rFonts w:ascii="Times New Roman" w:cs="Times New Roman" w:eastAsia="Times New Roman" w:hAnsi="Times New Roman"/>
+          <w:rFonts w:ascii="Barlow Semi Condensed" w:cs="Barlow Semi Condensed" w:eastAsia="Barlow Semi Condensed" w:hAnsi="Barlow Semi Condensed"/>
           <w:i w:val="false"/>
           <w:iCs w:val="false"/>
           <w:sz w:val="24"/>
@@ -275,7 +275,7 @@
       </w:pPr>
       <w:r>
         <w:rPr>
-          <w:rFonts w:ascii="Times New Roman" w:cs="Times New Roman" w:eastAsia="Times New Roman" w:hAnsi="Times New Roman"/>
+          <w:rFonts w:ascii="Barlow Semi Condensed" w:cs="Barlow Semi Condensed" w:eastAsia="Barlow Semi Condensed" w:hAnsi="Barlow Semi Condensed"/>
           <w:sz w:val="24"/>
           <w:szCs w:val="24"/>
         </w:rPr>
@@ -289,7 +289,7 @@
       </w:pPr>
       <w:r>
         <w:rPr>
-          <w:rFonts w:ascii="Times New Roman" w:cs="Times New Roman" w:eastAsia="Times New Roman" w:hAnsi="Times New Roman"/>
+          <w:rFonts w:ascii="Barlow Semi Condensed" w:cs="Barlow Semi Condensed" w:eastAsia="Barlow Semi Condensed" w:hAnsi="Barlow Semi Condensed"/>
           <w:sz w:val="24"/>
           <w:szCs w:val="24"/>
         </w:rPr>
@@ -303,7 +303,7 @@
       </w:pPr>
       <w:r>
         <w:rPr>
-          <w:rFonts w:ascii="Times New Roman" w:cs="Times New Roman" w:eastAsia="Times New Roman" w:hAnsi="Times New Roman"/>
+          <w:rFonts w:ascii="Barlow Semi Condensed" w:cs="Barlow Semi Condensed" w:eastAsia="Barlow Semi Condensed" w:hAnsi="Barlow Semi Condensed"/>
           <w:i/>
           <w:iCs/>
           <w:sz w:val="24"/>
@@ -323,7 +323,7 @@
       </w:pPr>
       <w:r>
         <w:rPr>
-          <w:rFonts w:ascii="Times New Roman" w:cs="Times New Roman" w:eastAsia="Times New Roman" w:hAnsi="Times New Roman"/>
+          <w:rFonts w:ascii="Barlow Semi Condensed" w:cs="Barlow Semi Condensed" w:eastAsia="Barlow Semi Condensed" w:hAnsi="Barlow Semi Condensed"/>
           <w:b/>
           <w:bCs/>
           <w:i w:val="false"/>
@@ -335,7 +335,7 @@
       </w:r>
       <w:r>
         <w:rPr>
-          <w:rFonts w:ascii="Times New Roman" w:cs="Times New Roman" w:eastAsia="Times New Roman" w:hAnsi="Times New Roman"/>
+          <w:rFonts w:ascii="Barlow Semi Condensed" w:cs="Barlow Semi Condensed" w:eastAsia="Barlow Semi Condensed" w:hAnsi="Barlow Semi Condensed"/>
           <w:i w:val="false"/>
           <w:iCs w:val="false"/>
           <w:sz w:val="24"/>
@@ -345,7 +345,7 @@
       </w:r>
       <w:r>
         <w:rPr>
-          <w:rFonts w:ascii="Times New Roman" w:cs="Times New Roman" w:eastAsia="Times New Roman" w:hAnsi="Times New Roman"/>
+          <w:rFonts w:ascii="Barlow Semi Condensed" w:cs="Barlow Semi Condensed" w:eastAsia="Barlow Semi Condensed" w:hAnsi="Barlow Semi Condensed"/>
           <w:b/>
           <w:bCs/>
           <w:i w:val="false"/>
@@ -357,7 +357,7 @@
       </w:r>
       <w:r>
         <w:rPr>
-          <w:rFonts w:ascii="Times New Roman" w:cs="Times New Roman" w:eastAsia="Times New Roman" w:hAnsi="Times New Roman"/>
+          <w:rFonts w:ascii="Barlow Semi Condensed" w:cs="Barlow Semi Condensed" w:eastAsia="Barlow Semi Condensed" w:hAnsi="Barlow Semi Condensed"/>
           <w:i w:val="false"/>
           <w:iCs w:val="false"/>
           <w:sz w:val="24"/>
@@ -367,7 +367,7 @@
       </w:r>
       <w:r>
         <w:rPr>
-          <w:rFonts w:ascii="Times New Roman" w:cs="Times New Roman" w:eastAsia="Times New Roman" w:hAnsi="Times New Roman"/>
+          <w:rFonts w:ascii="Barlow Semi Condensed" w:cs="Barlow Semi Condensed" w:eastAsia="Barlow Semi Condensed" w:hAnsi="Barlow Semi Condensed"/>
           <w:b/>
           <w:bCs/>
           <w:i w:val="false"/>
@@ -379,7 +379,7 @@
       </w:r>
       <w:r>
         <w:rPr>
-          <w:rFonts w:ascii="Times New Roman" w:cs="Times New Roman" w:eastAsia="Times New Roman" w:hAnsi="Times New Roman"/>
+          <w:rFonts w:ascii="Barlow Semi Condensed" w:cs="Barlow Semi Condensed" w:eastAsia="Barlow Semi Condensed" w:hAnsi="Barlow Semi Condensed"/>
           <w:i w:val="false"/>
           <w:iCs w:val="false"/>
           <w:sz w:val="24"/>
@@ -389,7 +389,7 @@
       </w:r>
       <w:r>
         <w:rPr>
-          <w:rFonts w:ascii="Times New Roman" w:cs="Times New Roman" w:eastAsia="Times New Roman" w:hAnsi="Times New Roman"/>
+          <w:rFonts w:ascii="Barlow Semi Condensed" w:cs="Barlow Semi Condensed" w:eastAsia="Barlow Semi Condensed" w:hAnsi="Barlow Semi Condensed"/>
           <w:b/>
           <w:bCs/>
           <w:i w:val="false"/>
@@ -401,7 +401,7 @@
       </w:r>
       <w:r>
         <w:rPr>
-          <w:rFonts w:ascii="Times New Roman" w:cs="Times New Roman" w:eastAsia="Times New Roman" w:hAnsi="Times New Roman"/>
+          <w:rFonts w:ascii="Barlow Semi Condensed" w:cs="Barlow Semi Condensed" w:eastAsia="Barlow Semi Condensed" w:hAnsi="Barlow Semi Condensed"/>
           <w:i w:val="false"/>
           <w:iCs w:val="false"/>
           <w:sz w:val="24"/>
@@ -411,7 +411,7 @@
       </w:r>
       <w:r>
         <w:rPr>
-          <w:rFonts w:ascii="Times New Roman" w:cs="Times New Roman" w:eastAsia="Times New Roman" w:hAnsi="Times New Roman"/>
+          <w:rFonts w:ascii="Barlow Semi Condensed" w:cs="Barlow Semi Condensed" w:eastAsia="Barlow Semi Condensed" w:hAnsi="Barlow Semi Condensed"/>
           <w:b/>
           <w:bCs/>
           <w:i w:val="false"/>
@@ -423,7 +423,7 @@
       </w:r>
       <w:r>
         <w:rPr>
-          <w:rFonts w:ascii="Times New Roman" w:cs="Times New Roman" w:eastAsia="Times New Roman" w:hAnsi="Times New Roman"/>
+          <w:rFonts w:ascii="Barlow Semi Condensed" w:cs="Barlow Semi Condensed" w:eastAsia="Barlow Semi Condensed" w:hAnsi="Barlow Semi Condensed"/>
           <w:i w:val="false"/>
           <w:iCs w:val="false"/>
           <w:sz w:val="24"/>
@@ -433,7 +433,7 @@
       </w:r>
       <w:r>
         <w:rPr>
-          <w:rFonts w:ascii="Times New Roman" w:cs="Times New Roman" w:eastAsia="Times New Roman" w:hAnsi="Times New Roman"/>
+          <w:rFonts w:ascii="Barlow Semi Condensed" w:cs="Barlow Semi Condensed" w:eastAsia="Barlow Semi Condensed" w:hAnsi="Barlow Semi Condensed"/>
           <w:b/>
           <w:bCs/>
           <w:i w:val="false"/>
@@ -445,7 +445,7 @@
       </w:r>
       <w:r>
         <w:rPr>
-          <w:rFonts w:ascii="Times New Roman" w:cs="Times New Roman" w:eastAsia="Times New Roman" w:hAnsi="Times New Roman"/>
+          <w:rFonts w:ascii="Barlow Semi Condensed" w:cs="Barlow Semi Condensed" w:eastAsia="Barlow Semi Condensed" w:hAnsi="Barlow Semi Condensed"/>
           <w:i w:val="false"/>
           <w:iCs w:val="false"/>
           <w:sz w:val="24"/>
@@ -469,7 +469,7 @@
       </w:pPr>
       <w:r>
         <w:rPr>
-          <w:rFonts w:ascii="Times New Roman" w:cs="Times New Roman" w:eastAsia="Times New Roman" w:hAnsi="Times New Roman"/>
+          <w:rFonts w:ascii="Barlow Semi Condensed" w:cs="Barlow Semi Condensed" w:eastAsia="Barlow Semi Condensed" w:hAnsi="Barlow Semi Condensed"/>
           <w:sz w:val="24"/>
           <w:szCs w:val="24"/>
         </w:rPr>
@@ -483,7 +483,7 @@
       </w:pPr>
       <w:r>
         <w:rPr>
-          <w:rFonts w:ascii="Times New Roman" w:cs="Times New Roman" w:eastAsia="Times New Roman" w:hAnsi="Times New Roman"/>
+          <w:rFonts w:ascii="Barlow Semi Condensed" w:cs="Barlow Semi Condensed" w:eastAsia="Barlow Semi Condensed" w:hAnsi="Barlow Semi Condensed"/>
           <w:sz w:val="24"/>
           <w:szCs w:val="24"/>
         </w:rPr>
@@ -497,7 +497,7 @@
       </w:pPr>
       <w:r>
         <w:rPr>
-          <w:rFonts w:ascii="Times New Roman" w:cs="Times New Roman" w:eastAsia="Times New Roman" w:hAnsi="Times New Roman"/>
+          <w:rFonts w:ascii="Barlow Semi Condensed" w:cs="Barlow Semi Condensed" w:eastAsia="Barlow Semi Condensed" w:hAnsi="Barlow Semi Condensed"/>
           <w:sz w:val="24"/>
           <w:szCs w:val="24"/>
         </w:rPr>
@@ -505,7 +505,7 @@
       </w:r>
       <w:r>
         <w:rPr>
-          <w:rFonts w:ascii="Times New Roman" w:cs="Times New Roman" w:eastAsia="Times New Roman" w:hAnsi="Times New Roman"/>
+          <w:rFonts w:ascii="Barlow Semi Condensed" w:cs="Barlow Semi Condensed" w:eastAsia="Barlow Semi Condensed" w:hAnsi="Barlow Semi Condensed"/>
           <w:b/>
           <w:bCs/>
           <w:sz w:val="24"/>
@@ -515,7 +515,7 @@
       </w:r>
       <w:r>
         <w:rPr>
-          <w:rFonts w:ascii="Times New Roman" w:cs="Times New Roman" w:eastAsia="Times New Roman" w:hAnsi="Times New Roman"/>
+          <w:rFonts w:ascii="Barlow Semi Condensed" w:cs="Barlow Semi Condensed" w:eastAsia="Barlow Semi Condensed" w:hAnsi="Barlow Semi Condensed"/>
           <w:sz w:val="24"/>
           <w:szCs w:val="24"/>
         </w:rPr>
@@ -523,7 +523,7 @@
       </w:r>
       <w:r>
         <w:rPr>
-          <w:rFonts w:ascii="Times New Roman" w:cs="Times New Roman" w:eastAsia="Times New Roman" w:hAnsi="Times New Roman"/>
+          <w:rFonts w:ascii="Barlow Semi Condensed" w:cs="Barlow Semi Condensed" w:eastAsia="Barlow Semi Condensed" w:hAnsi="Barlow Semi Condensed"/>
           <w:b/>
           <w:bCs/>
           <w:sz w:val="24"/>
@@ -533,7 +533,7 @@
       </w:r>
       <w:r>
         <w:rPr>
-          <w:rFonts w:ascii="Times New Roman" w:cs="Times New Roman" w:eastAsia="Times New Roman" w:hAnsi="Times New Roman"/>
+          <w:rFonts w:ascii="Barlow Semi Condensed" w:cs="Barlow Semi Condensed" w:eastAsia="Barlow Semi Condensed" w:hAnsi="Barlow Semi Condensed"/>
           <w:sz w:val="24"/>
           <w:szCs w:val="24"/>
         </w:rPr>
@@ -541,7 +541,7 @@
       </w:r>
       <w:r>
         <w:rPr>
-          <w:rFonts w:ascii="Times New Roman" w:cs="Times New Roman" w:eastAsia="Times New Roman" w:hAnsi="Times New Roman"/>
+          <w:rFonts w:ascii="Barlow Semi Condensed" w:cs="Barlow Semi Condensed" w:eastAsia="Barlow Semi Condensed" w:hAnsi="Barlow Semi Condensed"/>
           <w:b/>
           <w:bCs/>
           <w:sz w:val="24"/>
@@ -551,7 +551,7 @@
       </w:r>
       <w:r>
         <w:rPr>
-          <w:rFonts w:ascii="Times New Roman" w:cs="Times New Roman" w:eastAsia="Times New Roman" w:hAnsi="Times New Roman"/>
+          <w:rFonts w:ascii="Barlow Semi Condensed" w:cs="Barlow Semi Condensed" w:eastAsia="Barlow Semi Condensed" w:hAnsi="Barlow Semi Condensed"/>
           <w:sz w:val="24"/>
           <w:szCs w:val="24"/>
         </w:rPr>
@@ -559,7 +559,7 @@
       </w:r>
       <w:r>
         <w:rPr>
-          <w:rFonts w:ascii="Times New Roman" w:cs="Times New Roman" w:eastAsia="Times New Roman" w:hAnsi="Times New Roman"/>
+          <w:rFonts w:ascii="Barlow Semi Condensed" w:cs="Barlow Semi Condensed" w:eastAsia="Barlow Semi Condensed" w:hAnsi="Barlow Semi Condensed"/>
           <w:i/>
           <w:iCs/>
           <w:sz w:val="24"/>
@@ -569,7 +569,7 @@
       </w:r>
       <w:r>
         <w:rPr>
-          <w:rFonts w:ascii="Times New Roman" w:cs="Times New Roman" w:eastAsia="Times New Roman" w:hAnsi="Times New Roman"/>
+          <w:rFonts w:ascii="Barlow Semi Condensed" w:cs="Barlow Semi Condensed" w:eastAsia="Barlow Semi Condensed" w:hAnsi="Barlow Semi Condensed"/>
           <w:sz w:val="24"/>
           <w:szCs w:val="24"/>
         </w:rPr>
@@ -577,7 +577,7 @@
       </w:r>
       <w:r>
         <w:rPr>
-          <w:rFonts w:ascii="Times New Roman" w:cs="Times New Roman" w:eastAsia="Times New Roman" w:hAnsi="Times New Roman"/>
+          <w:rFonts w:ascii="Barlow Semi Condensed" w:cs="Barlow Semi Condensed" w:eastAsia="Barlow Semi Condensed" w:hAnsi="Barlow Semi Condensed"/>
           <w:b/>
           <w:bCs/>
           <w:sz w:val="24"/>
@@ -587,7 +587,7 @@
       </w:r>
       <w:r>
         <w:rPr>
-          <w:rFonts w:ascii="Times New Roman" w:cs="Times New Roman" w:eastAsia="Times New Roman" w:hAnsi="Times New Roman"/>
+          <w:rFonts w:ascii="Barlow Semi Condensed" w:cs="Barlow Semi Condensed" w:eastAsia="Barlow Semi Condensed" w:hAnsi="Barlow Semi Condensed"/>
           <w:sz w:val="24"/>
           <w:szCs w:val="24"/>
         </w:rPr>
@@ -595,7 +595,7 @@
       </w:r>
       <w:r>
         <w:rPr>
-          <w:rFonts w:ascii="Times New Roman" w:cs="Times New Roman" w:eastAsia="Times New Roman" w:hAnsi="Times New Roman"/>
+          <w:rFonts w:ascii="Barlow Semi Condensed" w:cs="Barlow Semi Condensed" w:eastAsia="Barlow Semi Condensed" w:hAnsi="Barlow Semi Condensed"/>
           <w:b/>
           <w:bCs/>
           <w:sz w:val="24"/>
@@ -605,7 +605,7 @@
       </w:r>
       <w:r>
         <w:rPr>
-          <w:rFonts w:ascii="Times New Roman" w:cs="Times New Roman" w:eastAsia="Times New Roman" w:hAnsi="Times New Roman"/>
+          <w:rFonts w:ascii="Barlow Semi Condensed" w:cs="Barlow Semi Condensed" w:eastAsia="Barlow Semi Condensed" w:hAnsi="Barlow Semi Condensed"/>
           <w:sz w:val="24"/>
           <w:szCs w:val="24"/>
         </w:rPr>
@@ -613,7 +613,7 @@
       </w:r>
       <w:r>
         <w:rPr>
-          <w:rFonts w:ascii="Times New Roman" w:cs="Times New Roman" w:eastAsia="Times New Roman" w:hAnsi="Times New Roman"/>
+          <w:rFonts w:ascii="Barlow Semi Condensed" w:cs="Barlow Semi Condensed" w:eastAsia="Barlow Semi Condensed" w:hAnsi="Barlow Semi Condensed"/>
           <w:b/>
           <w:bCs/>
           <w:sz w:val="24"/>
@@ -623,7 +623,7 @@
       </w:r>
       <w:r>
         <w:rPr>
-          <w:rFonts w:ascii="Times New Roman" w:cs="Times New Roman" w:eastAsia="Times New Roman" w:hAnsi="Times New Roman"/>
+          <w:rFonts w:ascii="Barlow Semi Condensed" w:cs="Barlow Semi Condensed" w:eastAsia="Barlow Semi Condensed" w:hAnsi="Barlow Semi Condensed"/>
           <w:sz w:val="24"/>
           <w:szCs w:val="24"/>
         </w:rPr>
@@ -637,7 +637,7 @@
       </w:pPr>
       <w:r>
         <w:rPr>
-          <w:rFonts w:ascii="Times New Roman" w:cs="Times New Roman" w:eastAsia="Times New Roman" w:hAnsi="Times New Roman"/>
+          <w:rFonts w:ascii="Barlow Semi Condensed" w:cs="Barlow Semi Condensed" w:eastAsia="Barlow Semi Condensed" w:hAnsi="Barlow Semi Condensed"/>
           <w:sz w:val="24"/>
           <w:szCs w:val="24"/>
         </w:rPr>
@@ -645,7 +645,7 @@
       </w:r>
       <w:r>
         <w:rPr>
-          <w:rFonts w:ascii="Times New Roman" w:cs="Times New Roman" w:eastAsia="Times New Roman" w:hAnsi="Times New Roman"/>
+          <w:rFonts w:ascii="Barlow Semi Condensed" w:cs="Barlow Semi Condensed" w:eastAsia="Barlow Semi Condensed" w:hAnsi="Barlow Semi Condensed"/>
           <w:b/>
           <w:bCs/>
           <w:sz w:val="24"/>
@@ -655,7 +655,7 @@
       </w:r>
       <w:r>
         <w:rPr>
-          <w:rFonts w:ascii="Times New Roman" w:cs="Times New Roman" w:eastAsia="Times New Roman" w:hAnsi="Times New Roman"/>
+          <w:rFonts w:ascii="Barlow Semi Condensed" w:cs="Barlow Semi Condensed" w:eastAsia="Barlow Semi Condensed" w:hAnsi="Barlow Semi Condensed"/>
           <w:sz w:val="24"/>
           <w:szCs w:val="24"/>
         </w:rPr>
@@ -663,7 +663,7 @@
       </w:r>
       <w:r>
         <w:rPr>
-          <w:rFonts w:ascii="Times New Roman" w:cs="Times New Roman" w:eastAsia="Times New Roman" w:hAnsi="Times New Roman"/>
+          <w:rFonts w:ascii="Barlow Semi Condensed" w:cs="Barlow Semi Condensed" w:eastAsia="Barlow Semi Condensed" w:hAnsi="Barlow Semi Condensed"/>
           <w:b/>
           <w:bCs/>
           <w:sz w:val="24"/>
@@ -673,7 +673,7 @@
       </w:r>
       <w:r>
         <w:rPr>
-          <w:rFonts w:ascii="Times New Roman" w:cs="Times New Roman" w:eastAsia="Times New Roman" w:hAnsi="Times New Roman"/>
+          <w:rFonts w:ascii="Barlow Semi Condensed" w:cs="Barlow Semi Condensed" w:eastAsia="Barlow Semi Condensed" w:hAnsi="Barlow Semi Condensed"/>
           <w:sz w:val="24"/>
           <w:szCs w:val="24"/>
         </w:rPr>
@@ -681,7 +681,7 @@
       </w:r>
       <w:r>
         <w:rPr>
-          <w:rFonts w:ascii="Times New Roman" w:cs="Times New Roman" w:eastAsia="Times New Roman" w:hAnsi="Times New Roman"/>
+          <w:rFonts w:ascii="Barlow Semi Condensed" w:cs="Barlow Semi Condensed" w:eastAsia="Barlow Semi Condensed" w:hAnsi="Barlow Semi Condensed"/>
           <w:b/>
           <w:bCs/>
           <w:sz w:val="24"/>
@@ -691,7 +691,7 @@
       </w:r>
       <w:r>
         <w:rPr>
-          <w:rFonts w:ascii="Times New Roman" w:cs="Times New Roman" w:eastAsia="Times New Roman" w:hAnsi="Times New Roman"/>
+          <w:rFonts w:ascii="Barlow Semi Condensed" w:cs="Barlow Semi Condensed" w:eastAsia="Barlow Semi Condensed" w:hAnsi="Barlow Semi Condensed"/>
           <w:sz w:val="24"/>
           <w:szCs w:val="24"/>
         </w:rPr>
@@ -699,7 +699,7 @@
       </w:r>
       <w:r>
         <w:rPr>
-          <w:rFonts w:ascii="Times New Roman" w:cs="Times New Roman" w:eastAsia="Times New Roman" w:hAnsi="Times New Roman"/>
+          <w:rFonts w:ascii="Barlow Semi Condensed" w:cs="Barlow Semi Condensed" w:eastAsia="Barlow Semi Condensed" w:hAnsi="Barlow Semi Condensed"/>
           <w:b/>
           <w:bCs/>
           <w:sz w:val="24"/>
@@ -709,7 +709,7 @@
       </w:r>
       <w:r>
         <w:rPr>
-          <w:rFonts w:ascii="Times New Roman" w:cs="Times New Roman" w:eastAsia="Times New Roman" w:hAnsi="Times New Roman"/>
+          <w:rFonts w:ascii="Barlow Semi Condensed" w:cs="Barlow Semi Condensed" w:eastAsia="Barlow Semi Condensed" w:hAnsi="Barlow Semi Condensed"/>
           <w:sz w:val="24"/>
           <w:szCs w:val="24"/>
         </w:rPr>
@@ -723,7 +723,7 @@
       </w:pPr>
       <w:r>
         <w:rPr>
-          <w:rFonts w:ascii="Times New Roman" w:cs="Times New Roman" w:eastAsia="Times New Roman" w:hAnsi="Times New Roman"/>
+          <w:rFonts w:ascii="Barlow Semi Condensed" w:cs="Barlow Semi Condensed" w:eastAsia="Barlow Semi Condensed" w:hAnsi="Barlow Semi Condensed"/>
           <w:sz w:val="24"/>
           <w:szCs w:val="24"/>
         </w:rPr>
@@ -731,7 +731,7 @@
       </w:r>
       <w:r>
         <w:rPr>
-          <w:rFonts w:ascii="Times New Roman" w:cs="Times New Roman" w:eastAsia="Times New Roman" w:hAnsi="Times New Roman"/>
+          <w:rFonts w:ascii="Barlow Semi Condensed" w:cs="Barlow Semi Condensed" w:eastAsia="Barlow Semi Condensed" w:hAnsi="Barlow Semi Condensed"/>
           <w:b/>
           <w:bCs/>
           <w:sz w:val="24"/>
@@ -741,7 +741,7 @@
       </w:r>
       <w:r>
         <w:rPr>
-          <w:rFonts w:ascii="Times New Roman" w:cs="Times New Roman" w:eastAsia="Times New Roman" w:hAnsi="Times New Roman"/>
+          <w:rFonts w:ascii="Barlow Semi Condensed" w:cs="Barlow Semi Condensed" w:eastAsia="Barlow Semi Condensed" w:hAnsi="Barlow Semi Condensed"/>
           <w:sz w:val="24"/>
           <w:szCs w:val="24"/>
         </w:rPr>
@@ -749,7 +749,7 @@
       </w:r>
       <w:r>
         <w:rPr>
-          <w:rFonts w:ascii="Times New Roman" w:cs="Times New Roman" w:eastAsia="Times New Roman" w:hAnsi="Times New Roman"/>
+          <w:rFonts w:ascii="Barlow Semi Condensed" w:cs="Barlow Semi Condensed" w:eastAsia="Barlow Semi Condensed" w:hAnsi="Barlow Semi Condensed"/>
           <w:b/>
           <w:bCs/>
           <w:sz w:val="24"/>
@@ -759,7 +759,7 @@
       </w:r>
       <w:r>
         <w:rPr>
-          <w:rFonts w:ascii="Times New Roman" w:cs="Times New Roman" w:eastAsia="Times New Roman" w:hAnsi="Times New Roman"/>
+          <w:rFonts w:ascii="Barlow Semi Condensed" w:cs="Barlow Semi Condensed" w:eastAsia="Barlow Semi Condensed" w:hAnsi="Barlow Semi Condensed"/>
           <w:sz w:val="24"/>
           <w:szCs w:val="24"/>
         </w:rPr>
@@ -773,7 +773,7 @@
       </w:pPr>
       <w:r>
         <w:rPr>
-          <w:rFonts w:ascii="Times New Roman" w:cs="Times New Roman" w:eastAsia="Times New Roman" w:hAnsi="Times New Roman"/>
+          <w:rFonts w:ascii="Barlow Semi Condensed" w:cs="Barlow Semi Condensed" w:eastAsia="Barlow Semi Condensed" w:hAnsi="Barlow Semi Condensed"/>
           <w:sz w:val="24"/>
           <w:szCs w:val="24"/>
         </w:rPr>
@@ -787,7 +787,7 @@
       </w:pPr>
       <w:r>
         <w:rPr>
-          <w:rFonts w:ascii="Times New Roman" w:cs="Times New Roman" w:eastAsia="Times New Roman" w:hAnsi="Times New Roman"/>
+          <w:rFonts w:ascii="Barlow Semi Condensed" w:cs="Barlow Semi Condensed" w:eastAsia="Barlow Semi Condensed" w:hAnsi="Barlow Semi Condensed"/>
           <w:sz w:val="24"/>
           <w:szCs w:val="24"/>
         </w:rPr>
@@ -795,7 +795,7 @@
       </w:r>
       <w:r>
         <w:rPr>
-          <w:rFonts w:ascii="Times New Roman" w:cs="Times New Roman" w:eastAsia="Times New Roman" w:hAnsi="Times New Roman"/>
+          <w:rFonts w:ascii="Barlow Semi Condensed" w:cs="Barlow Semi Condensed" w:eastAsia="Barlow Semi Condensed" w:hAnsi="Barlow Semi Condensed"/>
           <w:b/>
           <w:bCs/>
           <w:sz w:val="24"/>
@@ -805,7 +805,7 @@
       </w:r>
       <w:r>
         <w:rPr>
-          <w:rFonts w:ascii="Times New Roman" w:cs="Times New Roman" w:eastAsia="Times New Roman" w:hAnsi="Times New Roman"/>
+          <w:rFonts w:ascii="Barlow Semi Condensed" w:cs="Barlow Semi Condensed" w:eastAsia="Barlow Semi Condensed" w:hAnsi="Barlow Semi Condensed"/>
           <w:sz w:val="24"/>
           <w:szCs w:val="24"/>
         </w:rPr>
@@ -820,7 +820,7 @@
       </w:pPr>
       <w:r>
         <w:rPr>
-          <w:rFonts w:ascii="Times New Roman" w:cs="Times New Roman" w:eastAsia="Times New Roman" w:hAnsi="Times New Roman"/>
+          <w:rFonts w:ascii="Barlow Semi Condensed" w:cs="Barlow Semi Condensed" w:eastAsia="Barlow Semi Condensed" w:hAnsi="Barlow Semi Condensed"/>
           <w:sz w:val="24"/>
           <w:szCs w:val="24"/>
         </w:rPr>
@@ -828,7 +828,7 @@
       </w:r>
       <w:r>
         <w:rPr>
-          <w:rFonts w:ascii="Times New Roman" w:cs="Times New Roman" w:eastAsia="Times New Roman" w:hAnsi="Times New Roman"/>
+          <w:rFonts w:ascii="Barlow Semi Condensed" w:cs="Barlow Semi Condensed" w:eastAsia="Barlow Semi Condensed" w:hAnsi="Barlow Semi Condensed"/>
           <w:b/>
           <w:bCs/>
           <w:sz w:val="24"/>
@@ -838,7 +838,7 @@
       </w:r>
       <w:r>
         <w:rPr>
-          <w:rFonts w:ascii="Times New Roman" w:cs="Times New Roman" w:eastAsia="Times New Roman" w:hAnsi="Times New Roman"/>
+          <w:rFonts w:ascii="Barlow Semi Condensed" w:cs="Barlow Semi Condensed" w:eastAsia="Barlow Semi Condensed" w:hAnsi="Barlow Semi Condensed"/>
           <w:sz w:val="24"/>
           <w:szCs w:val="24"/>
         </w:rPr>
@@ -846,7 +846,7 @@
       </w:r>
       <w:r>
         <w:rPr>
-          <w:rFonts w:ascii="Times New Roman" w:cs="Times New Roman" w:eastAsia="Times New Roman" w:hAnsi="Times New Roman"/>
+          <w:rFonts w:ascii="Barlow Semi Condensed" w:cs="Barlow Semi Condensed" w:eastAsia="Barlow Semi Condensed" w:hAnsi="Barlow Semi Condensed"/>
           <w:b/>
           <w:bCs/>
           <w:sz w:val="24"/>
@@ -856,7 +856,7 @@
       </w:r>
       <w:r>
         <w:rPr>
-          <w:rFonts w:ascii="Times New Roman" w:cs="Times New Roman" w:eastAsia="Times New Roman" w:hAnsi="Times New Roman"/>
+          <w:rFonts w:ascii="Barlow Semi Condensed" w:cs="Barlow Semi Condensed" w:eastAsia="Barlow Semi Condensed" w:hAnsi="Barlow Semi Condensed"/>
           <w:sz w:val="24"/>
           <w:szCs w:val="24"/>
         </w:rPr>
@@ -871,7 +871,7 @@
       </w:pPr>
       <w:r>
         <w:rPr>
-          <w:rFonts w:ascii="Times New Roman" w:cs="Times New Roman" w:eastAsia="Times New Roman" w:hAnsi="Times New Roman"/>
+          <w:rFonts w:ascii="Barlow Semi Condensed" w:cs="Barlow Semi Condensed" w:eastAsia="Barlow Semi Condensed" w:hAnsi="Barlow Semi Condensed"/>
           <w:sz w:val="24"/>
           <w:szCs w:val="24"/>
         </w:rPr>
@@ -879,7 +879,7 @@
       </w:r>
       <w:r>
         <w:rPr>
-          <w:rFonts w:ascii="Times New Roman" w:cs="Times New Roman" w:eastAsia="Times New Roman" w:hAnsi="Times New Roman"/>
+          <w:rFonts w:ascii="Barlow Semi Condensed" w:cs="Barlow Semi Condensed" w:eastAsia="Barlow Semi Condensed" w:hAnsi="Barlow Semi Condensed"/>
           <w:b/>
           <w:bCs/>
           <w:sz w:val="24"/>
@@ -889,7 +889,7 @@
       </w:r>
       <w:r>
         <w:rPr>
-          <w:rFonts w:ascii="Times New Roman" w:cs="Times New Roman" w:eastAsia="Times New Roman" w:hAnsi="Times New Roman"/>
+          <w:rFonts w:ascii="Barlow Semi Condensed" w:cs="Barlow Semi Condensed" w:eastAsia="Barlow Semi Condensed" w:hAnsi="Barlow Semi Condensed"/>
           <w:sz w:val="24"/>
           <w:szCs w:val="24"/>
         </w:rPr>
@@ -897,7 +897,7 @@
       </w:r>
       <w:r>
         <w:rPr>
-          <w:rFonts w:ascii="Times New Roman" w:cs="Times New Roman" w:eastAsia="Times New Roman" w:hAnsi="Times New Roman"/>
+          <w:rFonts w:ascii="Barlow Semi Condensed" w:cs="Barlow Semi Condensed" w:eastAsia="Barlow Semi Condensed" w:hAnsi="Barlow Semi Condensed"/>
           <w:b/>
           <w:bCs/>
           <w:sz w:val="24"/>
@@ -907,7 +907,7 @@
       </w:r>
       <w:r>
         <w:rPr>
-          <w:rFonts w:ascii="Times New Roman" w:cs="Times New Roman" w:eastAsia="Times New Roman" w:hAnsi="Times New Roman"/>
+          <w:rFonts w:ascii="Barlow Semi Condensed" w:cs="Barlow Semi Condensed" w:eastAsia="Barlow Semi Condensed" w:hAnsi="Barlow Semi Condensed"/>
           <w:sz w:val="24"/>
           <w:szCs w:val="24"/>
         </w:rPr>
@@ -922,7 +922,7 @@
       </w:pPr>
       <w:r>
         <w:rPr>
-          <w:rFonts w:ascii="Times New Roman" w:cs="Times New Roman" w:eastAsia="Times New Roman" w:hAnsi="Times New Roman"/>
+          <w:rFonts w:ascii="Barlow Semi Condensed" w:cs="Barlow Semi Condensed" w:eastAsia="Barlow Semi Condensed" w:hAnsi="Barlow Semi Condensed"/>
           <w:sz w:val="24"/>
           <w:szCs w:val="24"/>
         </w:rPr>
@@ -930,7 +930,7 @@
       </w:r>
       <w:r>
         <w:rPr>
-          <w:rFonts w:ascii="Times New Roman" w:cs="Times New Roman" w:eastAsia="Times New Roman" w:hAnsi="Times New Roman"/>
+          <w:rFonts w:ascii="Barlow Semi Condensed" w:cs="Barlow Semi Condensed" w:eastAsia="Barlow Semi Condensed" w:hAnsi="Barlow Semi Condensed"/>
           <w:b/>
           <w:bCs/>
           <w:sz w:val="24"/>
@@ -940,7 +940,7 @@
       </w:r>
       <w:r>
         <w:rPr>
-          <w:rFonts w:ascii="Times New Roman" w:cs="Times New Roman" w:eastAsia="Times New Roman" w:hAnsi="Times New Roman"/>
+          <w:rFonts w:ascii="Barlow Semi Condensed" w:cs="Barlow Semi Condensed" w:eastAsia="Barlow Semi Condensed" w:hAnsi="Barlow Semi Condensed"/>
           <w:sz w:val="24"/>
           <w:szCs w:val="24"/>
         </w:rPr>
@@ -955,7 +955,7 @@
       </w:pPr>
       <w:r>
         <w:rPr>
-          <w:rFonts w:ascii="Times New Roman" w:cs="Times New Roman" w:eastAsia="Times New Roman" w:hAnsi="Times New Roman"/>
+          <w:rFonts w:ascii="Barlow Semi Condensed" w:cs="Barlow Semi Condensed" w:eastAsia="Barlow Semi Condensed" w:hAnsi="Barlow Semi Condensed"/>
           <w:sz w:val="24"/>
           <w:szCs w:val="24"/>
         </w:rPr>
@@ -963,7 +963,7 @@
       </w:r>
       <w:r>
         <w:rPr>
-          <w:rFonts w:ascii="Times New Roman" w:cs="Times New Roman" w:eastAsia="Times New Roman" w:hAnsi="Times New Roman"/>
+          <w:rFonts w:ascii="Barlow Semi Condensed" w:cs="Barlow Semi Condensed" w:eastAsia="Barlow Semi Condensed" w:hAnsi="Barlow Semi Condensed"/>
           <w:b/>
           <w:bCs/>
           <w:sz w:val="24"/>
@@ -973,7 +973,7 @@
       </w:r>
       <w:r>
         <w:rPr>
-          <w:rFonts w:ascii="Times New Roman" w:cs="Times New Roman" w:eastAsia="Times New Roman" w:hAnsi="Times New Roman"/>
+          <w:rFonts w:ascii="Barlow Semi Condensed" w:cs="Barlow Semi Condensed" w:eastAsia="Barlow Semi Condensed" w:hAnsi="Barlow Semi Condensed"/>
           <w:sz w:val="24"/>
           <w:szCs w:val="24"/>
         </w:rPr>
@@ -981,7 +981,7 @@
       </w:r>
       <w:r>
         <w:rPr>
-          <w:rFonts w:ascii="Times New Roman" w:cs="Times New Roman" w:eastAsia="Times New Roman" w:hAnsi="Times New Roman"/>
+          <w:rFonts w:ascii="Barlow Semi Condensed" w:cs="Barlow Semi Condensed" w:eastAsia="Barlow Semi Condensed" w:hAnsi="Barlow Semi Condensed"/>
           <w:b/>
           <w:bCs/>
           <w:sz w:val="24"/>
@@ -991,7 +991,7 @@
       </w:r>
       <w:r>
         <w:rPr>
-          <w:rFonts w:ascii="Times New Roman" w:cs="Times New Roman" w:eastAsia="Times New Roman" w:hAnsi="Times New Roman"/>
+          <w:rFonts w:ascii="Barlow Semi Condensed" w:cs="Barlow Semi Condensed" w:eastAsia="Barlow Semi Condensed" w:hAnsi="Barlow Semi Condensed"/>
           <w:sz w:val="24"/>
           <w:szCs w:val="24"/>
         </w:rPr>
@@ -999,7 +999,7 @@
       </w:r>
       <w:r>
         <w:rPr>
-          <w:rFonts w:ascii="Times New Roman" w:cs="Times New Roman" w:eastAsia="Times New Roman" w:hAnsi="Times New Roman"/>
+          <w:rFonts w:ascii="Barlow Semi Condensed" w:cs="Barlow Semi Condensed" w:eastAsia="Barlow Semi Condensed" w:hAnsi="Barlow Semi Condensed"/>
           <w:b/>
           <w:bCs/>
           <w:sz w:val="24"/>
@@ -1009,7 +1009,7 @@
       </w:r>
       <w:r>
         <w:rPr>
-          <w:rFonts w:ascii="Times New Roman" w:cs="Times New Roman" w:eastAsia="Times New Roman" w:hAnsi="Times New Roman"/>
+          <w:rFonts w:ascii="Barlow Semi Condensed" w:cs="Barlow Semi Condensed" w:eastAsia="Barlow Semi Condensed" w:hAnsi="Barlow Semi Condensed"/>
           <w:sz w:val="24"/>
           <w:szCs w:val="24"/>
         </w:rPr>
@@ -1023,7 +1023,7 @@
       </w:pPr>
       <w:r>
         <w:rPr>
-          <w:rFonts w:ascii="Times New Roman" w:cs="Times New Roman" w:eastAsia="Times New Roman" w:hAnsi="Times New Roman"/>
+          <w:rFonts w:ascii="Barlow Semi Condensed" w:cs="Barlow Semi Condensed" w:eastAsia="Barlow Semi Condensed" w:hAnsi="Barlow Semi Condensed"/>
           <w:sz w:val="24"/>
           <w:szCs w:val="24"/>
         </w:rPr>
@@ -1037,7 +1037,7 @@
       </w:pPr>
       <w:r>
         <w:rPr>
-          <w:rFonts w:ascii="Times New Roman" w:cs="Times New Roman" w:eastAsia="Times New Roman" w:hAnsi="Times New Roman"/>
+          <w:rFonts w:ascii="Barlow Semi Condensed" w:cs="Barlow Semi Condensed" w:eastAsia="Barlow Semi Condensed" w:hAnsi="Barlow Semi Condensed"/>
           <w:sz w:val="24"/>
           <w:szCs w:val="24"/>
         </w:rPr>
@@ -1045,7 +1045,7 @@
       </w:r>
       <w:r>
         <w:rPr>
-          <w:rFonts w:ascii="Times New Roman" w:cs="Times New Roman" w:eastAsia="Times New Roman" w:hAnsi="Times New Roman"/>
+          <w:rFonts w:ascii="Barlow Semi Condensed" w:cs="Barlow Semi Condensed" w:eastAsia="Barlow Semi Condensed" w:hAnsi="Barlow Semi Condensed"/>
           <w:b/>
           <w:bCs/>
           <w:sz w:val="24"/>
@@ -1055,7 +1055,7 @@
       </w:r>
       <w:r>
         <w:rPr>
-          <w:rFonts w:ascii="Times New Roman" w:cs="Times New Roman" w:eastAsia="Times New Roman" w:hAnsi="Times New Roman"/>
+          <w:rFonts w:ascii="Barlow Semi Condensed" w:cs="Barlow Semi Condensed" w:eastAsia="Barlow Semi Condensed" w:hAnsi="Barlow Semi Condensed"/>
           <w:sz w:val="24"/>
           <w:szCs w:val="24"/>
         </w:rPr>
@@ -1063,7 +1063,7 @@
       </w:r>
       <w:r>
         <w:rPr>
-          <w:rFonts w:ascii="Times New Roman" w:cs="Times New Roman" w:eastAsia="Times New Roman" w:hAnsi="Times New Roman"/>
+          <w:rFonts w:ascii="Barlow Semi Condensed" w:cs="Barlow Semi Condensed" w:eastAsia="Barlow Semi Condensed" w:hAnsi="Barlow Semi Condensed"/>
           <w:b/>
           <w:bCs/>
           <w:sz w:val="24"/>
@@ -1073,7 +1073,7 @@
       </w:r>
       <w:r>
         <w:rPr>
-          <w:rFonts w:ascii="Times New Roman" w:cs="Times New Roman" w:eastAsia="Times New Roman" w:hAnsi="Times New Roman"/>
+          <w:rFonts w:ascii="Barlow Semi Condensed" w:cs="Barlow Semi Condensed" w:eastAsia="Barlow Semi Condensed" w:hAnsi="Barlow Semi Condensed"/>
           <w:sz w:val="24"/>
           <w:szCs w:val="24"/>
         </w:rPr>
@@ -1081,7 +1081,7 @@
       </w:r>
       <w:r>
         <w:rPr>
-          <w:rFonts w:ascii="Times New Roman" w:cs="Times New Roman" w:eastAsia="Times New Roman" w:hAnsi="Times New Roman"/>
+          <w:rFonts w:ascii="Barlow Semi Condensed" w:cs="Barlow Semi Condensed" w:eastAsia="Barlow Semi Condensed" w:hAnsi="Barlow Semi Condensed"/>
           <w:b/>
           <w:bCs/>
           <w:sz w:val="24"/>
@@ -1091,7 +1091,7 @@
       </w:r>
       <w:r>
         <w:rPr>
-          <w:rFonts w:ascii="Times New Roman" w:cs="Times New Roman" w:eastAsia="Times New Roman" w:hAnsi="Times New Roman"/>
+          <w:rFonts w:ascii="Barlow Semi Condensed" w:cs="Barlow Semi Condensed" w:eastAsia="Barlow Semi Condensed" w:hAnsi="Barlow Semi Condensed"/>
           <w:sz w:val="24"/>
           <w:szCs w:val="24"/>
         </w:rPr>
@@ -1124,11 +1124,11 @@
           <w:p>
             <w:pPr>
               <w:spacing w:after="20" w:before="20"/>
-              <w:jc w:val="left"/>
-            </w:pPr>
-            <w:r>
-              <w:rPr>
-                <w:rFonts w:ascii="Times New Roman" w:cs="Times New Roman" w:eastAsia="Times New Roman" w:hAnsi="Times New Roman"/>
+              <w:jc w:val="both"/>
+            </w:pPr>
+            <w:r>
+              <w:rPr>
+                <w:rFonts w:ascii="Barlow Semi Condensed" w:cs="Barlow Semi Condensed" w:eastAsia="Barlow Semi Condensed" w:hAnsi="Barlow Semi Condensed"/>
                 <w:b/>
                 <w:bCs/>
                 <w:color w:val="FFFFFF"/>
@@ -1147,11 +1147,11 @@
           <w:p>
             <w:pPr>
               <w:spacing w:after="20" w:before="20"/>
-              <w:jc w:val="left"/>
-            </w:pPr>
-            <w:r>
-              <w:rPr>
-                <w:rFonts w:ascii="Times New Roman" w:cs="Times New Roman" w:eastAsia="Times New Roman" w:hAnsi="Times New Roman"/>
+              <w:jc w:val="both"/>
+            </w:pPr>
+            <w:r>
+              <w:rPr>
+                <w:rFonts w:ascii="Barlow Semi Condensed" w:cs="Barlow Semi Condensed" w:eastAsia="Barlow Semi Condensed" w:hAnsi="Barlow Semi Condensed"/>
                 <w:b/>
                 <w:bCs/>
                 <w:color w:val="FFFFFF"/>
@@ -1170,11 +1170,11 @@
           <w:p>
             <w:pPr>
               <w:spacing w:after="20" w:before="20"/>
-              <w:jc w:val="left"/>
-            </w:pPr>
-            <w:r>
-              <w:rPr>
-                <w:rFonts w:ascii="Times New Roman" w:cs="Times New Roman" w:eastAsia="Times New Roman" w:hAnsi="Times New Roman"/>
+              <w:jc w:val="both"/>
+            </w:pPr>
+            <w:r>
+              <w:rPr>
+                <w:rFonts w:ascii="Barlow Semi Condensed" w:cs="Barlow Semi Condensed" w:eastAsia="Barlow Semi Condensed" w:hAnsi="Barlow Semi Condensed"/>
                 <w:b/>
                 <w:bCs/>
                 <w:color w:val="FFFFFF"/>
@@ -1194,11 +1194,11 @@
           <w:p>
             <w:pPr>
               <w:spacing w:after="20" w:before="20"/>
-              <w:jc w:val="left"/>
-            </w:pPr>
-            <w:r>
-              <w:rPr>
-                <w:rFonts w:ascii="Times New Roman" w:cs="Times New Roman" w:eastAsia="Times New Roman" w:hAnsi="Times New Roman"/>
+              <w:jc w:val="both"/>
+            </w:pPr>
+            <w:r>
+              <w:rPr>
+                <w:rFonts w:ascii="Barlow Semi Condensed" w:cs="Barlow Semi Condensed" w:eastAsia="Barlow Semi Condensed" w:hAnsi="Barlow Semi Condensed"/>
                 <w:b/>
                 <w:bCs/>
                 <w:sz w:val="20"/>
@@ -1215,11 +1215,11 @@
           <w:p>
             <w:pPr>
               <w:spacing w:after="20" w:before="20"/>
-              <w:jc w:val="left"/>
-            </w:pPr>
-            <w:r>
-              <w:rPr>
-                <w:rFonts w:ascii="Times New Roman" w:cs="Times New Roman" w:eastAsia="Times New Roman" w:hAnsi="Times New Roman"/>
+              <w:jc w:val="both"/>
+            </w:pPr>
+            <w:r>
+              <w:rPr>
+                <w:rFonts w:ascii="Barlow Semi Condensed" w:cs="Barlow Semi Condensed" w:eastAsia="Barlow Semi Condensed" w:hAnsi="Barlow Semi Condensed"/>
                 <w:sz w:val="20"/>
                 <w:szCs w:val="20"/>
               </w:rPr>
@@ -1234,11 +1234,11 @@
           <w:p>
             <w:pPr>
               <w:spacing w:after="20" w:before="20"/>
-              <w:jc w:val="left"/>
-            </w:pPr>
-            <w:r>
-              <w:rPr>
-                <w:rFonts w:ascii="Times New Roman" w:cs="Times New Roman" w:eastAsia="Times New Roman" w:hAnsi="Times New Roman"/>
+              <w:jc w:val="both"/>
+            </w:pPr>
+            <w:r>
+              <w:rPr>
+                <w:rFonts w:ascii="Barlow Semi Condensed" w:cs="Barlow Semi Condensed" w:eastAsia="Barlow Semi Condensed" w:hAnsi="Barlow Semi Condensed"/>
                 <w:sz w:val="20"/>
                 <w:szCs w:val="20"/>
               </w:rPr>
@@ -1255,11 +1255,11 @@
           <w:p>
             <w:pPr>
               <w:spacing w:after="20" w:before="20"/>
-              <w:jc w:val="left"/>
-            </w:pPr>
-            <w:r>
-              <w:rPr>
-                <w:rFonts w:ascii="Times New Roman" w:cs="Times New Roman" w:eastAsia="Times New Roman" w:hAnsi="Times New Roman"/>
+              <w:jc w:val="both"/>
+            </w:pPr>
+            <w:r>
+              <w:rPr>
+                <w:rFonts w:ascii="Barlow Semi Condensed" w:cs="Barlow Semi Condensed" w:eastAsia="Barlow Semi Condensed" w:hAnsi="Barlow Semi Condensed"/>
                 <w:b/>
                 <w:bCs/>
                 <w:sz w:val="20"/>
@@ -1276,11 +1276,11 @@
           <w:p>
             <w:pPr>
               <w:spacing w:after="20" w:before="20"/>
-              <w:jc w:val="left"/>
-            </w:pPr>
-            <w:r>
-              <w:rPr>
-                <w:rFonts w:ascii="Times New Roman" w:cs="Times New Roman" w:eastAsia="Times New Roman" w:hAnsi="Times New Roman"/>
+              <w:jc w:val="both"/>
+            </w:pPr>
+            <w:r>
+              <w:rPr>
+                <w:rFonts w:ascii="Barlow Semi Condensed" w:cs="Barlow Semi Condensed" w:eastAsia="Barlow Semi Condensed" w:hAnsi="Barlow Semi Condensed"/>
                 <w:sz w:val="20"/>
                 <w:szCs w:val="20"/>
               </w:rPr>
@@ -1295,11 +1295,11 @@
           <w:p>
             <w:pPr>
               <w:spacing w:after="20" w:before="20"/>
-              <w:jc w:val="left"/>
-            </w:pPr>
-            <w:r>
-              <w:rPr>
-                <w:rFonts w:ascii="Times New Roman" w:cs="Times New Roman" w:eastAsia="Times New Roman" w:hAnsi="Times New Roman"/>
+              <w:jc w:val="both"/>
+            </w:pPr>
+            <w:r>
+              <w:rPr>
+                <w:rFonts w:ascii="Barlow Semi Condensed" w:cs="Barlow Semi Condensed" w:eastAsia="Barlow Semi Condensed" w:hAnsi="Barlow Semi Condensed"/>
                 <w:sz w:val="20"/>
                 <w:szCs w:val="20"/>
               </w:rPr>
@@ -1316,11 +1316,11 @@
           <w:p>
             <w:pPr>
               <w:spacing w:after="20" w:before="20"/>
-              <w:jc w:val="left"/>
-            </w:pPr>
-            <w:r>
-              <w:rPr>
-                <w:rFonts w:ascii="Times New Roman" w:cs="Times New Roman" w:eastAsia="Times New Roman" w:hAnsi="Times New Roman"/>
+              <w:jc w:val="both"/>
+            </w:pPr>
+            <w:r>
+              <w:rPr>
+                <w:rFonts w:ascii="Barlow Semi Condensed" w:cs="Barlow Semi Condensed" w:eastAsia="Barlow Semi Condensed" w:hAnsi="Barlow Semi Condensed"/>
                 <w:b/>
                 <w:bCs/>
                 <w:sz w:val="20"/>
@@ -1337,11 +1337,11 @@
           <w:p>
             <w:pPr>
               <w:spacing w:after="20" w:before="20"/>
-              <w:jc w:val="left"/>
-            </w:pPr>
-            <w:r>
-              <w:rPr>
-                <w:rFonts w:ascii="Times New Roman" w:cs="Times New Roman" w:eastAsia="Times New Roman" w:hAnsi="Times New Roman"/>
+              <w:jc w:val="both"/>
+            </w:pPr>
+            <w:r>
+              <w:rPr>
+                <w:rFonts w:ascii="Barlow Semi Condensed" w:cs="Barlow Semi Condensed" w:eastAsia="Barlow Semi Condensed" w:hAnsi="Barlow Semi Condensed"/>
                 <w:sz w:val="20"/>
                 <w:szCs w:val="20"/>
               </w:rPr>
@@ -1356,11 +1356,11 @@
           <w:p>
             <w:pPr>
               <w:spacing w:after="20" w:before="20"/>
-              <w:jc w:val="left"/>
-            </w:pPr>
-            <w:r>
-              <w:rPr>
-                <w:rFonts w:ascii="Times New Roman" w:cs="Times New Roman" w:eastAsia="Times New Roman" w:hAnsi="Times New Roman"/>
+              <w:jc w:val="both"/>
+            </w:pPr>
+            <w:r>
+              <w:rPr>
+                <w:rFonts w:ascii="Barlow Semi Condensed" w:cs="Barlow Semi Condensed" w:eastAsia="Barlow Semi Condensed" w:hAnsi="Barlow Semi Condensed"/>
                 <w:sz w:val="20"/>
                 <w:szCs w:val="20"/>
               </w:rPr>
@@ -1377,11 +1377,11 @@
           <w:p>
             <w:pPr>
               <w:spacing w:after="20" w:before="20"/>
-              <w:jc w:val="left"/>
-            </w:pPr>
-            <w:r>
-              <w:rPr>
-                <w:rFonts w:ascii="Times New Roman" w:cs="Times New Roman" w:eastAsia="Times New Roman" w:hAnsi="Times New Roman"/>
+              <w:jc w:val="both"/>
+            </w:pPr>
+            <w:r>
+              <w:rPr>
+                <w:rFonts w:ascii="Barlow Semi Condensed" w:cs="Barlow Semi Condensed" w:eastAsia="Barlow Semi Condensed" w:hAnsi="Barlow Semi Condensed"/>
                 <w:b/>
                 <w:bCs/>
                 <w:sz w:val="20"/>
@@ -1398,11 +1398,11 @@
           <w:p>
             <w:pPr>
               <w:spacing w:after="20" w:before="20"/>
-              <w:jc w:val="left"/>
-            </w:pPr>
-            <w:r>
-              <w:rPr>
-                <w:rFonts w:ascii="Times New Roman" w:cs="Times New Roman" w:eastAsia="Times New Roman" w:hAnsi="Times New Roman"/>
+              <w:jc w:val="both"/>
+            </w:pPr>
+            <w:r>
+              <w:rPr>
+                <w:rFonts w:ascii="Barlow Semi Condensed" w:cs="Barlow Semi Condensed" w:eastAsia="Barlow Semi Condensed" w:hAnsi="Barlow Semi Condensed"/>
                 <w:sz w:val="20"/>
                 <w:szCs w:val="20"/>
               </w:rPr>
@@ -1417,11 +1417,11 @@
           <w:p>
             <w:pPr>
               <w:spacing w:after="20" w:before="20"/>
-              <w:jc w:val="left"/>
-            </w:pPr>
-            <w:r>
-              <w:rPr>
-                <w:rFonts w:ascii="Times New Roman" w:cs="Times New Roman" w:eastAsia="Times New Roman" w:hAnsi="Times New Roman"/>
+              <w:jc w:val="both"/>
+            </w:pPr>
+            <w:r>
+              <w:rPr>
+                <w:rFonts w:ascii="Barlow Semi Condensed" w:cs="Barlow Semi Condensed" w:eastAsia="Barlow Semi Condensed" w:hAnsi="Barlow Semi Condensed"/>
                 <w:sz w:val="20"/>
                 <w:szCs w:val="20"/>
               </w:rPr>
@@ -1438,11 +1438,11 @@
           <w:p>
             <w:pPr>
               <w:spacing w:after="20" w:before="20"/>
-              <w:jc w:val="left"/>
-            </w:pPr>
-            <w:r>
-              <w:rPr>
-                <w:rFonts w:ascii="Times New Roman" w:cs="Times New Roman" w:eastAsia="Times New Roman" w:hAnsi="Times New Roman"/>
+              <w:jc w:val="both"/>
+            </w:pPr>
+            <w:r>
+              <w:rPr>
+                <w:rFonts w:ascii="Barlow Semi Condensed" w:cs="Barlow Semi Condensed" w:eastAsia="Barlow Semi Condensed" w:hAnsi="Barlow Semi Condensed"/>
                 <w:b/>
                 <w:bCs/>
                 <w:sz w:val="20"/>
@@ -1459,11 +1459,11 @@
           <w:p>
             <w:pPr>
               <w:spacing w:after="20" w:before="20"/>
-              <w:jc w:val="left"/>
-            </w:pPr>
-            <w:r>
-              <w:rPr>
-                <w:rFonts w:ascii="Times New Roman" w:cs="Times New Roman" w:eastAsia="Times New Roman" w:hAnsi="Times New Roman"/>
+              <w:jc w:val="both"/>
+            </w:pPr>
+            <w:r>
+              <w:rPr>
+                <w:rFonts w:ascii="Barlow Semi Condensed" w:cs="Barlow Semi Condensed" w:eastAsia="Barlow Semi Condensed" w:hAnsi="Barlow Semi Condensed"/>
                 <w:sz w:val="20"/>
                 <w:szCs w:val="20"/>
               </w:rPr>
@@ -1478,11 +1478,11 @@
           <w:p>
             <w:pPr>
               <w:spacing w:after="20" w:before="20"/>
-              <w:jc w:val="left"/>
-            </w:pPr>
-            <w:r>
-              <w:rPr>
-                <w:rFonts w:ascii="Times New Roman" w:cs="Times New Roman" w:eastAsia="Times New Roman" w:hAnsi="Times New Roman"/>
+              <w:jc w:val="both"/>
+            </w:pPr>
+            <w:r>
+              <w:rPr>
+                <w:rFonts w:ascii="Barlow Semi Condensed" w:cs="Barlow Semi Condensed" w:eastAsia="Barlow Semi Condensed" w:hAnsi="Barlow Semi Condensed"/>
                 <w:sz w:val="20"/>
                 <w:szCs w:val="20"/>
               </w:rPr>
@@ -1499,11 +1499,11 @@
           <w:p>
             <w:pPr>
               <w:spacing w:after="20" w:before="20"/>
-              <w:jc w:val="left"/>
-            </w:pPr>
-            <w:r>
-              <w:rPr>
-                <w:rFonts w:ascii="Times New Roman" w:cs="Times New Roman" w:eastAsia="Times New Roman" w:hAnsi="Times New Roman"/>
+              <w:jc w:val="both"/>
+            </w:pPr>
+            <w:r>
+              <w:rPr>
+                <w:rFonts w:ascii="Barlow Semi Condensed" w:cs="Barlow Semi Condensed" w:eastAsia="Barlow Semi Condensed" w:hAnsi="Barlow Semi Condensed"/>
                 <w:b/>
                 <w:bCs/>
                 <w:sz w:val="20"/>
@@ -1520,11 +1520,11 @@
           <w:p>
             <w:pPr>
               <w:spacing w:after="20" w:before="20"/>
-              <w:jc w:val="left"/>
-            </w:pPr>
-            <w:r>
-              <w:rPr>
-                <w:rFonts w:ascii="Times New Roman" w:cs="Times New Roman" w:eastAsia="Times New Roman" w:hAnsi="Times New Roman"/>
+              <w:jc w:val="both"/>
+            </w:pPr>
+            <w:r>
+              <w:rPr>
+                <w:rFonts w:ascii="Barlow Semi Condensed" w:cs="Barlow Semi Condensed" w:eastAsia="Barlow Semi Condensed" w:hAnsi="Barlow Semi Condensed"/>
                 <w:sz w:val="20"/>
                 <w:szCs w:val="20"/>
               </w:rPr>
@@ -1539,11 +1539,11 @@
           <w:p>
             <w:pPr>
               <w:spacing w:after="20" w:before="20"/>
-              <w:jc w:val="left"/>
-            </w:pPr>
-            <w:r>
-              <w:rPr>
-                <w:rFonts w:ascii="Times New Roman" w:cs="Times New Roman" w:eastAsia="Times New Roman" w:hAnsi="Times New Roman"/>
+              <w:jc w:val="both"/>
+            </w:pPr>
+            <w:r>
+              <w:rPr>
+                <w:rFonts w:ascii="Barlow Semi Condensed" w:cs="Barlow Semi Condensed" w:eastAsia="Barlow Semi Condensed" w:hAnsi="Barlow Semi Condensed"/>
                 <w:sz w:val="20"/>
                 <w:szCs w:val="20"/>
               </w:rPr>
@@ -1560,11 +1560,11 @@
           <w:p>
             <w:pPr>
               <w:spacing w:after="20" w:before="20"/>
-              <w:jc w:val="left"/>
-            </w:pPr>
-            <w:r>
-              <w:rPr>
-                <w:rFonts w:ascii="Times New Roman" w:cs="Times New Roman" w:eastAsia="Times New Roman" w:hAnsi="Times New Roman"/>
+              <w:jc w:val="both"/>
+            </w:pPr>
+            <w:r>
+              <w:rPr>
+                <w:rFonts w:ascii="Barlow Semi Condensed" w:cs="Barlow Semi Condensed" w:eastAsia="Barlow Semi Condensed" w:hAnsi="Barlow Semi Condensed"/>
                 <w:b/>
                 <w:bCs/>
                 <w:sz w:val="20"/>
@@ -1581,11 +1581,11 @@
           <w:p>
             <w:pPr>
               <w:spacing w:after="20" w:before="20"/>
-              <w:jc w:val="left"/>
-            </w:pPr>
-            <w:r>
-              <w:rPr>
-                <w:rFonts w:ascii="Times New Roman" w:cs="Times New Roman" w:eastAsia="Times New Roman" w:hAnsi="Times New Roman"/>
+              <w:jc w:val="both"/>
+            </w:pPr>
+            <w:r>
+              <w:rPr>
+                <w:rFonts w:ascii="Barlow Semi Condensed" w:cs="Barlow Semi Condensed" w:eastAsia="Barlow Semi Condensed" w:hAnsi="Barlow Semi Condensed"/>
                 <w:sz w:val="20"/>
                 <w:szCs w:val="20"/>
               </w:rPr>
@@ -1600,11 +1600,11 @@
           <w:p>
             <w:pPr>
               <w:spacing w:after="20" w:before="20"/>
-              <w:jc w:val="left"/>
-            </w:pPr>
-            <w:r>
-              <w:rPr>
-                <w:rFonts w:ascii="Times New Roman" w:cs="Times New Roman" w:eastAsia="Times New Roman" w:hAnsi="Times New Roman"/>
+              <w:jc w:val="both"/>
+            </w:pPr>
+            <w:r>
+              <w:rPr>
+                <w:rFonts w:ascii="Barlow Semi Condensed" w:cs="Barlow Semi Condensed" w:eastAsia="Barlow Semi Condensed" w:hAnsi="Barlow Semi Condensed"/>
                 <w:sz w:val="20"/>
                 <w:szCs w:val="20"/>
               </w:rPr>
@@ -1621,11 +1621,11 @@
           <w:p>
             <w:pPr>
               <w:spacing w:after="20" w:before="20"/>
-              <w:jc w:val="left"/>
-            </w:pPr>
-            <w:r>
-              <w:rPr>
-                <w:rFonts w:ascii="Times New Roman" w:cs="Times New Roman" w:eastAsia="Times New Roman" w:hAnsi="Times New Roman"/>
+              <w:jc w:val="both"/>
+            </w:pPr>
+            <w:r>
+              <w:rPr>
+                <w:rFonts w:ascii="Barlow Semi Condensed" w:cs="Barlow Semi Condensed" w:eastAsia="Barlow Semi Condensed" w:hAnsi="Barlow Semi Condensed"/>
                 <w:b/>
                 <w:bCs/>
                 <w:sz w:val="20"/>
@@ -1642,11 +1642,11 @@
           <w:p>
             <w:pPr>
               <w:spacing w:after="20" w:before="20"/>
-              <w:jc w:val="left"/>
-            </w:pPr>
-            <w:r>
-              <w:rPr>
-                <w:rFonts w:ascii="Times New Roman" w:cs="Times New Roman" w:eastAsia="Times New Roman" w:hAnsi="Times New Roman"/>
+              <w:jc w:val="both"/>
+            </w:pPr>
+            <w:r>
+              <w:rPr>
+                <w:rFonts w:ascii="Barlow Semi Condensed" w:cs="Barlow Semi Condensed" w:eastAsia="Barlow Semi Condensed" w:hAnsi="Barlow Semi Condensed"/>
                 <w:sz w:val="20"/>
                 <w:szCs w:val="20"/>
               </w:rPr>
@@ -1661,11 +1661,11 @@
           <w:p>
             <w:pPr>
               <w:spacing w:after="20" w:before="20"/>
-              <w:jc w:val="left"/>
-            </w:pPr>
-            <w:r>
-              <w:rPr>
-                <w:rFonts w:ascii="Times New Roman" w:cs="Times New Roman" w:eastAsia="Times New Roman" w:hAnsi="Times New Roman"/>
+              <w:jc w:val="both"/>
+            </w:pPr>
+            <w:r>
+              <w:rPr>
+                <w:rFonts w:ascii="Barlow Semi Condensed" w:cs="Barlow Semi Condensed" w:eastAsia="Barlow Semi Condensed" w:hAnsi="Barlow Semi Condensed"/>
                 <w:sz w:val="20"/>
                 <w:szCs w:val="20"/>
               </w:rPr>
@@ -1682,11 +1682,11 @@
           <w:p>
             <w:pPr>
               <w:spacing w:after="20" w:before="20"/>
-              <w:jc w:val="left"/>
-            </w:pPr>
-            <w:r>
-              <w:rPr>
-                <w:rFonts w:ascii="Times New Roman" w:cs="Times New Roman" w:eastAsia="Times New Roman" w:hAnsi="Times New Roman"/>
+              <w:jc w:val="both"/>
+            </w:pPr>
+            <w:r>
+              <w:rPr>
+                <w:rFonts w:ascii="Barlow Semi Condensed" w:cs="Barlow Semi Condensed" w:eastAsia="Barlow Semi Condensed" w:hAnsi="Barlow Semi Condensed"/>
                 <w:b/>
                 <w:bCs/>
                 <w:sz w:val="20"/>
@@ -1703,11 +1703,11 @@
           <w:p>
             <w:pPr>
               <w:spacing w:after="20" w:before="20"/>
-              <w:jc w:val="left"/>
-            </w:pPr>
-            <w:r>
-              <w:rPr>
-                <w:rFonts w:ascii="Times New Roman" w:cs="Times New Roman" w:eastAsia="Times New Roman" w:hAnsi="Times New Roman"/>
+              <w:jc w:val="both"/>
+            </w:pPr>
+            <w:r>
+              <w:rPr>
+                <w:rFonts w:ascii="Barlow Semi Condensed" w:cs="Barlow Semi Condensed" w:eastAsia="Barlow Semi Condensed" w:hAnsi="Barlow Semi Condensed"/>
                 <w:sz w:val="20"/>
                 <w:szCs w:val="20"/>
               </w:rPr>
@@ -1722,11 +1722,11 @@
           <w:p>
             <w:pPr>
               <w:spacing w:after="20" w:before="20"/>
-              <w:jc w:val="left"/>
-            </w:pPr>
-            <w:r>
-              <w:rPr>
-                <w:rFonts w:ascii="Times New Roman" w:cs="Times New Roman" w:eastAsia="Times New Roman" w:hAnsi="Times New Roman"/>
+              <w:jc w:val="both"/>
+            </w:pPr>
+            <w:r>
+              <w:rPr>
+                <w:rFonts w:ascii="Barlow Semi Condensed" w:cs="Barlow Semi Condensed" w:eastAsia="Barlow Semi Condensed" w:hAnsi="Barlow Semi Condensed"/>
                 <w:sz w:val="20"/>
                 <w:szCs w:val="20"/>
               </w:rPr>
@@ -1743,11 +1743,11 @@
           <w:p>
             <w:pPr>
               <w:spacing w:after="20" w:before="20"/>
-              <w:jc w:val="left"/>
-            </w:pPr>
-            <w:r>
-              <w:rPr>
-                <w:rFonts w:ascii="Times New Roman" w:cs="Times New Roman" w:eastAsia="Times New Roman" w:hAnsi="Times New Roman"/>
+              <w:jc w:val="both"/>
+            </w:pPr>
+            <w:r>
+              <w:rPr>
+                <w:rFonts w:ascii="Barlow Semi Condensed" w:cs="Barlow Semi Condensed" w:eastAsia="Barlow Semi Condensed" w:hAnsi="Barlow Semi Condensed"/>
                 <w:b/>
                 <w:bCs/>
                 <w:sz w:val="20"/>
@@ -1764,11 +1764,11 @@
           <w:p>
             <w:pPr>
               <w:spacing w:after="20" w:before="20"/>
-              <w:jc w:val="left"/>
-            </w:pPr>
-            <w:r>
-              <w:rPr>
-                <w:rFonts w:ascii="Times New Roman" w:cs="Times New Roman" w:eastAsia="Times New Roman" w:hAnsi="Times New Roman"/>
+              <w:jc w:val="both"/>
+            </w:pPr>
+            <w:r>
+              <w:rPr>
+                <w:rFonts w:ascii="Barlow Semi Condensed" w:cs="Barlow Semi Condensed" w:eastAsia="Barlow Semi Condensed" w:hAnsi="Barlow Semi Condensed"/>
                 <w:sz w:val="20"/>
                 <w:szCs w:val="20"/>
               </w:rPr>
@@ -1783,11 +1783,11 @@
           <w:p>
             <w:pPr>
               <w:spacing w:after="20" w:before="20"/>
-              <w:jc w:val="left"/>
-            </w:pPr>
-            <w:r>
-              <w:rPr>
-                <w:rFonts w:ascii="Times New Roman" w:cs="Times New Roman" w:eastAsia="Times New Roman" w:hAnsi="Times New Roman"/>
+              <w:jc w:val="both"/>
+            </w:pPr>
+            <w:r>
+              <w:rPr>
+                <w:rFonts w:ascii="Barlow Semi Condensed" w:cs="Barlow Semi Condensed" w:eastAsia="Barlow Semi Condensed" w:hAnsi="Barlow Semi Condensed"/>
                 <w:sz w:val="20"/>
                 <w:szCs w:val="20"/>
               </w:rPr>
@@ -1804,11 +1804,11 @@
           <w:p>
             <w:pPr>
               <w:spacing w:after="20" w:before="20"/>
-              <w:jc w:val="left"/>
-            </w:pPr>
-            <w:r>
-              <w:rPr>
-                <w:rFonts w:ascii="Times New Roman" w:cs="Times New Roman" w:eastAsia="Times New Roman" w:hAnsi="Times New Roman"/>
+              <w:jc w:val="both"/>
+            </w:pPr>
+            <w:r>
+              <w:rPr>
+                <w:rFonts w:ascii="Barlow Semi Condensed" w:cs="Barlow Semi Condensed" w:eastAsia="Barlow Semi Condensed" w:hAnsi="Barlow Semi Condensed"/>
                 <w:b/>
                 <w:bCs/>
                 <w:sz w:val="20"/>
@@ -1825,11 +1825,11 @@
           <w:p>
             <w:pPr>
               <w:spacing w:after="20" w:before="20"/>
-              <w:jc w:val="left"/>
-            </w:pPr>
-            <w:r>
-              <w:rPr>
-                <w:rFonts w:ascii="Times New Roman" w:cs="Times New Roman" w:eastAsia="Times New Roman" w:hAnsi="Times New Roman"/>
+              <w:jc w:val="both"/>
+            </w:pPr>
+            <w:r>
+              <w:rPr>
+                <w:rFonts w:ascii="Barlow Semi Condensed" w:cs="Barlow Semi Condensed" w:eastAsia="Barlow Semi Condensed" w:hAnsi="Barlow Semi Condensed"/>
                 <w:sz w:val="20"/>
                 <w:szCs w:val="20"/>
               </w:rPr>
@@ -1844,11 +1844,11 @@
           <w:p>
             <w:pPr>
               <w:spacing w:after="20" w:before="20"/>
-              <w:jc w:val="left"/>
-            </w:pPr>
-            <w:r>
-              <w:rPr>
-                <w:rFonts w:ascii="Times New Roman" w:cs="Times New Roman" w:eastAsia="Times New Roman" w:hAnsi="Times New Roman"/>
+              <w:jc w:val="both"/>
+            </w:pPr>
+            <w:r>
+              <w:rPr>
+                <w:rFonts w:ascii="Barlow Semi Condensed" w:cs="Barlow Semi Condensed" w:eastAsia="Barlow Semi Condensed" w:hAnsi="Barlow Semi Condensed"/>
                 <w:sz w:val="20"/>
                 <w:szCs w:val="20"/>
               </w:rPr>
@@ -1865,11 +1865,11 @@
           <w:p>
             <w:pPr>
               <w:spacing w:after="20" w:before="20"/>
-              <w:jc w:val="left"/>
-            </w:pPr>
-            <w:r>
-              <w:rPr>
-                <w:rFonts w:ascii="Times New Roman" w:cs="Times New Roman" w:eastAsia="Times New Roman" w:hAnsi="Times New Roman"/>
+              <w:jc w:val="both"/>
+            </w:pPr>
+            <w:r>
+              <w:rPr>
+                <w:rFonts w:ascii="Barlow Semi Condensed" w:cs="Barlow Semi Condensed" w:eastAsia="Barlow Semi Condensed" w:hAnsi="Barlow Semi Condensed"/>
                 <w:b/>
                 <w:bCs/>
                 <w:sz w:val="20"/>
@@ -1886,11 +1886,11 @@
           <w:p>
             <w:pPr>
               <w:spacing w:after="20" w:before="20"/>
-              <w:jc w:val="left"/>
-            </w:pPr>
-            <w:r>
-              <w:rPr>
-                <w:rFonts w:ascii="Times New Roman" w:cs="Times New Roman" w:eastAsia="Times New Roman" w:hAnsi="Times New Roman"/>
+              <w:jc w:val="both"/>
+            </w:pPr>
+            <w:r>
+              <w:rPr>
+                <w:rFonts w:ascii="Barlow Semi Condensed" w:cs="Barlow Semi Condensed" w:eastAsia="Barlow Semi Condensed" w:hAnsi="Barlow Semi Condensed"/>
                 <w:sz w:val="20"/>
                 <w:szCs w:val="20"/>
               </w:rPr>
@@ -1905,11 +1905,11 @@
           <w:p>
             <w:pPr>
               <w:spacing w:after="20" w:before="20"/>
-              <w:jc w:val="left"/>
-            </w:pPr>
-            <w:r>
-              <w:rPr>
-                <w:rFonts w:ascii="Times New Roman" w:cs="Times New Roman" w:eastAsia="Times New Roman" w:hAnsi="Times New Roman"/>
+              <w:jc w:val="both"/>
+            </w:pPr>
+            <w:r>
+              <w:rPr>
+                <w:rFonts w:ascii="Barlow Semi Condensed" w:cs="Barlow Semi Condensed" w:eastAsia="Barlow Semi Condensed" w:hAnsi="Barlow Semi Condensed"/>
                 <w:sz w:val="20"/>
                 <w:szCs w:val="20"/>
               </w:rPr>
@@ -1926,11 +1926,11 @@
           <w:p>
             <w:pPr>
               <w:spacing w:after="20" w:before="20"/>
-              <w:jc w:val="left"/>
-            </w:pPr>
-            <w:r>
-              <w:rPr>
-                <w:rFonts w:ascii="Times New Roman" w:cs="Times New Roman" w:eastAsia="Times New Roman" w:hAnsi="Times New Roman"/>
+              <w:jc w:val="both"/>
+            </w:pPr>
+            <w:r>
+              <w:rPr>
+                <w:rFonts w:ascii="Barlow Semi Condensed" w:cs="Barlow Semi Condensed" w:eastAsia="Barlow Semi Condensed" w:hAnsi="Barlow Semi Condensed"/>
                 <w:b/>
                 <w:bCs/>
                 <w:sz w:val="20"/>
@@ -1947,11 +1947,11 @@
           <w:p>
             <w:pPr>
               <w:spacing w:after="20" w:before="20"/>
-              <w:jc w:val="left"/>
-            </w:pPr>
-            <w:r>
-              <w:rPr>
-                <w:rFonts w:ascii="Times New Roman" w:cs="Times New Roman" w:eastAsia="Times New Roman" w:hAnsi="Times New Roman"/>
+              <w:jc w:val="both"/>
+            </w:pPr>
+            <w:r>
+              <w:rPr>
+                <w:rFonts w:ascii="Barlow Semi Condensed" w:cs="Barlow Semi Condensed" w:eastAsia="Barlow Semi Condensed" w:hAnsi="Barlow Semi Condensed"/>
                 <w:sz w:val="20"/>
                 <w:szCs w:val="20"/>
               </w:rPr>
@@ -1966,11 +1966,11 @@
           <w:p>
             <w:pPr>
               <w:spacing w:after="20" w:before="20"/>
-              <w:jc w:val="left"/>
-            </w:pPr>
-            <w:r>
-              <w:rPr>
-                <w:rFonts w:ascii="Times New Roman" w:cs="Times New Roman" w:eastAsia="Times New Roman" w:hAnsi="Times New Roman"/>
+              <w:jc w:val="both"/>
+            </w:pPr>
+            <w:r>
+              <w:rPr>
+                <w:rFonts w:ascii="Barlow Semi Condensed" w:cs="Barlow Semi Condensed" w:eastAsia="Barlow Semi Condensed" w:hAnsi="Barlow Semi Condensed"/>
                 <w:sz w:val="20"/>
                 <w:szCs w:val="20"/>
               </w:rPr>
@@ -1992,7 +1992,7 @@
       </w:pPr>
       <w:r>
         <w:rPr>
-          <w:rFonts w:ascii="Times New Roman" w:cs="Times New Roman" w:eastAsia="Times New Roman" w:hAnsi="Times New Roman"/>
+          <w:rFonts w:ascii="Barlow Semi Condensed" w:cs="Barlow Semi Condensed" w:eastAsia="Barlow Semi Condensed" w:hAnsi="Barlow Semi Condensed"/>
           <w:sz w:val="24"/>
           <w:szCs w:val="24"/>
         </w:rPr>
@@ -2006,7 +2006,7 @@
       </w:pPr>
       <w:r>
         <w:rPr>
-          <w:rFonts w:ascii="Times New Roman" w:cs="Times New Roman" w:eastAsia="Times New Roman" w:hAnsi="Times New Roman"/>
+          <w:rFonts w:ascii="Barlow Semi Condensed" w:cs="Barlow Semi Condensed" w:eastAsia="Barlow Semi Condensed" w:hAnsi="Barlow Semi Condensed"/>
           <w:b/>
           <w:bCs/>
           <w:sz w:val="24"/>
@@ -2016,7 +2016,7 @@
       </w:r>
       <w:r>
         <w:rPr>
-          <w:rFonts w:ascii="Times New Roman" w:cs="Times New Roman" w:eastAsia="Times New Roman" w:hAnsi="Times New Roman"/>
+          <w:rFonts w:ascii="Barlow Semi Condensed" w:cs="Barlow Semi Condensed" w:eastAsia="Barlow Semi Condensed" w:hAnsi="Barlow Semi Condensed"/>
           <w:sz w:val="24"/>
           <w:szCs w:val="24"/>
         </w:rPr>
@@ -2024,7 +2024,7 @@
       </w:r>
       <w:r>
         <w:rPr>
-          <w:rFonts w:ascii="Times New Roman" w:cs="Times New Roman" w:eastAsia="Times New Roman" w:hAnsi="Times New Roman"/>
+          <w:rFonts w:ascii="Barlow Semi Condensed" w:cs="Barlow Semi Condensed" w:eastAsia="Barlow Semi Condensed" w:hAnsi="Barlow Semi Condensed"/>
           <w:b/>
           <w:bCs/>
           <w:sz w:val="24"/>
@@ -2034,7 +2034,7 @@
       </w:r>
       <w:r>
         <w:rPr>
-          <w:rFonts w:ascii="Times New Roman" w:cs="Times New Roman" w:eastAsia="Times New Roman" w:hAnsi="Times New Roman"/>
+          <w:rFonts w:ascii="Barlow Semi Condensed" w:cs="Barlow Semi Condensed" w:eastAsia="Barlow Semi Condensed" w:hAnsi="Barlow Semi Condensed"/>
           <w:sz w:val="24"/>
           <w:szCs w:val="24"/>
         </w:rPr>
@@ -2042,7 +2042,7 @@
       </w:r>
       <w:r>
         <w:rPr>
-          <w:rFonts w:ascii="Times New Roman" w:cs="Times New Roman" w:eastAsia="Times New Roman" w:hAnsi="Times New Roman"/>
+          <w:rFonts w:ascii="Barlow Semi Condensed" w:cs="Barlow Semi Condensed" w:eastAsia="Barlow Semi Condensed" w:hAnsi="Barlow Semi Condensed"/>
           <w:b/>
           <w:bCs/>
           <w:sz w:val="24"/>
@@ -2052,7 +2052,7 @@
       </w:r>
       <w:r>
         <w:rPr>
-          <w:rFonts w:ascii="Times New Roman" w:cs="Times New Roman" w:eastAsia="Times New Roman" w:hAnsi="Times New Roman"/>
+          <w:rFonts w:ascii="Barlow Semi Condensed" w:cs="Barlow Semi Condensed" w:eastAsia="Barlow Semi Condensed" w:hAnsi="Barlow Semi Condensed"/>
           <w:sz w:val="24"/>
           <w:szCs w:val="24"/>
         </w:rPr>
@@ -2066,7 +2066,7 @@
       </w:pPr>
       <w:r>
         <w:rPr>
-          <w:rFonts w:ascii="Times New Roman" w:cs="Times New Roman" w:eastAsia="Times New Roman" w:hAnsi="Times New Roman"/>
+          <w:rFonts w:ascii="Barlow Semi Condensed" w:cs="Barlow Semi Condensed" w:eastAsia="Barlow Semi Condensed" w:hAnsi="Barlow Semi Condensed"/>
           <w:b/>
           <w:bCs/>
           <w:sz w:val="24"/>
@@ -2076,7 +2076,7 @@
       </w:r>
       <w:r>
         <w:rPr>
-          <w:rFonts w:ascii="Times New Roman" w:cs="Times New Roman" w:eastAsia="Times New Roman" w:hAnsi="Times New Roman"/>
+          <w:rFonts w:ascii="Barlow Semi Condensed" w:cs="Barlow Semi Condensed" w:eastAsia="Barlow Semi Condensed" w:hAnsi="Barlow Semi Condensed"/>
           <w:sz w:val="24"/>
           <w:szCs w:val="24"/>
         </w:rPr>
@@ -2084,7 +2084,7 @@
       </w:r>
       <w:r>
         <w:rPr>
-          <w:rFonts w:ascii="Times New Roman" w:cs="Times New Roman" w:eastAsia="Times New Roman" w:hAnsi="Times New Roman"/>
+          <w:rFonts w:ascii="Barlow Semi Condensed" w:cs="Barlow Semi Condensed" w:eastAsia="Barlow Semi Condensed" w:hAnsi="Barlow Semi Condensed"/>
           <w:b/>
           <w:bCs/>
           <w:sz w:val="24"/>
@@ -2094,7 +2094,7 @@
       </w:r>
       <w:r>
         <w:rPr>
-          <w:rFonts w:ascii="Times New Roman" w:cs="Times New Roman" w:eastAsia="Times New Roman" w:hAnsi="Times New Roman"/>
+          <w:rFonts w:ascii="Barlow Semi Condensed" w:cs="Barlow Semi Condensed" w:eastAsia="Barlow Semi Condensed" w:hAnsi="Barlow Semi Condensed"/>
           <w:sz w:val="24"/>
           <w:szCs w:val="24"/>
         </w:rPr>
@@ -2102,7 +2102,7 @@
       </w:r>
       <w:r>
         <w:rPr>
-          <w:rFonts w:ascii="Times New Roman" w:cs="Times New Roman" w:eastAsia="Times New Roman" w:hAnsi="Times New Roman"/>
+          <w:rFonts w:ascii="Barlow Semi Condensed" w:cs="Barlow Semi Condensed" w:eastAsia="Barlow Semi Condensed" w:hAnsi="Barlow Semi Condensed"/>
           <w:b/>
           <w:bCs/>
           <w:sz w:val="24"/>
@@ -2112,7 +2112,7 @@
       </w:r>
       <w:r>
         <w:rPr>
-          <w:rFonts w:ascii="Times New Roman" w:cs="Times New Roman" w:eastAsia="Times New Roman" w:hAnsi="Times New Roman"/>
+          <w:rFonts w:ascii="Barlow Semi Condensed" w:cs="Barlow Semi Condensed" w:eastAsia="Barlow Semi Condensed" w:hAnsi="Barlow Semi Condensed"/>
           <w:sz w:val="24"/>
           <w:szCs w:val="24"/>
         </w:rPr>
@@ -2126,7 +2126,7 @@
       </w:pPr>
       <w:r>
         <w:rPr>
-          <w:rFonts w:ascii="Times New Roman" w:cs="Times New Roman" w:eastAsia="Times New Roman" w:hAnsi="Times New Roman"/>
+          <w:rFonts w:ascii="Barlow Semi Condensed" w:cs="Barlow Semi Condensed" w:eastAsia="Barlow Semi Condensed" w:hAnsi="Barlow Semi Condensed"/>
           <w:b/>
           <w:bCs/>
           <w:sz w:val="24"/>
@@ -2136,7 +2136,7 @@
       </w:r>
       <w:r>
         <w:rPr>
-          <w:rFonts w:ascii="Times New Roman" w:cs="Times New Roman" w:eastAsia="Times New Roman" w:hAnsi="Times New Roman"/>
+          <w:rFonts w:ascii="Barlow Semi Condensed" w:cs="Barlow Semi Condensed" w:eastAsia="Barlow Semi Condensed" w:hAnsi="Barlow Semi Condensed"/>
           <w:sz w:val="24"/>
           <w:szCs w:val="24"/>
         </w:rPr>
@@ -2144,7 +2144,7 @@
       </w:r>
       <w:r>
         <w:rPr>
-          <w:rFonts w:ascii="Times New Roman" w:cs="Times New Roman" w:eastAsia="Times New Roman" w:hAnsi="Times New Roman"/>
+          <w:rFonts w:ascii="Barlow Semi Condensed" w:cs="Barlow Semi Condensed" w:eastAsia="Barlow Semi Condensed" w:hAnsi="Barlow Semi Condensed"/>
           <w:b/>
           <w:bCs/>
           <w:sz w:val="24"/>
@@ -2154,7 +2154,7 @@
       </w:r>
       <w:r>
         <w:rPr>
-          <w:rFonts w:ascii="Times New Roman" w:cs="Times New Roman" w:eastAsia="Times New Roman" w:hAnsi="Times New Roman"/>
+          <w:rFonts w:ascii="Barlow Semi Condensed" w:cs="Barlow Semi Condensed" w:eastAsia="Barlow Semi Condensed" w:hAnsi="Barlow Semi Condensed"/>
           <w:sz w:val="24"/>
           <w:szCs w:val="24"/>
         </w:rPr>
@@ -2168,7 +2168,7 @@
       </w:pPr>
       <w:r>
         <w:rPr>
-          <w:rFonts w:ascii="Times New Roman" w:cs="Times New Roman" w:eastAsia="Times New Roman" w:hAnsi="Times New Roman"/>
+          <w:rFonts w:ascii="Barlow Semi Condensed" w:cs="Barlow Semi Condensed" w:eastAsia="Barlow Semi Condensed" w:hAnsi="Barlow Semi Condensed"/>
           <w:sz w:val="24"/>
           <w:szCs w:val="24"/>
         </w:rPr>
@@ -2182,7 +2182,7 @@
       </w:pPr>
       <w:r>
         <w:rPr>
-          <w:rFonts w:ascii="Times New Roman" w:cs="Times New Roman" w:eastAsia="Times New Roman" w:hAnsi="Times New Roman"/>
+          <w:rFonts w:ascii="Barlow Semi Condensed" w:cs="Barlow Semi Condensed" w:eastAsia="Barlow Semi Condensed" w:hAnsi="Barlow Semi Condensed"/>
           <w:sz w:val="24"/>
           <w:szCs w:val="24"/>
         </w:rPr>
@@ -2190,7 +2190,7 @@
       </w:r>
       <w:r>
         <w:rPr>
-          <w:rFonts w:ascii="Times New Roman" w:cs="Times New Roman" w:eastAsia="Times New Roman" w:hAnsi="Times New Roman"/>
+          <w:rFonts w:ascii="Barlow Semi Condensed" w:cs="Barlow Semi Condensed" w:eastAsia="Barlow Semi Condensed" w:hAnsi="Barlow Semi Condensed"/>
           <w:b/>
           <w:bCs/>
           <w:sz w:val="24"/>
@@ -2200,7 +2200,7 @@
       </w:r>
       <w:r>
         <w:rPr>
-          <w:rFonts w:ascii="Times New Roman" w:cs="Times New Roman" w:eastAsia="Times New Roman" w:hAnsi="Times New Roman"/>
+          <w:rFonts w:ascii="Barlow Semi Condensed" w:cs="Barlow Semi Condensed" w:eastAsia="Barlow Semi Condensed" w:hAnsi="Barlow Semi Condensed"/>
           <w:sz w:val="24"/>
           <w:szCs w:val="24"/>
         </w:rPr>
@@ -2214,7 +2214,7 @@
       </w:pPr>
       <w:r>
         <w:rPr>
-          <w:rFonts w:ascii="Times New Roman" w:cs="Times New Roman" w:eastAsia="Times New Roman" w:hAnsi="Times New Roman"/>
+          <w:rFonts w:ascii="Barlow Semi Condensed" w:cs="Barlow Semi Condensed" w:eastAsia="Barlow Semi Condensed" w:hAnsi="Barlow Semi Condensed"/>
           <w:b/>
           <w:bCs/>
           <w:sz w:val="24"/>
@@ -2224,7 +2224,7 @@
       </w:r>
       <w:r>
         <w:rPr>
-          <w:rFonts w:ascii="Times New Roman" w:cs="Times New Roman" w:eastAsia="Times New Roman" w:hAnsi="Times New Roman"/>
+          <w:rFonts w:ascii="Barlow Semi Condensed" w:cs="Barlow Semi Condensed" w:eastAsia="Barlow Semi Condensed" w:hAnsi="Barlow Semi Condensed"/>
           <w:sz w:val="24"/>
           <w:szCs w:val="24"/>
         </w:rPr>
@@ -2232,7 +2232,7 @@
       </w:r>
       <w:r>
         <w:rPr>
-          <w:rFonts w:ascii="Times New Roman" w:cs="Times New Roman" w:eastAsia="Times New Roman" w:hAnsi="Times New Roman"/>
+          <w:rFonts w:ascii="Barlow Semi Condensed" w:cs="Barlow Semi Condensed" w:eastAsia="Barlow Semi Condensed" w:hAnsi="Barlow Semi Condensed"/>
           <w:b/>
           <w:bCs/>
           <w:sz w:val="24"/>
@@ -2242,7 +2242,7 @@
       </w:r>
       <w:r>
         <w:rPr>
-          <w:rFonts w:ascii="Times New Roman" w:cs="Times New Roman" w:eastAsia="Times New Roman" w:hAnsi="Times New Roman"/>
+          <w:rFonts w:ascii="Barlow Semi Condensed" w:cs="Barlow Semi Condensed" w:eastAsia="Barlow Semi Condensed" w:hAnsi="Barlow Semi Condensed"/>
           <w:sz w:val="24"/>
           <w:szCs w:val="24"/>
         </w:rPr>
@@ -2250,7 +2250,7 @@
       </w:r>
       <w:r>
         <w:rPr>
-          <w:rFonts w:ascii="Times New Roman" w:cs="Times New Roman" w:eastAsia="Times New Roman" w:hAnsi="Times New Roman"/>
+          <w:rFonts w:ascii="Barlow Semi Condensed" w:cs="Barlow Semi Condensed" w:eastAsia="Barlow Semi Condensed" w:hAnsi="Barlow Semi Condensed"/>
           <w:b/>
           <w:bCs/>
           <w:sz w:val="24"/>
@@ -2260,7 +2260,7 @@
       </w:r>
       <w:r>
         <w:rPr>
-          <w:rFonts w:ascii="Times New Roman" w:cs="Times New Roman" w:eastAsia="Times New Roman" w:hAnsi="Times New Roman"/>
+          <w:rFonts w:ascii="Barlow Semi Condensed" w:cs="Barlow Semi Condensed" w:eastAsia="Barlow Semi Condensed" w:hAnsi="Barlow Semi Condensed"/>
           <w:sz w:val="24"/>
           <w:szCs w:val="24"/>
         </w:rPr>
@@ -2268,7 +2268,7 @@
       </w:r>
       <w:r>
         <w:rPr>
-          <w:rFonts w:ascii="Times New Roman" w:cs="Times New Roman" w:eastAsia="Times New Roman" w:hAnsi="Times New Roman"/>
+          <w:rFonts w:ascii="Barlow Semi Condensed" w:cs="Barlow Semi Condensed" w:eastAsia="Barlow Semi Condensed" w:hAnsi="Barlow Semi Condensed"/>
           <w:b/>
           <w:bCs/>
           <w:sz w:val="24"/>
@@ -2278,7 +2278,7 @@
       </w:r>
       <w:r>
         <w:rPr>
-          <w:rFonts w:ascii="Times New Roman" w:cs="Times New Roman" w:eastAsia="Times New Roman" w:hAnsi="Times New Roman"/>
+          <w:rFonts w:ascii="Barlow Semi Condensed" w:cs="Barlow Semi Condensed" w:eastAsia="Barlow Semi Condensed" w:hAnsi="Barlow Semi Condensed"/>
           <w:sz w:val="24"/>
           <w:szCs w:val="24"/>
         </w:rPr>
@@ -2286,7 +2286,7 @@
       </w:r>
       <w:r>
         <w:rPr>
-          <w:rFonts w:ascii="Times New Roman" w:cs="Times New Roman" w:eastAsia="Times New Roman" w:hAnsi="Times New Roman"/>
+          <w:rFonts w:ascii="Barlow Semi Condensed" w:cs="Barlow Semi Condensed" w:eastAsia="Barlow Semi Condensed" w:hAnsi="Barlow Semi Condensed"/>
           <w:i/>
           <w:iCs/>
           <w:sz w:val="24"/>
@@ -2296,7 +2296,7 @@
       </w:r>
       <w:r>
         <w:rPr>
-          <w:rFonts w:ascii="Times New Roman" w:cs="Times New Roman" w:eastAsia="Times New Roman" w:hAnsi="Times New Roman"/>
+          <w:rFonts w:ascii="Barlow Semi Condensed" w:cs="Barlow Semi Condensed" w:eastAsia="Barlow Semi Condensed" w:hAnsi="Barlow Semi Condensed"/>
           <w:sz w:val="24"/>
           <w:szCs w:val="24"/>
         </w:rPr>
@@ -2304,7 +2304,7 @@
       </w:r>
       <w:r>
         <w:rPr>
-          <w:rFonts w:ascii="Times New Roman" w:cs="Times New Roman" w:eastAsia="Times New Roman" w:hAnsi="Times New Roman"/>
+          <w:rFonts w:ascii="Barlow Semi Condensed" w:cs="Barlow Semi Condensed" w:eastAsia="Barlow Semi Condensed" w:hAnsi="Barlow Semi Condensed"/>
           <w:b/>
           <w:bCs/>
           <w:sz w:val="24"/>
@@ -2314,7 +2314,7 @@
       </w:r>
       <w:r>
         <w:rPr>
-          <w:rFonts w:ascii="Times New Roman" w:cs="Times New Roman" w:eastAsia="Times New Roman" w:hAnsi="Times New Roman"/>
+          <w:rFonts w:ascii="Barlow Semi Condensed" w:cs="Barlow Semi Condensed" w:eastAsia="Barlow Semi Condensed" w:hAnsi="Barlow Semi Condensed"/>
           <w:sz w:val="24"/>
           <w:szCs w:val="24"/>
         </w:rPr>
@@ -2322,7 +2322,7 @@
       </w:r>
       <w:r>
         <w:rPr>
-          <w:rFonts w:ascii="Times New Roman" w:cs="Times New Roman" w:eastAsia="Times New Roman" w:hAnsi="Times New Roman"/>
+          <w:rFonts w:ascii="Barlow Semi Condensed" w:cs="Barlow Semi Condensed" w:eastAsia="Barlow Semi Condensed" w:hAnsi="Barlow Semi Condensed"/>
           <w:b/>
           <w:bCs/>
           <w:sz w:val="24"/>
@@ -2332,7 +2332,7 @@
       </w:r>
       <w:r>
         <w:rPr>
-          <w:rFonts w:ascii="Times New Roman" w:cs="Times New Roman" w:eastAsia="Times New Roman" w:hAnsi="Times New Roman"/>
+          <w:rFonts w:ascii="Barlow Semi Condensed" w:cs="Barlow Semi Condensed" w:eastAsia="Barlow Semi Condensed" w:hAnsi="Barlow Semi Condensed"/>
           <w:sz w:val="24"/>
           <w:szCs w:val="24"/>
         </w:rPr>
@@ -2340,7 +2340,7 @@
       </w:r>
       <w:r>
         <w:rPr>
-          <w:rFonts w:ascii="Times New Roman" w:cs="Times New Roman" w:eastAsia="Times New Roman" w:hAnsi="Times New Roman"/>
+          <w:rFonts w:ascii="Barlow Semi Condensed" w:cs="Barlow Semi Condensed" w:eastAsia="Barlow Semi Condensed" w:hAnsi="Barlow Semi Condensed"/>
           <w:b/>
           <w:bCs/>
           <w:sz w:val="24"/>
@@ -2350,7 +2350,7 @@
       </w:r>
       <w:r>
         <w:rPr>
-          <w:rFonts w:ascii="Times New Roman" w:cs="Times New Roman" w:eastAsia="Times New Roman" w:hAnsi="Times New Roman"/>
+          <w:rFonts w:ascii="Barlow Semi Condensed" w:cs="Barlow Semi Condensed" w:eastAsia="Barlow Semi Condensed" w:hAnsi="Barlow Semi Condensed"/>
           <w:sz w:val="24"/>
           <w:szCs w:val="24"/>
         </w:rPr>
@@ -2364,7 +2364,7 @@
       </w:pPr>
       <w:r>
         <w:rPr>
-          <w:rFonts w:ascii="Times New Roman" w:cs="Times New Roman" w:eastAsia="Times New Roman" w:hAnsi="Times New Roman"/>
+          <w:rFonts w:ascii="Barlow Semi Condensed" w:cs="Barlow Semi Condensed" w:eastAsia="Barlow Semi Condensed" w:hAnsi="Barlow Semi Condensed"/>
           <w:b/>
           <w:bCs/>
           <w:sz w:val="24"/>
@@ -2374,7 +2374,7 @@
       </w:r>
       <w:r>
         <w:rPr>
-          <w:rFonts w:ascii="Times New Roman" w:cs="Times New Roman" w:eastAsia="Times New Roman" w:hAnsi="Times New Roman"/>
+          <w:rFonts w:ascii="Barlow Semi Condensed" w:cs="Barlow Semi Condensed" w:eastAsia="Barlow Semi Condensed" w:hAnsi="Barlow Semi Condensed"/>
           <w:sz w:val="24"/>
           <w:szCs w:val="24"/>
         </w:rPr>
@@ -2382,7 +2382,7 @@
       </w:r>
       <w:r>
         <w:rPr>
-          <w:rFonts w:ascii="Times New Roman" w:cs="Times New Roman" w:eastAsia="Times New Roman" w:hAnsi="Times New Roman"/>
+          <w:rFonts w:ascii="Barlow Semi Condensed" w:cs="Barlow Semi Condensed" w:eastAsia="Barlow Semi Condensed" w:hAnsi="Barlow Semi Condensed"/>
           <w:b/>
           <w:bCs/>
           <w:sz w:val="24"/>
@@ -2392,7 +2392,7 @@
       </w:r>
       <w:r>
         <w:rPr>
-          <w:rFonts w:ascii="Times New Roman" w:cs="Times New Roman" w:eastAsia="Times New Roman" w:hAnsi="Times New Roman"/>
+          <w:rFonts w:ascii="Barlow Semi Condensed" w:cs="Barlow Semi Condensed" w:eastAsia="Barlow Semi Condensed" w:hAnsi="Barlow Semi Condensed"/>
           <w:sz w:val="24"/>
           <w:szCs w:val="24"/>
         </w:rPr>
@@ -2400,7 +2400,7 @@
       </w:r>
       <w:r>
         <w:rPr>
-          <w:rFonts w:ascii="Times New Roman" w:cs="Times New Roman" w:eastAsia="Times New Roman" w:hAnsi="Times New Roman"/>
+          <w:rFonts w:ascii="Barlow Semi Condensed" w:cs="Barlow Semi Condensed" w:eastAsia="Barlow Semi Condensed" w:hAnsi="Barlow Semi Condensed"/>
           <w:i/>
           <w:iCs/>
           <w:sz w:val="24"/>
@@ -2410,7 +2410,7 @@
       </w:r>
       <w:r>
         <w:rPr>
-          <w:rFonts w:ascii="Times New Roman" w:cs="Times New Roman" w:eastAsia="Times New Roman" w:hAnsi="Times New Roman"/>
+          <w:rFonts w:ascii="Barlow Semi Condensed" w:cs="Barlow Semi Condensed" w:eastAsia="Barlow Semi Condensed" w:hAnsi="Barlow Semi Condensed"/>
           <w:sz w:val="24"/>
           <w:szCs w:val="24"/>
         </w:rPr>
@@ -2418,7 +2418,7 @@
       </w:r>
       <w:r>
         <w:rPr>
-          <w:rFonts w:ascii="Times New Roman" w:cs="Times New Roman" w:eastAsia="Times New Roman" w:hAnsi="Times New Roman"/>
+          <w:rFonts w:ascii="Barlow Semi Condensed" w:cs="Barlow Semi Condensed" w:eastAsia="Barlow Semi Condensed" w:hAnsi="Barlow Semi Condensed"/>
           <w:b/>
           <w:bCs/>
           <w:sz w:val="24"/>
@@ -2428,7 +2428,7 @@
       </w:r>
       <w:r>
         <w:rPr>
-          <w:rFonts w:ascii="Times New Roman" w:cs="Times New Roman" w:eastAsia="Times New Roman" w:hAnsi="Times New Roman"/>
+          <w:rFonts w:ascii="Barlow Semi Condensed" w:cs="Barlow Semi Condensed" w:eastAsia="Barlow Semi Condensed" w:hAnsi="Barlow Semi Condensed"/>
           <w:sz w:val="24"/>
           <w:szCs w:val="24"/>
         </w:rPr>
@@ -2442,7 +2442,7 @@
       </w:pPr>
       <w:r>
         <w:rPr>
-          <w:rFonts w:ascii="Times New Roman" w:cs="Times New Roman" w:eastAsia="Times New Roman" w:hAnsi="Times New Roman"/>
+          <w:rFonts w:ascii="Barlow Semi Condensed" w:cs="Barlow Semi Condensed" w:eastAsia="Barlow Semi Condensed" w:hAnsi="Barlow Semi Condensed"/>
           <w:b/>
           <w:bCs/>
           <w:sz w:val="24"/>
@@ -2452,7 +2452,7 @@
       </w:r>
       <w:r>
         <w:rPr>
-          <w:rFonts w:ascii="Times New Roman" w:cs="Times New Roman" w:eastAsia="Times New Roman" w:hAnsi="Times New Roman"/>
+          <w:rFonts w:ascii="Barlow Semi Condensed" w:cs="Barlow Semi Condensed" w:eastAsia="Barlow Semi Condensed" w:hAnsi="Barlow Semi Condensed"/>
           <w:sz w:val="24"/>
           <w:szCs w:val="24"/>
         </w:rPr>
@@ -2460,7 +2460,7 @@
       </w:r>
       <w:r>
         <w:rPr>
-          <w:rFonts w:ascii="Times New Roman" w:cs="Times New Roman" w:eastAsia="Times New Roman" w:hAnsi="Times New Roman"/>
+          <w:rFonts w:ascii="Barlow Semi Condensed" w:cs="Barlow Semi Condensed" w:eastAsia="Barlow Semi Condensed" w:hAnsi="Barlow Semi Condensed"/>
           <w:b/>
           <w:bCs/>
           <w:sz w:val="24"/>
@@ -2470,7 +2470,7 @@
       </w:r>
       <w:r>
         <w:rPr>
-          <w:rFonts w:ascii="Times New Roman" w:cs="Times New Roman" w:eastAsia="Times New Roman" w:hAnsi="Times New Roman"/>
+          <w:rFonts w:ascii="Barlow Semi Condensed" w:cs="Barlow Semi Condensed" w:eastAsia="Barlow Semi Condensed" w:hAnsi="Barlow Semi Condensed"/>
           <w:sz w:val="24"/>
           <w:szCs w:val="24"/>
         </w:rPr>
@@ -2484,7 +2484,7 @@
       </w:pPr>
       <w:r>
         <w:rPr>
-          <w:rFonts w:ascii="Times New Roman" w:cs="Times New Roman" w:eastAsia="Times New Roman" w:hAnsi="Times New Roman"/>
+          <w:rFonts w:ascii="Barlow Semi Condensed" w:cs="Barlow Semi Condensed" w:eastAsia="Barlow Semi Condensed" w:hAnsi="Barlow Semi Condensed"/>
           <w:sz w:val="24"/>
           <w:szCs w:val="24"/>
         </w:rPr>
@@ -2498,7 +2498,7 @@
       </w:pPr>
       <w:r>
         <w:rPr>
-          <w:rFonts w:ascii="Times New Roman" w:cs="Times New Roman" w:eastAsia="Times New Roman" w:hAnsi="Times New Roman"/>
+          <w:rFonts w:ascii="Barlow Semi Condensed" w:cs="Barlow Semi Condensed" w:eastAsia="Barlow Semi Condensed" w:hAnsi="Barlow Semi Condensed"/>
           <w:sz w:val="24"/>
           <w:szCs w:val="24"/>
         </w:rPr>
@@ -2506,7 +2506,7 @@
       </w:r>
       <w:r>
         <w:rPr>
-          <w:rFonts w:ascii="Times New Roman" w:cs="Times New Roman" w:eastAsia="Times New Roman" w:hAnsi="Times New Roman"/>
+          <w:rFonts w:ascii="Barlow Semi Condensed" w:cs="Barlow Semi Condensed" w:eastAsia="Barlow Semi Condensed" w:hAnsi="Barlow Semi Condensed"/>
           <w:b/>
           <w:bCs/>
           <w:sz w:val="24"/>
@@ -2516,7 +2516,7 @@
       </w:r>
       <w:r>
         <w:rPr>
-          <w:rFonts w:ascii="Times New Roman" w:cs="Times New Roman" w:eastAsia="Times New Roman" w:hAnsi="Times New Roman"/>
+          <w:rFonts w:ascii="Barlow Semi Condensed" w:cs="Barlow Semi Condensed" w:eastAsia="Barlow Semi Condensed" w:hAnsi="Barlow Semi Condensed"/>
           <w:sz w:val="24"/>
           <w:szCs w:val="24"/>
         </w:rPr>
@@ -2524,7 +2524,7 @@
       </w:r>
       <w:r>
         <w:rPr>
-          <w:rFonts w:ascii="Times New Roman" w:cs="Times New Roman" w:eastAsia="Times New Roman" w:hAnsi="Times New Roman"/>
+          <w:rFonts w:ascii="Barlow Semi Condensed" w:cs="Barlow Semi Condensed" w:eastAsia="Barlow Semi Condensed" w:hAnsi="Barlow Semi Condensed"/>
           <w:i/>
           <w:iCs/>
           <w:sz w:val="24"/>
@@ -2534,7 +2534,7 @@
       </w:r>
       <w:r>
         <w:rPr>
-          <w:rFonts w:ascii="Times New Roman" w:cs="Times New Roman" w:eastAsia="Times New Roman" w:hAnsi="Times New Roman"/>
+          <w:rFonts w:ascii="Barlow Semi Condensed" w:cs="Barlow Semi Condensed" w:eastAsia="Barlow Semi Condensed" w:hAnsi="Barlow Semi Condensed"/>
           <w:sz w:val="24"/>
           <w:szCs w:val="24"/>
         </w:rPr>
@@ -2542,7 +2542,7 @@
       </w:r>
       <w:r>
         <w:rPr>
-          <w:rFonts w:ascii="Times New Roman" w:cs="Times New Roman" w:eastAsia="Times New Roman" w:hAnsi="Times New Roman"/>
+          <w:rFonts w:ascii="Barlow Semi Condensed" w:cs="Barlow Semi Condensed" w:eastAsia="Barlow Semi Condensed" w:hAnsi="Barlow Semi Condensed"/>
           <w:i/>
           <w:iCs/>
           <w:sz w:val="24"/>
@@ -2552,7 +2552,7 @@
       </w:r>
       <w:r>
         <w:rPr>
-          <w:rFonts w:ascii="Times New Roman" w:cs="Times New Roman" w:eastAsia="Times New Roman" w:hAnsi="Times New Roman"/>
+          <w:rFonts w:ascii="Barlow Semi Condensed" w:cs="Barlow Semi Condensed" w:eastAsia="Barlow Semi Condensed" w:hAnsi="Barlow Semi Condensed"/>
           <w:sz w:val="24"/>
           <w:szCs w:val="24"/>
         </w:rPr>
@@ -2560,7 +2560,7 @@
       </w:r>
       <w:r>
         <w:rPr>
-          <w:rFonts w:ascii="Times New Roman" w:cs="Times New Roman" w:eastAsia="Times New Roman" w:hAnsi="Times New Roman"/>
+          <w:rFonts w:ascii="Barlow Semi Condensed" w:cs="Barlow Semi Condensed" w:eastAsia="Barlow Semi Condensed" w:hAnsi="Barlow Semi Condensed"/>
           <w:b/>
           <w:bCs/>
           <w:sz w:val="24"/>
@@ -2570,7 +2570,7 @@
       </w:r>
       <w:r>
         <w:rPr>
-          <w:rFonts w:ascii="Times New Roman" w:cs="Times New Roman" w:eastAsia="Times New Roman" w:hAnsi="Times New Roman"/>
+          <w:rFonts w:ascii="Barlow Semi Condensed" w:cs="Barlow Semi Condensed" w:eastAsia="Barlow Semi Condensed" w:hAnsi="Barlow Semi Condensed"/>
           <w:sz w:val="24"/>
           <w:szCs w:val="24"/>
         </w:rPr>
@@ -2578,7 +2578,7 @@
       </w:r>
       <w:r>
         <w:rPr>
-          <w:rFonts w:ascii="Times New Roman" w:cs="Times New Roman" w:eastAsia="Times New Roman" w:hAnsi="Times New Roman"/>
+          <w:rFonts w:ascii="Barlow Semi Condensed" w:cs="Barlow Semi Condensed" w:eastAsia="Barlow Semi Condensed" w:hAnsi="Barlow Semi Condensed"/>
           <w:i/>
           <w:iCs/>
           <w:sz w:val="24"/>
@@ -2588,7 +2588,7 @@
       </w:r>
       <w:r>
         <w:rPr>
-          <w:rFonts w:ascii="Times New Roman" w:cs="Times New Roman" w:eastAsia="Times New Roman" w:hAnsi="Times New Roman"/>
+          <w:rFonts w:ascii="Barlow Semi Condensed" w:cs="Barlow Semi Condensed" w:eastAsia="Barlow Semi Condensed" w:hAnsi="Barlow Semi Condensed"/>
           <w:sz w:val="24"/>
           <w:szCs w:val="24"/>
         </w:rPr>
@@ -2602,7 +2602,7 @@
       </w:pPr>
       <w:r>
         <w:rPr>
-          <w:rFonts w:ascii="Times New Roman" w:cs="Times New Roman" w:eastAsia="Times New Roman" w:hAnsi="Times New Roman"/>
+          <w:rFonts w:ascii="Barlow Semi Condensed" w:cs="Barlow Semi Condensed" w:eastAsia="Barlow Semi Condensed" w:hAnsi="Barlow Semi Condensed"/>
           <w:sz w:val="24"/>
           <w:szCs w:val="24"/>
         </w:rPr>
@@ -2610,7 +2610,7 @@
       </w:r>
       <w:r>
         <w:rPr>
-          <w:rFonts w:ascii="Times New Roman" w:cs="Times New Roman" w:eastAsia="Times New Roman" w:hAnsi="Times New Roman"/>
+          <w:rFonts w:ascii="Barlow Semi Condensed" w:cs="Barlow Semi Condensed" w:eastAsia="Barlow Semi Condensed" w:hAnsi="Barlow Semi Condensed"/>
           <w:b/>
           <w:bCs/>
           <w:sz w:val="24"/>
@@ -2620,7 +2620,7 @@
       </w:r>
       <w:r>
         <w:rPr>
-          <w:rFonts w:ascii="Times New Roman" w:cs="Times New Roman" w:eastAsia="Times New Roman" w:hAnsi="Times New Roman"/>
+          <w:rFonts w:ascii="Barlow Semi Condensed" w:cs="Barlow Semi Condensed" w:eastAsia="Barlow Semi Condensed" w:hAnsi="Barlow Semi Condensed"/>
           <w:sz w:val="24"/>
           <w:szCs w:val="24"/>
         </w:rPr>
@@ -2628,7 +2628,7 @@
       </w:r>
       <w:r>
         <w:rPr>
-          <w:rFonts w:ascii="Times New Roman" w:cs="Times New Roman" w:eastAsia="Times New Roman" w:hAnsi="Times New Roman"/>
+          <w:rFonts w:ascii="Barlow Semi Condensed" w:cs="Barlow Semi Condensed" w:eastAsia="Barlow Semi Condensed" w:hAnsi="Barlow Semi Condensed"/>
           <w:i/>
           <w:iCs/>
           <w:sz w:val="24"/>
@@ -2638,7 +2638,7 @@
       </w:r>
       <w:r>
         <w:rPr>
-          <w:rFonts w:ascii="Times New Roman" w:cs="Times New Roman" w:eastAsia="Times New Roman" w:hAnsi="Times New Roman"/>
+          <w:rFonts w:ascii="Barlow Semi Condensed" w:cs="Barlow Semi Condensed" w:eastAsia="Barlow Semi Condensed" w:hAnsi="Barlow Semi Condensed"/>
           <w:sz w:val="24"/>
           <w:szCs w:val="24"/>
         </w:rPr>
@@ -2646,7 +2646,7 @@
       </w:r>
       <w:r>
         <w:rPr>
-          <w:rFonts w:ascii="Times New Roman" w:cs="Times New Roman" w:eastAsia="Times New Roman" w:hAnsi="Times New Roman"/>
+          <w:rFonts w:ascii="Barlow Semi Condensed" w:cs="Barlow Semi Condensed" w:eastAsia="Barlow Semi Condensed" w:hAnsi="Barlow Semi Condensed"/>
           <w:b/>
           <w:bCs/>
           <w:sz w:val="24"/>
@@ -2656,7 +2656,7 @@
       </w:r>
       <w:r>
         <w:rPr>
-          <w:rFonts w:ascii="Times New Roman" w:cs="Times New Roman" w:eastAsia="Times New Roman" w:hAnsi="Times New Roman"/>
+          <w:rFonts w:ascii="Barlow Semi Condensed" w:cs="Barlow Semi Condensed" w:eastAsia="Barlow Semi Condensed" w:hAnsi="Barlow Semi Condensed"/>
           <w:sz w:val="24"/>
           <w:szCs w:val="24"/>
         </w:rPr>
@@ -2664,7 +2664,7 @@
       </w:r>
       <w:r>
         <w:rPr>
-          <w:rFonts w:ascii="Times New Roman" w:cs="Times New Roman" w:eastAsia="Times New Roman" w:hAnsi="Times New Roman"/>
+          <w:rFonts w:ascii="Barlow Semi Condensed" w:cs="Barlow Semi Condensed" w:eastAsia="Barlow Semi Condensed" w:hAnsi="Barlow Semi Condensed"/>
           <w:b/>
           <w:bCs/>
           <w:sz w:val="24"/>
@@ -2674,7 +2674,7 @@
       </w:r>
       <w:r>
         <w:rPr>
-          <w:rFonts w:ascii="Times New Roman" w:cs="Times New Roman" w:eastAsia="Times New Roman" w:hAnsi="Times New Roman"/>
+          <w:rFonts w:ascii="Barlow Semi Condensed" w:cs="Barlow Semi Condensed" w:eastAsia="Barlow Semi Condensed" w:hAnsi="Barlow Semi Condensed"/>
           <w:sz w:val="24"/>
           <w:szCs w:val="24"/>
         </w:rPr>
@@ -2688,7 +2688,7 @@
       </w:pPr>
       <w:r>
         <w:rPr>
-          <w:rFonts w:ascii="Times New Roman" w:cs="Times New Roman" w:eastAsia="Times New Roman" w:hAnsi="Times New Roman"/>
+          <w:rFonts w:ascii="Barlow Semi Condensed" w:cs="Barlow Semi Condensed" w:eastAsia="Barlow Semi Condensed" w:hAnsi="Barlow Semi Condensed"/>
           <w:sz w:val="24"/>
           <w:szCs w:val="24"/>
         </w:rPr>
@@ -2721,11 +2721,11 @@
           <w:p>
             <w:pPr>
               <w:spacing w:after="20" w:before="20"/>
-              <w:jc w:val="left"/>
-            </w:pPr>
-            <w:r>
-              <w:rPr>
-                <w:rFonts w:ascii="Times New Roman" w:cs="Times New Roman" w:eastAsia="Times New Roman" w:hAnsi="Times New Roman"/>
+              <w:jc w:val="both"/>
+            </w:pPr>
+            <w:r>
+              <w:rPr>
+                <w:rFonts w:ascii="Barlow Semi Condensed" w:cs="Barlow Semi Condensed" w:eastAsia="Barlow Semi Condensed" w:hAnsi="Barlow Semi Condensed"/>
                 <w:b/>
                 <w:bCs/>
                 <w:color w:val="FFFFFF"/>
@@ -2744,11 +2744,11 @@
           <w:p>
             <w:pPr>
               <w:spacing w:after="20" w:before="20"/>
-              <w:jc w:val="left"/>
-            </w:pPr>
-            <w:r>
-              <w:rPr>
-                <w:rFonts w:ascii="Times New Roman" w:cs="Times New Roman" w:eastAsia="Times New Roman" w:hAnsi="Times New Roman"/>
+              <w:jc w:val="both"/>
+            </w:pPr>
+            <w:r>
+              <w:rPr>
+                <w:rFonts w:ascii="Barlow Semi Condensed" w:cs="Barlow Semi Condensed" w:eastAsia="Barlow Semi Condensed" w:hAnsi="Barlow Semi Condensed"/>
                 <w:b/>
                 <w:bCs/>
                 <w:color w:val="FFFFFF"/>
@@ -2767,11 +2767,11 @@
           <w:p>
             <w:pPr>
               <w:spacing w:after="20" w:before="20"/>
-              <w:jc w:val="left"/>
-            </w:pPr>
-            <w:r>
-              <w:rPr>
-                <w:rFonts w:ascii="Times New Roman" w:cs="Times New Roman" w:eastAsia="Times New Roman" w:hAnsi="Times New Roman"/>
+              <w:jc w:val="both"/>
+            </w:pPr>
+            <w:r>
+              <w:rPr>
+                <w:rFonts w:ascii="Barlow Semi Condensed" w:cs="Barlow Semi Condensed" w:eastAsia="Barlow Semi Condensed" w:hAnsi="Barlow Semi Condensed"/>
                 <w:b/>
                 <w:bCs/>
                 <w:color w:val="FFFFFF"/>
@@ -2791,11 +2791,11 @@
           <w:p>
             <w:pPr>
               <w:spacing w:after="20" w:before="20"/>
-              <w:jc w:val="left"/>
-            </w:pPr>
-            <w:r>
-              <w:rPr>
-                <w:rFonts w:ascii="Times New Roman" w:cs="Times New Roman" w:eastAsia="Times New Roman" w:hAnsi="Times New Roman"/>
+              <w:jc w:val="both"/>
+            </w:pPr>
+            <w:r>
+              <w:rPr>
+                <w:rFonts w:ascii="Barlow Semi Condensed" w:cs="Barlow Semi Condensed" w:eastAsia="Barlow Semi Condensed" w:hAnsi="Barlow Semi Condensed"/>
                 <w:sz w:val="20"/>
                 <w:szCs w:val="20"/>
               </w:rPr>
@@ -2810,11 +2810,11 @@
           <w:p>
             <w:pPr>
               <w:spacing w:after="20" w:before="20"/>
-              <w:jc w:val="left"/>
-            </w:pPr>
-            <w:r>
-              <w:rPr>
-                <w:rFonts w:ascii="Times New Roman" w:cs="Times New Roman" w:eastAsia="Times New Roman" w:hAnsi="Times New Roman"/>
+              <w:jc w:val="both"/>
+            </w:pPr>
+            <w:r>
+              <w:rPr>
+                <w:rFonts w:ascii="Barlow Semi Condensed" w:cs="Barlow Semi Condensed" w:eastAsia="Barlow Semi Condensed" w:hAnsi="Barlow Semi Condensed"/>
                 <w:sz w:val="20"/>
                 <w:szCs w:val="20"/>
               </w:rPr>
@@ -2829,11 +2829,11 @@
           <w:p>
             <w:pPr>
               <w:spacing w:after="20" w:before="20"/>
-              <w:jc w:val="left"/>
-            </w:pPr>
-            <w:r>
-              <w:rPr>
-                <w:rFonts w:ascii="Times New Roman" w:cs="Times New Roman" w:eastAsia="Times New Roman" w:hAnsi="Times New Roman"/>
+              <w:jc w:val="both"/>
+            </w:pPr>
+            <w:r>
+              <w:rPr>
+                <w:rFonts w:ascii="Barlow Semi Condensed" w:cs="Barlow Semi Condensed" w:eastAsia="Barlow Semi Condensed" w:hAnsi="Barlow Semi Condensed"/>
                 <w:sz w:val="20"/>
                 <w:szCs w:val="20"/>
               </w:rPr>
@@ -2841,7 +2841,7 @@
             </w:r>
             <w:r>
               <w:rPr>
-                <w:rFonts w:ascii="Times New Roman" w:cs="Times New Roman" w:eastAsia="Times New Roman" w:hAnsi="Times New Roman"/>
+                <w:rFonts w:ascii="Barlow Semi Condensed" w:cs="Barlow Semi Condensed" w:eastAsia="Barlow Semi Condensed" w:hAnsi="Barlow Semi Condensed"/>
                 <w:b/>
                 <w:bCs/>
                 <w:sz w:val="20"/>
@@ -2851,7 +2851,7 @@
             </w:r>
             <w:r>
               <w:rPr>
-                <w:rFonts w:ascii="Times New Roman" w:cs="Times New Roman" w:eastAsia="Times New Roman" w:hAnsi="Times New Roman"/>
+                <w:rFonts w:ascii="Barlow Semi Condensed" w:cs="Barlow Semi Condensed" w:eastAsia="Barlow Semi Condensed" w:hAnsi="Barlow Semi Condensed"/>
                 <w:sz w:val="20"/>
                 <w:szCs w:val="20"/>
               </w:rPr>
@@ -2868,11 +2868,11 @@
           <w:p>
             <w:pPr>
               <w:spacing w:after="20" w:before="20"/>
-              <w:jc w:val="left"/>
-            </w:pPr>
-            <w:r>
-              <w:rPr>
-                <w:rFonts w:ascii="Times New Roman" w:cs="Times New Roman" w:eastAsia="Times New Roman" w:hAnsi="Times New Roman"/>
+              <w:jc w:val="both"/>
+            </w:pPr>
+            <w:r>
+              <w:rPr>
+                <w:rFonts w:ascii="Barlow Semi Condensed" w:cs="Barlow Semi Condensed" w:eastAsia="Barlow Semi Condensed" w:hAnsi="Barlow Semi Condensed"/>
                 <w:sz w:val="20"/>
                 <w:szCs w:val="20"/>
               </w:rPr>
@@ -2887,11 +2887,11 @@
           <w:p>
             <w:pPr>
               <w:spacing w:after="20" w:before="20"/>
-              <w:jc w:val="left"/>
-            </w:pPr>
-            <w:r>
-              <w:rPr>
-                <w:rFonts w:ascii="Times New Roman" w:cs="Times New Roman" w:eastAsia="Times New Roman" w:hAnsi="Times New Roman"/>
+              <w:jc w:val="both"/>
+            </w:pPr>
+            <w:r>
+              <w:rPr>
+                <w:rFonts w:ascii="Barlow Semi Condensed" w:cs="Barlow Semi Condensed" w:eastAsia="Barlow Semi Condensed" w:hAnsi="Barlow Semi Condensed"/>
                 <w:sz w:val="20"/>
                 <w:szCs w:val="20"/>
               </w:rPr>
@@ -2906,11 +2906,11 @@
           <w:p>
             <w:pPr>
               <w:spacing w:after="20" w:before="20"/>
-              <w:jc w:val="left"/>
-            </w:pPr>
-            <w:r>
-              <w:rPr>
-                <w:rFonts w:ascii="Times New Roman" w:cs="Times New Roman" w:eastAsia="Times New Roman" w:hAnsi="Times New Roman"/>
+              <w:jc w:val="both"/>
+            </w:pPr>
+            <w:r>
+              <w:rPr>
+                <w:rFonts w:ascii="Barlow Semi Condensed" w:cs="Barlow Semi Condensed" w:eastAsia="Barlow Semi Condensed" w:hAnsi="Barlow Semi Condensed"/>
                 <w:sz w:val="20"/>
                 <w:szCs w:val="20"/>
               </w:rPr>
@@ -2918,7 +2918,7 @@
             </w:r>
             <w:r>
               <w:rPr>
-                <w:rFonts w:ascii="Times New Roman" w:cs="Times New Roman" w:eastAsia="Times New Roman" w:hAnsi="Times New Roman"/>
+                <w:rFonts w:ascii="Barlow Semi Condensed" w:cs="Barlow Semi Condensed" w:eastAsia="Barlow Semi Condensed" w:hAnsi="Barlow Semi Condensed"/>
                 <w:b/>
                 <w:bCs/>
                 <w:sz w:val="20"/>
@@ -2928,7 +2928,7 @@
             </w:r>
             <w:r>
               <w:rPr>
-                <w:rFonts w:ascii="Times New Roman" w:cs="Times New Roman" w:eastAsia="Times New Roman" w:hAnsi="Times New Roman"/>
+                <w:rFonts w:ascii="Barlow Semi Condensed" w:cs="Barlow Semi Condensed" w:eastAsia="Barlow Semi Condensed" w:hAnsi="Barlow Semi Condensed"/>
                 <w:sz w:val="20"/>
                 <w:szCs w:val="20"/>
               </w:rPr>
@@ -2945,11 +2945,11 @@
           <w:p>
             <w:pPr>
               <w:spacing w:after="20" w:before="20"/>
-              <w:jc w:val="left"/>
-            </w:pPr>
-            <w:r>
-              <w:rPr>
-                <w:rFonts w:ascii="Times New Roman" w:cs="Times New Roman" w:eastAsia="Times New Roman" w:hAnsi="Times New Roman"/>
+              <w:jc w:val="both"/>
+            </w:pPr>
+            <w:r>
+              <w:rPr>
+                <w:rFonts w:ascii="Barlow Semi Condensed" w:cs="Barlow Semi Condensed" w:eastAsia="Barlow Semi Condensed" w:hAnsi="Barlow Semi Condensed"/>
                 <w:sz w:val="20"/>
                 <w:szCs w:val="20"/>
               </w:rPr>
@@ -2964,11 +2964,11 @@
           <w:p>
             <w:pPr>
               <w:spacing w:after="20" w:before="20"/>
-              <w:jc w:val="left"/>
-            </w:pPr>
-            <w:r>
-              <w:rPr>
-                <w:rFonts w:ascii="Times New Roman" w:cs="Times New Roman" w:eastAsia="Times New Roman" w:hAnsi="Times New Roman"/>
+              <w:jc w:val="both"/>
+            </w:pPr>
+            <w:r>
+              <w:rPr>
+                <w:rFonts w:ascii="Barlow Semi Condensed" w:cs="Barlow Semi Condensed" w:eastAsia="Barlow Semi Condensed" w:hAnsi="Barlow Semi Condensed"/>
                 <w:sz w:val="20"/>
                 <w:szCs w:val="20"/>
               </w:rPr>
@@ -2983,11 +2983,11 @@
           <w:p>
             <w:pPr>
               <w:spacing w:after="20" w:before="20"/>
-              <w:jc w:val="left"/>
-            </w:pPr>
-            <w:r>
-              <w:rPr>
-                <w:rFonts w:ascii="Times New Roman" w:cs="Times New Roman" w:eastAsia="Times New Roman" w:hAnsi="Times New Roman"/>
+              <w:jc w:val="both"/>
+            </w:pPr>
+            <w:r>
+              <w:rPr>
+                <w:rFonts w:ascii="Barlow Semi Condensed" w:cs="Barlow Semi Condensed" w:eastAsia="Barlow Semi Condensed" w:hAnsi="Barlow Semi Condensed"/>
                 <w:sz w:val="20"/>
                 <w:szCs w:val="20"/>
               </w:rPr>
@@ -2995,7 +2995,7 @@
             </w:r>
             <w:r>
               <w:rPr>
-                <w:rFonts w:ascii="Times New Roman" w:cs="Times New Roman" w:eastAsia="Times New Roman" w:hAnsi="Times New Roman"/>
+                <w:rFonts w:ascii="Barlow Semi Condensed" w:cs="Barlow Semi Condensed" w:eastAsia="Barlow Semi Condensed" w:hAnsi="Barlow Semi Condensed"/>
                 <w:b/>
                 <w:bCs/>
                 <w:sz w:val="20"/>
@@ -3005,7 +3005,7 @@
             </w:r>
             <w:r>
               <w:rPr>
-                <w:rFonts w:ascii="Times New Roman" w:cs="Times New Roman" w:eastAsia="Times New Roman" w:hAnsi="Times New Roman"/>
+                <w:rFonts w:ascii="Barlow Semi Condensed" w:cs="Barlow Semi Condensed" w:eastAsia="Barlow Semi Condensed" w:hAnsi="Barlow Semi Condensed"/>
                 <w:sz w:val="20"/>
                 <w:szCs w:val="20"/>
               </w:rPr>
@@ -3022,11 +3022,11 @@
           <w:p>
             <w:pPr>
               <w:spacing w:after="20" w:before="20"/>
-              <w:jc w:val="left"/>
-            </w:pPr>
-            <w:r>
-              <w:rPr>
-                <w:rFonts w:ascii="Times New Roman" w:cs="Times New Roman" w:eastAsia="Times New Roman" w:hAnsi="Times New Roman"/>
+              <w:jc w:val="both"/>
+            </w:pPr>
+            <w:r>
+              <w:rPr>
+                <w:rFonts w:ascii="Barlow Semi Condensed" w:cs="Barlow Semi Condensed" w:eastAsia="Barlow Semi Condensed" w:hAnsi="Barlow Semi Condensed"/>
                 <w:sz w:val="20"/>
                 <w:szCs w:val="20"/>
               </w:rPr>
@@ -3041,11 +3041,11 @@
           <w:p>
             <w:pPr>
               <w:spacing w:after="20" w:before="20"/>
-              <w:jc w:val="left"/>
-            </w:pPr>
-            <w:r>
-              <w:rPr>
-                <w:rFonts w:ascii="Times New Roman" w:cs="Times New Roman" w:eastAsia="Times New Roman" w:hAnsi="Times New Roman"/>
+              <w:jc w:val="both"/>
+            </w:pPr>
+            <w:r>
+              <w:rPr>
+                <w:rFonts w:ascii="Barlow Semi Condensed" w:cs="Barlow Semi Condensed" w:eastAsia="Barlow Semi Condensed" w:hAnsi="Barlow Semi Condensed"/>
                 <w:sz w:val="20"/>
                 <w:szCs w:val="20"/>
               </w:rPr>
@@ -3060,11 +3060,11 @@
           <w:p>
             <w:pPr>
               <w:spacing w:after="20" w:before="20"/>
-              <w:jc w:val="left"/>
-            </w:pPr>
-            <w:r>
-              <w:rPr>
-                <w:rFonts w:ascii="Times New Roman" w:cs="Times New Roman" w:eastAsia="Times New Roman" w:hAnsi="Times New Roman"/>
+              <w:jc w:val="both"/>
+            </w:pPr>
+            <w:r>
+              <w:rPr>
+                <w:rFonts w:ascii="Barlow Semi Condensed" w:cs="Barlow Semi Condensed" w:eastAsia="Barlow Semi Condensed" w:hAnsi="Barlow Semi Condensed"/>
                 <w:sz w:val="20"/>
                 <w:szCs w:val="20"/>
               </w:rPr>
@@ -3081,11 +3081,11 @@
           <w:p>
             <w:pPr>
               <w:spacing w:after="20" w:before="20"/>
-              <w:jc w:val="left"/>
-            </w:pPr>
-            <w:r>
-              <w:rPr>
-                <w:rFonts w:ascii="Times New Roman" w:cs="Times New Roman" w:eastAsia="Times New Roman" w:hAnsi="Times New Roman"/>
+              <w:jc w:val="both"/>
+            </w:pPr>
+            <w:r>
+              <w:rPr>
+                <w:rFonts w:ascii="Barlow Semi Condensed" w:cs="Barlow Semi Condensed" w:eastAsia="Barlow Semi Condensed" w:hAnsi="Barlow Semi Condensed"/>
                 <w:sz w:val="20"/>
                 <w:szCs w:val="20"/>
               </w:rPr>
@@ -3100,11 +3100,11 @@
           <w:p>
             <w:pPr>
               <w:spacing w:after="20" w:before="20"/>
-              <w:jc w:val="left"/>
-            </w:pPr>
-            <w:r>
-              <w:rPr>
-                <w:rFonts w:ascii="Times New Roman" w:cs="Times New Roman" w:eastAsia="Times New Roman" w:hAnsi="Times New Roman"/>
+              <w:jc w:val="both"/>
+            </w:pPr>
+            <w:r>
+              <w:rPr>
+                <w:rFonts w:ascii="Barlow Semi Condensed" w:cs="Barlow Semi Condensed" w:eastAsia="Barlow Semi Condensed" w:hAnsi="Barlow Semi Condensed"/>
                 <w:sz w:val="20"/>
                 <w:szCs w:val="20"/>
               </w:rPr>
@@ -3119,11 +3119,11 @@
           <w:p>
             <w:pPr>
               <w:spacing w:after="20" w:before="20"/>
-              <w:jc w:val="left"/>
-            </w:pPr>
-            <w:r>
-              <w:rPr>
-                <w:rFonts w:ascii="Times New Roman" w:cs="Times New Roman" w:eastAsia="Times New Roman" w:hAnsi="Times New Roman"/>
+              <w:jc w:val="both"/>
+            </w:pPr>
+            <w:r>
+              <w:rPr>
+                <w:rFonts w:ascii="Barlow Semi Condensed" w:cs="Barlow Semi Condensed" w:eastAsia="Barlow Semi Condensed" w:hAnsi="Barlow Semi Condensed"/>
                 <w:sz w:val="20"/>
                 <w:szCs w:val="20"/>
               </w:rPr>
@@ -3153,7 +3153,7 @@
       </w:pPr>
       <w:r>
         <w:rPr>
-          <w:rFonts w:ascii="Times New Roman" w:cs="Times New Roman" w:eastAsia="Times New Roman" w:hAnsi="Times New Roman"/>
+          <w:rFonts w:ascii="Barlow Semi Condensed" w:cs="Barlow Semi Condensed" w:eastAsia="Barlow Semi Condensed" w:hAnsi="Barlow Semi Condensed"/>
           <w:i/>
           <w:iCs/>
           <w:sz w:val="24"/>
@@ -3163,7 +3163,7 @@
       </w:r>
       <w:r>
         <w:rPr>
-          <w:rFonts w:ascii="Times New Roman" w:cs="Times New Roman" w:eastAsia="Times New Roman" w:hAnsi="Times New Roman"/>
+          <w:rFonts w:ascii="Barlow Semi Condensed" w:cs="Barlow Semi Condensed" w:eastAsia="Barlow Semi Condensed" w:hAnsi="Barlow Semi Condensed"/>
           <w:sz w:val="24"/>
           <w:szCs w:val="24"/>
         </w:rPr>
@@ -3171,7 +3171,7 @@
       </w:r>
       <w:r>
         <w:rPr>
-          <w:rFonts w:ascii="Times New Roman" w:cs="Times New Roman" w:eastAsia="Times New Roman" w:hAnsi="Times New Roman"/>
+          <w:rFonts w:ascii="Barlow Semi Condensed" w:cs="Barlow Semi Condensed" w:eastAsia="Barlow Semi Condensed" w:hAnsi="Barlow Semi Condensed"/>
           <w:b/>
           <w:bCs/>
           <w:sz w:val="24"/>
@@ -3181,7 +3181,7 @@
       </w:r>
       <w:r>
         <w:rPr>
-          <w:rFonts w:ascii="Times New Roman" w:cs="Times New Roman" w:eastAsia="Times New Roman" w:hAnsi="Times New Roman"/>
+          <w:rFonts w:ascii="Barlow Semi Condensed" w:cs="Barlow Semi Condensed" w:eastAsia="Barlow Semi Condensed" w:hAnsi="Barlow Semi Condensed"/>
           <w:sz w:val="24"/>
           <w:szCs w:val="24"/>
         </w:rPr>
@@ -3203,7 +3203,7 @@
       </w:pPr>
       <w:r>
         <w:rPr>
-          <w:rFonts w:ascii="Times New Roman" w:cs="Times New Roman" w:eastAsia="Times New Roman" w:hAnsi="Times New Roman"/>
+          <w:rFonts w:ascii="Barlow Semi Condensed" w:cs="Barlow Semi Condensed" w:eastAsia="Barlow Semi Condensed" w:hAnsi="Barlow Semi Condensed"/>
           <w:i/>
           <w:iCs/>
           <w:sz w:val="24"/>
@@ -3224,7 +3224,7 @@
       </w:pPr>
       <w:r>
         <w:rPr>
-          <w:rFonts w:ascii="Times New Roman" w:cs="Times New Roman" w:eastAsia="Times New Roman" w:hAnsi="Times New Roman"/>
+          <w:rFonts w:ascii="Barlow Semi Condensed" w:cs="Barlow Semi Condensed" w:eastAsia="Barlow Semi Condensed" w:hAnsi="Barlow Semi Condensed"/>
           <w:sz w:val="24"/>
           <w:szCs w:val="24"/>
         </w:rPr>
@@ -3238,7 +3238,7 @@
       </w:pPr>
       <w:r>
         <w:rPr>
-          <w:rFonts w:ascii="Times New Roman" w:cs="Times New Roman" w:eastAsia="Times New Roman" w:hAnsi="Times New Roman"/>
+          <w:rFonts w:ascii="Barlow Semi Condensed" w:cs="Barlow Semi Condensed" w:eastAsia="Barlow Semi Condensed" w:hAnsi="Barlow Semi Condensed"/>
           <w:sz w:val="24"/>
           <w:szCs w:val="24"/>
         </w:rPr>
@@ -3252,7 +3252,7 @@
       </w:pPr>
       <w:r>
         <w:rPr>
-          <w:rFonts w:ascii="Times New Roman" w:cs="Times New Roman" w:eastAsia="Times New Roman" w:hAnsi="Times New Roman"/>
+          <w:rFonts w:ascii="Barlow Semi Condensed" w:cs="Barlow Semi Condensed" w:eastAsia="Barlow Semi Condensed" w:hAnsi="Barlow Semi Condensed"/>
           <w:sz w:val="24"/>
           <w:szCs w:val="24"/>
         </w:rPr>
@@ -3266,7 +3266,7 @@
       </w:pPr>
       <w:r>
         <w:rPr>
-          <w:rFonts w:ascii="Times New Roman" w:cs="Times New Roman" w:eastAsia="Times New Roman" w:hAnsi="Times New Roman"/>
+          <w:rFonts w:ascii="Barlow Semi Condensed" w:cs="Barlow Semi Condensed" w:eastAsia="Barlow Semi Condensed" w:hAnsi="Barlow Semi Condensed"/>
           <w:i/>
           <w:iCs/>
           <w:sz w:val="24"/>
@@ -3286,7 +3286,7 @@
       </w:pPr>
       <w:r>
         <w:rPr>
-          <w:rFonts w:ascii="Times New Roman" w:cs="Times New Roman" w:eastAsia="Times New Roman" w:hAnsi="Times New Roman"/>
+          <w:rFonts w:ascii="Barlow Semi Condensed" w:cs="Barlow Semi Condensed" w:eastAsia="Barlow Semi Condensed" w:hAnsi="Barlow Semi Condensed"/>
           <w:b/>
           <w:bCs/>
           <w:i w:val="false"/>
@@ -3298,7 +3298,7 @@
       </w:r>
       <w:r>
         <w:rPr>
-          <w:rFonts w:ascii="Times New Roman" w:cs="Times New Roman" w:eastAsia="Times New Roman" w:hAnsi="Times New Roman"/>
+          <w:rFonts w:ascii="Barlow Semi Condensed" w:cs="Barlow Semi Condensed" w:eastAsia="Barlow Semi Condensed" w:hAnsi="Barlow Semi Condensed"/>
           <w:i w:val="false"/>
           <w:iCs w:val="false"/>
           <w:sz w:val="24"/>
@@ -3308,7 +3308,7 @@
       </w:r>
       <w:r>
         <w:rPr>
-          <w:rFonts w:ascii="Times New Roman" w:cs="Times New Roman" w:eastAsia="Times New Roman" w:hAnsi="Times New Roman"/>
+          <w:rFonts w:ascii="Barlow Semi Condensed" w:cs="Barlow Semi Condensed" w:eastAsia="Barlow Semi Condensed" w:hAnsi="Barlow Semi Condensed"/>
           <w:b/>
           <w:bCs/>
           <w:i w:val="false"/>
@@ -3320,7 +3320,7 @@
       </w:r>
       <w:r>
         <w:rPr>
-          <w:rFonts w:ascii="Times New Roman" w:cs="Times New Roman" w:eastAsia="Times New Roman" w:hAnsi="Times New Roman"/>
+          <w:rFonts w:ascii="Barlow Semi Condensed" w:cs="Barlow Semi Condensed" w:eastAsia="Barlow Semi Condensed" w:hAnsi="Barlow Semi Condensed"/>
           <w:i w:val="false"/>
           <w:iCs w:val="false"/>
           <w:sz w:val="24"/>
@@ -3330,7 +3330,7 @@
       </w:r>
       <w:r>
         <w:rPr>
-          <w:rFonts w:ascii="Times New Roman" w:cs="Times New Roman" w:eastAsia="Times New Roman" w:hAnsi="Times New Roman"/>
+          <w:rFonts w:ascii="Barlow Semi Condensed" w:cs="Barlow Semi Condensed" w:eastAsia="Barlow Semi Condensed" w:hAnsi="Barlow Semi Condensed"/>
           <w:b/>
           <w:bCs/>
           <w:i w:val="false"/>
@@ -3342,7 +3342,7 @@
       </w:r>
       <w:r>
         <w:rPr>
-          <w:rFonts w:ascii="Times New Roman" w:cs="Times New Roman" w:eastAsia="Times New Roman" w:hAnsi="Times New Roman"/>
+          <w:rFonts w:ascii="Barlow Semi Condensed" w:cs="Barlow Semi Condensed" w:eastAsia="Barlow Semi Condensed" w:hAnsi="Barlow Semi Condensed"/>
           <w:i w:val="false"/>
           <w:iCs w:val="false"/>
           <w:sz w:val="24"/>
@@ -3352,7 +3352,7 @@
       </w:r>
       <w:r>
         <w:rPr>
-          <w:rFonts w:ascii="Times New Roman" w:cs="Times New Roman" w:eastAsia="Times New Roman" w:hAnsi="Times New Roman"/>
+          <w:rFonts w:ascii="Barlow Semi Condensed" w:cs="Barlow Semi Condensed" w:eastAsia="Barlow Semi Condensed" w:hAnsi="Barlow Semi Condensed"/>
           <w:b/>
           <w:bCs/>
           <w:i w:val="false"/>
@@ -3364,7 +3364,7 @@
       </w:r>
       <w:r>
         <w:rPr>
-          <w:rFonts w:ascii="Times New Roman" w:cs="Times New Roman" w:eastAsia="Times New Roman" w:hAnsi="Times New Roman"/>
+          <w:rFonts w:ascii="Barlow Semi Condensed" w:cs="Barlow Semi Condensed" w:eastAsia="Barlow Semi Condensed" w:hAnsi="Barlow Semi Condensed"/>
           <w:i w:val="false"/>
           <w:iCs w:val="false"/>
           <w:sz w:val="24"/>
@@ -3374,7 +3374,7 @@
       </w:r>
       <w:r>
         <w:rPr>
-          <w:rFonts w:ascii="Times New Roman" w:cs="Times New Roman" w:eastAsia="Times New Roman" w:hAnsi="Times New Roman"/>
+          <w:rFonts w:ascii="Barlow Semi Condensed" w:cs="Barlow Semi Condensed" w:eastAsia="Barlow Semi Condensed" w:hAnsi="Barlow Semi Condensed"/>
           <w:b/>
           <w:bCs/>
           <w:i w:val="false"/>
@@ -3386,7 +3386,7 @@
       </w:r>
       <w:r>
         <w:rPr>
-          <w:rFonts w:ascii="Times New Roman" w:cs="Times New Roman" w:eastAsia="Times New Roman" w:hAnsi="Times New Roman"/>
+          <w:rFonts w:ascii="Barlow Semi Condensed" w:cs="Barlow Semi Condensed" w:eastAsia="Barlow Semi Condensed" w:hAnsi="Barlow Semi Condensed"/>
           <w:i w:val="false"/>
           <w:iCs w:val="false"/>
           <w:sz w:val="24"/>
@@ -3396,7 +3396,7 @@
       </w:r>
       <w:r>
         <w:rPr>
-          <w:rFonts w:ascii="Times New Roman" w:cs="Times New Roman" w:eastAsia="Times New Roman" w:hAnsi="Times New Roman"/>
+          <w:rFonts w:ascii="Barlow Semi Condensed" w:cs="Barlow Semi Condensed" w:eastAsia="Barlow Semi Condensed" w:hAnsi="Barlow Semi Condensed"/>
           <w:b/>
           <w:bCs/>
           <w:i w:val="false"/>
@@ -3408,7 +3408,7 @@
       </w:r>
       <w:r>
         <w:rPr>
-          <w:rFonts w:ascii="Times New Roman" w:cs="Times New Roman" w:eastAsia="Times New Roman" w:hAnsi="Times New Roman"/>
+          <w:rFonts w:ascii="Barlow Semi Condensed" w:cs="Barlow Semi Condensed" w:eastAsia="Barlow Semi Condensed" w:hAnsi="Barlow Semi Condensed"/>
           <w:i w:val="false"/>
           <w:iCs w:val="false"/>
           <w:sz w:val="24"/>
@@ -3432,7 +3432,7 @@
       </w:pPr>
       <w:r>
         <w:rPr>
-          <w:rFonts w:ascii="Times New Roman" w:cs="Times New Roman" w:eastAsia="Times New Roman" w:hAnsi="Times New Roman"/>
+          <w:rFonts w:ascii="Barlow Semi Condensed" w:cs="Barlow Semi Condensed" w:eastAsia="Barlow Semi Condensed" w:hAnsi="Barlow Semi Condensed"/>
           <w:sz w:val="24"/>
           <w:szCs w:val="24"/>
         </w:rPr>
@@ -3465,11 +3465,11 @@
           <w:p>
             <w:pPr>
               <w:spacing w:after="20" w:before="20"/>
-              <w:jc w:val="left"/>
-            </w:pPr>
-            <w:r>
-              <w:rPr>
-                <w:rFonts w:ascii="Times New Roman" w:cs="Times New Roman" w:eastAsia="Times New Roman" w:hAnsi="Times New Roman"/>
+              <w:jc w:val="both"/>
+            </w:pPr>
+            <w:r>
+              <w:rPr>
+                <w:rFonts w:ascii="Barlow Semi Condensed" w:cs="Barlow Semi Condensed" w:eastAsia="Barlow Semi Condensed" w:hAnsi="Barlow Semi Condensed"/>
                 <w:b/>
                 <w:bCs/>
                 <w:color w:val="FFFFFF"/>
@@ -3488,11 +3488,11 @@
           <w:p>
             <w:pPr>
               <w:spacing w:after="20" w:before="20"/>
-              <w:jc w:val="left"/>
-            </w:pPr>
-            <w:r>
-              <w:rPr>
-                <w:rFonts w:ascii="Times New Roman" w:cs="Times New Roman" w:eastAsia="Times New Roman" w:hAnsi="Times New Roman"/>
+              <w:jc w:val="both"/>
+            </w:pPr>
+            <w:r>
+              <w:rPr>
+                <w:rFonts w:ascii="Barlow Semi Condensed" w:cs="Barlow Semi Condensed" w:eastAsia="Barlow Semi Condensed" w:hAnsi="Barlow Semi Condensed"/>
                 <w:b/>
                 <w:bCs/>
                 <w:color w:val="FFFFFF"/>
@@ -3511,11 +3511,11 @@
           <w:p>
             <w:pPr>
               <w:spacing w:after="20" w:before="20"/>
-              <w:jc w:val="left"/>
-            </w:pPr>
-            <w:r>
-              <w:rPr>
-                <w:rFonts w:ascii="Times New Roman" w:cs="Times New Roman" w:eastAsia="Times New Roman" w:hAnsi="Times New Roman"/>
+              <w:jc w:val="both"/>
+            </w:pPr>
+            <w:r>
+              <w:rPr>
+                <w:rFonts w:ascii="Barlow Semi Condensed" w:cs="Barlow Semi Condensed" w:eastAsia="Barlow Semi Condensed" w:hAnsi="Barlow Semi Condensed"/>
                 <w:b/>
                 <w:bCs/>
                 <w:color w:val="FFFFFF"/>
@@ -3535,11 +3535,11 @@
           <w:p>
             <w:pPr>
               <w:spacing w:after="20" w:before="20"/>
-              <w:jc w:val="left"/>
-            </w:pPr>
-            <w:r>
-              <w:rPr>
-                <w:rFonts w:ascii="Times New Roman" w:cs="Times New Roman" w:eastAsia="Times New Roman" w:hAnsi="Times New Roman"/>
+              <w:jc w:val="both"/>
+            </w:pPr>
+            <w:r>
+              <w:rPr>
+                <w:rFonts w:ascii="Barlow Semi Condensed" w:cs="Barlow Semi Condensed" w:eastAsia="Barlow Semi Condensed" w:hAnsi="Barlow Semi Condensed"/>
                 <w:b/>
                 <w:bCs/>
                 <w:sz w:val="20"/>
@@ -3556,11 +3556,11 @@
           <w:p>
             <w:pPr>
               <w:spacing w:after="20" w:before="20"/>
-              <w:jc w:val="left"/>
-            </w:pPr>
-            <w:r>
-              <w:rPr>
-                <w:rFonts w:ascii="Times New Roman" w:cs="Times New Roman" w:eastAsia="Times New Roman" w:hAnsi="Times New Roman"/>
+              <w:jc w:val="both"/>
+            </w:pPr>
+            <w:r>
+              <w:rPr>
+                <w:rFonts w:ascii="Barlow Semi Condensed" w:cs="Barlow Semi Condensed" w:eastAsia="Barlow Semi Condensed" w:hAnsi="Barlow Semi Condensed"/>
                 <w:sz w:val="20"/>
                 <w:szCs w:val="20"/>
               </w:rPr>
@@ -3575,11 +3575,11 @@
           <w:p>
             <w:pPr>
               <w:spacing w:after="20" w:before="20"/>
-              <w:jc w:val="left"/>
-            </w:pPr>
-            <w:r>
-              <w:rPr>
-                <w:rFonts w:ascii="Times New Roman" w:cs="Times New Roman" w:eastAsia="Times New Roman" w:hAnsi="Times New Roman"/>
+              <w:jc w:val="both"/>
+            </w:pPr>
+            <w:r>
+              <w:rPr>
+                <w:rFonts w:ascii="Barlow Semi Condensed" w:cs="Barlow Semi Condensed" w:eastAsia="Barlow Semi Condensed" w:hAnsi="Barlow Semi Condensed"/>
                 <w:i/>
                 <w:iCs/>
                 <w:sz w:val="20"/>
@@ -3589,7 +3589,7 @@
             </w:r>
             <w:r>
               <w:rPr>
-                <w:rFonts w:ascii="Times New Roman" w:cs="Times New Roman" w:eastAsia="Times New Roman" w:hAnsi="Times New Roman"/>
+                <w:rFonts w:ascii="Barlow Semi Condensed" w:cs="Barlow Semi Condensed" w:eastAsia="Barlow Semi Condensed" w:hAnsi="Barlow Semi Condensed"/>
                 <w:sz w:val="20"/>
                 <w:szCs w:val="20"/>
               </w:rPr>
@@ -3597,7 +3597,7 @@
             </w:r>
             <w:r>
               <w:rPr>
-                <w:rFonts w:ascii="Times New Roman" w:cs="Times New Roman" w:eastAsia="Times New Roman" w:hAnsi="Times New Roman"/>
+                <w:rFonts w:ascii="Barlow Semi Condensed" w:cs="Barlow Semi Condensed" w:eastAsia="Barlow Semi Condensed" w:hAnsi="Barlow Semi Condensed"/>
                 <w:i/>
                 <w:iCs/>
                 <w:sz w:val="20"/>
@@ -3616,11 +3616,11 @@
           <w:p>
             <w:pPr>
               <w:spacing w:after="20" w:before="20"/>
-              <w:jc w:val="left"/>
-            </w:pPr>
-            <w:r>
-              <w:rPr>
-                <w:rFonts w:ascii="Times New Roman" w:cs="Times New Roman" w:eastAsia="Times New Roman" w:hAnsi="Times New Roman"/>
+              <w:jc w:val="both"/>
+            </w:pPr>
+            <w:r>
+              <w:rPr>
+                <w:rFonts w:ascii="Barlow Semi Condensed" w:cs="Barlow Semi Condensed" w:eastAsia="Barlow Semi Condensed" w:hAnsi="Barlow Semi Condensed"/>
                 <w:b/>
                 <w:bCs/>
                 <w:sz w:val="20"/>
@@ -3637,11 +3637,11 @@
           <w:p>
             <w:pPr>
               <w:spacing w:after="20" w:before="20"/>
-              <w:jc w:val="left"/>
-            </w:pPr>
-            <w:r>
-              <w:rPr>
-                <w:rFonts w:ascii="Times New Roman" w:cs="Times New Roman" w:eastAsia="Times New Roman" w:hAnsi="Times New Roman"/>
+              <w:jc w:val="both"/>
+            </w:pPr>
+            <w:r>
+              <w:rPr>
+                <w:rFonts w:ascii="Barlow Semi Condensed" w:cs="Barlow Semi Condensed" w:eastAsia="Barlow Semi Condensed" w:hAnsi="Barlow Semi Condensed"/>
                 <w:sz w:val="20"/>
                 <w:szCs w:val="20"/>
               </w:rPr>
@@ -3656,11 +3656,11 @@
           <w:p>
             <w:pPr>
               <w:spacing w:after="20" w:before="20"/>
-              <w:jc w:val="left"/>
-            </w:pPr>
-            <w:r>
-              <w:rPr>
-                <w:rFonts w:ascii="Times New Roman" w:cs="Times New Roman" w:eastAsia="Times New Roman" w:hAnsi="Times New Roman"/>
+              <w:jc w:val="both"/>
+            </w:pPr>
+            <w:r>
+              <w:rPr>
+                <w:rFonts w:ascii="Barlow Semi Condensed" w:cs="Barlow Semi Condensed" w:eastAsia="Barlow Semi Condensed" w:hAnsi="Barlow Semi Condensed"/>
                 <w:i/>
                 <w:iCs/>
                 <w:sz w:val="20"/>
@@ -3670,7 +3670,7 @@
             </w:r>
             <w:r>
               <w:rPr>
-                <w:rFonts w:ascii="Times New Roman" w:cs="Times New Roman" w:eastAsia="Times New Roman" w:hAnsi="Times New Roman"/>
+                <w:rFonts w:ascii="Barlow Semi Condensed" w:cs="Barlow Semi Condensed" w:eastAsia="Barlow Semi Condensed" w:hAnsi="Barlow Semi Condensed"/>
                 <w:sz w:val="20"/>
                 <w:szCs w:val="20"/>
               </w:rPr>
@@ -3678,7 +3678,7 @@
             </w:r>
             <w:r>
               <w:rPr>
-                <w:rFonts w:ascii="Times New Roman" w:cs="Times New Roman" w:eastAsia="Times New Roman" w:hAnsi="Times New Roman"/>
+                <w:rFonts w:ascii="Barlow Semi Condensed" w:cs="Barlow Semi Condensed" w:eastAsia="Barlow Semi Condensed" w:hAnsi="Barlow Semi Condensed"/>
                 <w:i/>
                 <w:iCs/>
                 <w:sz w:val="20"/>
@@ -3697,11 +3697,11 @@
           <w:p>
             <w:pPr>
               <w:spacing w:after="20" w:before="20"/>
-              <w:jc w:val="left"/>
-            </w:pPr>
-            <w:r>
-              <w:rPr>
-                <w:rFonts w:ascii="Times New Roman" w:cs="Times New Roman" w:eastAsia="Times New Roman" w:hAnsi="Times New Roman"/>
+              <w:jc w:val="both"/>
+            </w:pPr>
+            <w:r>
+              <w:rPr>
+                <w:rFonts w:ascii="Barlow Semi Condensed" w:cs="Barlow Semi Condensed" w:eastAsia="Barlow Semi Condensed" w:hAnsi="Barlow Semi Condensed"/>
                 <w:b/>
                 <w:bCs/>
                 <w:sz w:val="20"/>
@@ -3718,11 +3718,11 @@
           <w:p>
             <w:pPr>
               <w:spacing w:after="20" w:before="20"/>
-              <w:jc w:val="left"/>
-            </w:pPr>
-            <w:r>
-              <w:rPr>
-                <w:rFonts w:ascii="Times New Roman" w:cs="Times New Roman" w:eastAsia="Times New Roman" w:hAnsi="Times New Roman"/>
+              <w:jc w:val="both"/>
+            </w:pPr>
+            <w:r>
+              <w:rPr>
+                <w:rFonts w:ascii="Barlow Semi Condensed" w:cs="Barlow Semi Condensed" w:eastAsia="Barlow Semi Condensed" w:hAnsi="Barlow Semi Condensed"/>
                 <w:sz w:val="20"/>
                 <w:szCs w:val="20"/>
               </w:rPr>
@@ -3737,11 +3737,11 @@
           <w:p>
             <w:pPr>
               <w:spacing w:after="20" w:before="20"/>
-              <w:jc w:val="left"/>
-            </w:pPr>
-            <w:r>
-              <w:rPr>
-                <w:rFonts w:ascii="Times New Roman" w:cs="Times New Roman" w:eastAsia="Times New Roman" w:hAnsi="Times New Roman"/>
+              <w:jc w:val="both"/>
+            </w:pPr>
+            <w:r>
+              <w:rPr>
+                <w:rFonts w:ascii="Barlow Semi Condensed" w:cs="Barlow Semi Condensed" w:eastAsia="Barlow Semi Condensed" w:hAnsi="Barlow Semi Condensed"/>
                 <w:sz w:val="20"/>
                 <w:szCs w:val="20"/>
               </w:rPr>
@@ -3749,7 +3749,7 @@
             </w:r>
             <w:r>
               <w:rPr>
-                <w:rFonts w:ascii="Times New Roman" w:cs="Times New Roman" w:eastAsia="Times New Roman" w:hAnsi="Times New Roman"/>
+                <w:rFonts w:ascii="Barlow Semi Condensed" w:cs="Barlow Semi Condensed" w:eastAsia="Barlow Semi Condensed" w:hAnsi="Barlow Semi Condensed"/>
                 <w:i/>
                 <w:iCs/>
                 <w:sz w:val="20"/>
@@ -3768,11 +3768,11 @@
           <w:p>
             <w:pPr>
               <w:spacing w:after="20" w:before="20"/>
-              <w:jc w:val="left"/>
-            </w:pPr>
-            <w:r>
-              <w:rPr>
-                <w:rFonts w:ascii="Times New Roman" w:cs="Times New Roman" w:eastAsia="Times New Roman" w:hAnsi="Times New Roman"/>
+              <w:jc w:val="both"/>
+            </w:pPr>
+            <w:r>
+              <w:rPr>
+                <w:rFonts w:ascii="Barlow Semi Condensed" w:cs="Barlow Semi Condensed" w:eastAsia="Barlow Semi Condensed" w:hAnsi="Barlow Semi Condensed"/>
                 <w:b/>
                 <w:bCs/>
                 <w:sz w:val="20"/>
@@ -3789,11 +3789,11 @@
           <w:p>
             <w:pPr>
               <w:spacing w:after="20" w:before="20"/>
-              <w:jc w:val="left"/>
-            </w:pPr>
-            <w:r>
-              <w:rPr>
-                <w:rFonts w:ascii="Times New Roman" w:cs="Times New Roman" w:eastAsia="Times New Roman" w:hAnsi="Times New Roman"/>
+              <w:jc w:val="both"/>
+            </w:pPr>
+            <w:r>
+              <w:rPr>
+                <w:rFonts w:ascii="Barlow Semi Condensed" w:cs="Barlow Semi Condensed" w:eastAsia="Barlow Semi Condensed" w:hAnsi="Barlow Semi Condensed"/>
                 <w:sz w:val="20"/>
                 <w:szCs w:val="20"/>
               </w:rPr>
@@ -3808,11 +3808,11 @@
           <w:p>
             <w:pPr>
               <w:spacing w:after="20" w:before="20"/>
-              <w:jc w:val="left"/>
-            </w:pPr>
-            <w:r>
-              <w:rPr>
-                <w:rFonts w:ascii="Times New Roman" w:cs="Times New Roman" w:eastAsia="Times New Roman" w:hAnsi="Times New Roman"/>
+              <w:jc w:val="both"/>
+            </w:pPr>
+            <w:r>
+              <w:rPr>
+                <w:rFonts w:ascii="Barlow Semi Condensed" w:cs="Barlow Semi Condensed" w:eastAsia="Barlow Semi Condensed" w:hAnsi="Barlow Semi Condensed"/>
                 <w:i/>
                 <w:iCs/>
                 <w:sz w:val="20"/>
@@ -3822,7 +3822,7 @@
             </w:r>
             <w:r>
               <w:rPr>
-                <w:rFonts w:ascii="Times New Roman" w:cs="Times New Roman" w:eastAsia="Times New Roman" w:hAnsi="Times New Roman"/>
+                <w:rFonts w:ascii="Barlow Semi Condensed" w:cs="Barlow Semi Condensed" w:eastAsia="Barlow Semi Condensed" w:hAnsi="Barlow Semi Condensed"/>
                 <w:sz w:val="20"/>
                 <w:szCs w:val="20"/>
               </w:rPr>
@@ -3839,11 +3839,11 @@
           <w:p>
             <w:pPr>
               <w:spacing w:after="20" w:before="20"/>
-              <w:jc w:val="left"/>
-            </w:pPr>
-            <w:r>
-              <w:rPr>
-                <w:rFonts w:ascii="Times New Roman" w:cs="Times New Roman" w:eastAsia="Times New Roman" w:hAnsi="Times New Roman"/>
+              <w:jc w:val="both"/>
+            </w:pPr>
+            <w:r>
+              <w:rPr>
+                <w:rFonts w:ascii="Barlow Semi Condensed" w:cs="Barlow Semi Condensed" w:eastAsia="Barlow Semi Condensed" w:hAnsi="Barlow Semi Condensed"/>
                 <w:b/>
                 <w:bCs/>
                 <w:sz w:val="20"/>
@@ -3860,11 +3860,11 @@
           <w:p>
             <w:pPr>
               <w:spacing w:after="20" w:before="20"/>
-              <w:jc w:val="left"/>
-            </w:pPr>
-            <w:r>
-              <w:rPr>
-                <w:rFonts w:ascii="Times New Roman" w:cs="Times New Roman" w:eastAsia="Times New Roman" w:hAnsi="Times New Roman"/>
+              <w:jc w:val="both"/>
+            </w:pPr>
+            <w:r>
+              <w:rPr>
+                <w:rFonts w:ascii="Barlow Semi Condensed" w:cs="Barlow Semi Condensed" w:eastAsia="Barlow Semi Condensed" w:hAnsi="Barlow Semi Condensed"/>
                 <w:sz w:val="20"/>
                 <w:szCs w:val="20"/>
               </w:rPr>
@@ -3879,11 +3879,11 @@
           <w:p>
             <w:pPr>
               <w:spacing w:after="20" w:before="20"/>
-              <w:jc w:val="left"/>
-            </w:pPr>
-            <w:r>
-              <w:rPr>
-                <w:rFonts w:ascii="Times New Roman" w:cs="Times New Roman" w:eastAsia="Times New Roman" w:hAnsi="Times New Roman"/>
+              <w:jc w:val="both"/>
+            </w:pPr>
+            <w:r>
+              <w:rPr>
+                <w:rFonts w:ascii="Barlow Semi Condensed" w:cs="Barlow Semi Condensed" w:eastAsia="Barlow Semi Condensed" w:hAnsi="Barlow Semi Condensed"/>
                 <w:sz w:val="20"/>
                 <w:szCs w:val="20"/>
               </w:rPr>
@@ -3891,7 +3891,7 @@
             </w:r>
             <w:r>
               <w:rPr>
-                <w:rFonts w:ascii="Times New Roman" w:cs="Times New Roman" w:eastAsia="Times New Roman" w:hAnsi="Times New Roman"/>
+                <w:rFonts w:ascii="Barlow Semi Condensed" w:cs="Barlow Semi Condensed" w:eastAsia="Barlow Semi Condensed" w:hAnsi="Barlow Semi Condensed"/>
                 <w:i/>
                 <w:iCs/>
                 <w:sz w:val="20"/>
@@ -3910,11 +3910,11 @@
           <w:p>
             <w:pPr>
               <w:spacing w:after="20" w:before="20"/>
-              <w:jc w:val="left"/>
-            </w:pPr>
-            <w:r>
-              <w:rPr>
-                <w:rFonts w:ascii="Times New Roman" w:cs="Times New Roman" w:eastAsia="Times New Roman" w:hAnsi="Times New Roman"/>
+              <w:jc w:val="both"/>
+            </w:pPr>
+            <w:r>
+              <w:rPr>
+                <w:rFonts w:ascii="Barlow Semi Condensed" w:cs="Barlow Semi Condensed" w:eastAsia="Barlow Semi Condensed" w:hAnsi="Barlow Semi Condensed"/>
                 <w:b/>
                 <w:bCs/>
                 <w:sz w:val="20"/>
@@ -3931,11 +3931,11 @@
           <w:p>
             <w:pPr>
               <w:spacing w:after="20" w:before="20"/>
-              <w:jc w:val="left"/>
-            </w:pPr>
-            <w:r>
-              <w:rPr>
-                <w:rFonts w:ascii="Times New Roman" w:cs="Times New Roman" w:eastAsia="Times New Roman" w:hAnsi="Times New Roman"/>
+              <w:jc w:val="both"/>
+            </w:pPr>
+            <w:r>
+              <w:rPr>
+                <w:rFonts w:ascii="Barlow Semi Condensed" w:cs="Barlow Semi Condensed" w:eastAsia="Barlow Semi Condensed" w:hAnsi="Barlow Semi Condensed"/>
                 <w:sz w:val="20"/>
                 <w:szCs w:val="20"/>
               </w:rPr>
@@ -3950,11 +3950,11 @@
           <w:p>
             <w:pPr>
               <w:spacing w:after="20" w:before="20"/>
-              <w:jc w:val="left"/>
-            </w:pPr>
-            <w:r>
-              <w:rPr>
-                <w:rFonts w:ascii="Times New Roman" w:cs="Times New Roman" w:eastAsia="Times New Roman" w:hAnsi="Times New Roman"/>
+              <w:jc w:val="both"/>
+            </w:pPr>
+            <w:r>
+              <w:rPr>
+                <w:rFonts w:ascii="Barlow Semi Condensed" w:cs="Barlow Semi Condensed" w:eastAsia="Barlow Semi Condensed" w:hAnsi="Barlow Semi Condensed"/>
                 <w:sz w:val="20"/>
                 <w:szCs w:val="20"/>
               </w:rPr>
@@ -3984,7 +3984,7 @@
       </w:pPr>
       <w:r>
         <w:rPr>
-          <w:rFonts w:ascii="Times New Roman" w:cs="Times New Roman" w:eastAsia="Times New Roman" w:hAnsi="Times New Roman"/>
+          <w:rFonts w:ascii="Barlow Semi Condensed" w:cs="Barlow Semi Condensed" w:eastAsia="Barlow Semi Condensed" w:hAnsi="Barlow Semi Condensed"/>
           <w:sz w:val="24"/>
           <w:szCs w:val="24"/>
         </w:rPr>
@@ -3998,7 +3998,7 @@
       </w:pPr>
       <w:r>
         <w:rPr>
-          <w:rFonts w:ascii="Times New Roman" w:cs="Times New Roman" w:eastAsia="Times New Roman" w:hAnsi="Times New Roman"/>
+          <w:rFonts w:ascii="Barlow Semi Condensed" w:cs="Barlow Semi Condensed" w:eastAsia="Barlow Semi Condensed" w:hAnsi="Barlow Semi Condensed"/>
           <w:sz w:val="24"/>
           <w:szCs w:val="24"/>
         </w:rPr>
@@ -4006,7 +4006,7 @@
       </w:r>
       <w:r>
         <w:rPr>
-          <w:rFonts w:ascii="Times New Roman" w:cs="Times New Roman" w:eastAsia="Times New Roman" w:hAnsi="Times New Roman"/>
+          <w:rFonts w:ascii="Barlow Semi Condensed" w:cs="Barlow Semi Condensed" w:eastAsia="Barlow Semi Condensed" w:hAnsi="Barlow Semi Condensed"/>
           <w:b/>
           <w:bCs/>
           <w:sz w:val="24"/>
@@ -4016,7 +4016,7 @@
       </w:r>
       <w:r>
         <w:rPr>
-          <w:rFonts w:ascii="Times New Roman" w:cs="Times New Roman" w:eastAsia="Times New Roman" w:hAnsi="Times New Roman"/>
+          <w:rFonts w:ascii="Barlow Semi Condensed" w:cs="Barlow Semi Condensed" w:eastAsia="Barlow Semi Condensed" w:hAnsi="Barlow Semi Condensed"/>
           <w:sz w:val="24"/>
           <w:szCs w:val="24"/>
         </w:rPr>
@@ -4024,7 +4024,7 @@
       </w:r>
       <w:r>
         <w:rPr>
-          <w:rFonts w:ascii="Times New Roman" w:cs="Times New Roman" w:eastAsia="Times New Roman" w:hAnsi="Times New Roman"/>
+          <w:rFonts w:ascii="Barlow Semi Condensed" w:cs="Barlow Semi Condensed" w:eastAsia="Barlow Semi Condensed" w:hAnsi="Barlow Semi Condensed"/>
           <w:b/>
           <w:bCs/>
           <w:sz w:val="24"/>
@@ -4034,7 +4034,7 @@
       </w:r>
       <w:r>
         <w:rPr>
-          <w:rFonts w:ascii="Times New Roman" w:cs="Times New Roman" w:eastAsia="Times New Roman" w:hAnsi="Times New Roman"/>
+          <w:rFonts w:ascii="Barlow Semi Condensed" w:cs="Barlow Semi Condensed" w:eastAsia="Barlow Semi Condensed" w:hAnsi="Barlow Semi Condensed"/>
           <w:sz w:val="24"/>
           <w:szCs w:val="24"/>
         </w:rPr>
@@ -4042,7 +4042,7 @@
       </w:r>
       <w:r>
         <w:rPr>
-          <w:rFonts w:ascii="Times New Roman" w:cs="Times New Roman" w:eastAsia="Times New Roman" w:hAnsi="Times New Roman"/>
+          <w:rFonts w:ascii="Barlow Semi Condensed" w:cs="Barlow Semi Condensed" w:eastAsia="Barlow Semi Condensed" w:hAnsi="Barlow Semi Condensed"/>
           <w:b/>
           <w:bCs/>
           <w:sz w:val="24"/>
@@ -4052,7 +4052,7 @@
       </w:r>
       <w:r>
         <w:rPr>
-          <w:rFonts w:ascii="Times New Roman" w:cs="Times New Roman" w:eastAsia="Times New Roman" w:hAnsi="Times New Roman"/>
+          <w:rFonts w:ascii="Barlow Semi Condensed" w:cs="Barlow Semi Condensed" w:eastAsia="Barlow Semi Condensed" w:hAnsi="Barlow Semi Condensed"/>
           <w:sz w:val="24"/>
           <w:szCs w:val="24"/>
         </w:rPr>
@@ -4060,7 +4060,7 @@
       </w:r>
       <w:r>
         <w:rPr>
-          <w:rFonts w:ascii="Times New Roman" w:cs="Times New Roman" w:eastAsia="Times New Roman" w:hAnsi="Times New Roman"/>
+          <w:rFonts w:ascii="Barlow Semi Condensed" w:cs="Barlow Semi Condensed" w:eastAsia="Barlow Semi Condensed" w:hAnsi="Barlow Semi Condensed"/>
           <w:i/>
           <w:iCs/>
           <w:sz w:val="24"/>
@@ -4070,7 +4070,7 @@
       </w:r>
       <w:r>
         <w:rPr>
-          <w:rFonts w:ascii="Times New Roman" w:cs="Times New Roman" w:eastAsia="Times New Roman" w:hAnsi="Times New Roman"/>
+          <w:rFonts w:ascii="Barlow Semi Condensed" w:cs="Barlow Semi Condensed" w:eastAsia="Barlow Semi Condensed" w:hAnsi="Barlow Semi Condensed"/>
           <w:sz w:val="24"/>
           <w:szCs w:val="24"/>
         </w:rPr>
@@ -4084,7 +4084,7 @@
       </w:pPr>
       <w:r>
         <w:rPr>
-          <w:rFonts w:ascii="Times New Roman" w:cs="Times New Roman" w:eastAsia="Times New Roman" w:hAnsi="Times New Roman"/>
+          <w:rFonts w:ascii="Barlow Semi Condensed" w:cs="Barlow Semi Condensed" w:eastAsia="Barlow Semi Condensed" w:hAnsi="Barlow Semi Condensed"/>
           <w:sz w:val="24"/>
           <w:szCs w:val="24"/>
         </w:rPr>
@@ -4092,7 +4092,7 @@
       </w:r>
       <w:r>
         <w:rPr>
-          <w:rFonts w:ascii="Times New Roman" w:cs="Times New Roman" w:eastAsia="Times New Roman" w:hAnsi="Times New Roman"/>
+          <w:rFonts w:ascii="Barlow Semi Condensed" w:cs="Barlow Semi Condensed" w:eastAsia="Barlow Semi Condensed" w:hAnsi="Barlow Semi Condensed"/>
           <w:b/>
           <w:bCs/>
           <w:sz w:val="24"/>
@@ -4102,7 +4102,7 @@
       </w:r>
       <w:r>
         <w:rPr>
-          <w:rFonts w:ascii="Times New Roman" w:cs="Times New Roman" w:eastAsia="Times New Roman" w:hAnsi="Times New Roman"/>
+          <w:rFonts w:ascii="Barlow Semi Condensed" w:cs="Barlow Semi Condensed" w:eastAsia="Barlow Semi Condensed" w:hAnsi="Barlow Semi Condensed"/>
           <w:sz w:val="24"/>
           <w:szCs w:val="24"/>
         </w:rPr>
@@ -4110,7 +4110,7 @@
       </w:r>
       <w:r>
         <w:rPr>
-          <w:rFonts w:ascii="Times New Roman" w:cs="Times New Roman" w:eastAsia="Times New Roman" w:hAnsi="Times New Roman"/>
+          <w:rFonts w:ascii="Barlow Semi Condensed" w:cs="Barlow Semi Condensed" w:eastAsia="Barlow Semi Condensed" w:hAnsi="Barlow Semi Condensed"/>
           <w:b/>
           <w:bCs/>
           <w:sz w:val="24"/>
@@ -4120,7 +4120,7 @@
       </w:r>
       <w:r>
         <w:rPr>
-          <w:rFonts w:ascii="Times New Roman" w:cs="Times New Roman" w:eastAsia="Times New Roman" w:hAnsi="Times New Roman"/>
+          <w:rFonts w:ascii="Barlow Semi Condensed" w:cs="Barlow Semi Condensed" w:eastAsia="Barlow Semi Condensed" w:hAnsi="Barlow Semi Condensed"/>
           <w:sz w:val="24"/>
           <w:szCs w:val="24"/>
         </w:rPr>
@@ -4128,7 +4128,7 @@
       </w:r>
       <w:r>
         <w:rPr>
-          <w:rFonts w:ascii="Times New Roman" w:cs="Times New Roman" w:eastAsia="Times New Roman" w:hAnsi="Times New Roman"/>
+          <w:rFonts w:ascii="Barlow Semi Condensed" w:cs="Barlow Semi Condensed" w:eastAsia="Barlow Semi Condensed" w:hAnsi="Barlow Semi Condensed"/>
           <w:b/>
           <w:bCs/>
           <w:sz w:val="24"/>
@@ -4138,7 +4138,7 @@
       </w:r>
       <w:r>
         <w:rPr>
-          <w:rFonts w:ascii="Times New Roman" w:cs="Times New Roman" w:eastAsia="Times New Roman" w:hAnsi="Times New Roman"/>
+          <w:rFonts w:ascii="Barlow Semi Condensed" w:cs="Barlow Semi Condensed" w:eastAsia="Barlow Semi Condensed" w:hAnsi="Barlow Semi Condensed"/>
           <w:sz w:val="24"/>
           <w:szCs w:val="24"/>
         </w:rPr>
@@ -4146,7 +4146,7 @@
       </w:r>
       <w:r>
         <w:rPr>
-          <w:rFonts w:ascii="Times New Roman" w:cs="Times New Roman" w:eastAsia="Times New Roman" w:hAnsi="Times New Roman"/>
+          <w:rFonts w:ascii="Barlow Semi Condensed" w:cs="Barlow Semi Condensed" w:eastAsia="Barlow Semi Condensed" w:hAnsi="Barlow Semi Condensed"/>
           <w:b/>
           <w:bCs/>
           <w:sz w:val="24"/>
@@ -4156,7 +4156,7 @@
       </w:r>
       <w:r>
         <w:rPr>
-          <w:rFonts w:ascii="Times New Roman" w:cs="Times New Roman" w:eastAsia="Times New Roman" w:hAnsi="Times New Roman"/>
+          <w:rFonts w:ascii="Barlow Semi Condensed" w:cs="Barlow Semi Condensed" w:eastAsia="Barlow Semi Condensed" w:hAnsi="Barlow Semi Condensed"/>
           <w:sz w:val="24"/>
           <w:szCs w:val="24"/>
         </w:rPr>
@@ -4164,7 +4164,7 @@
       </w:r>
       <w:r>
         <w:rPr>
-          <w:rFonts w:ascii="Times New Roman" w:cs="Times New Roman" w:eastAsia="Times New Roman" w:hAnsi="Times New Roman"/>
+          <w:rFonts w:ascii="Barlow Semi Condensed" w:cs="Barlow Semi Condensed" w:eastAsia="Barlow Semi Condensed" w:hAnsi="Barlow Semi Condensed"/>
           <w:i/>
           <w:iCs/>
           <w:sz w:val="24"/>
@@ -4174,7 +4174,7 @@
       </w:r>
       <w:r>
         <w:rPr>
-          <w:rFonts w:ascii="Times New Roman" w:cs="Times New Roman" w:eastAsia="Times New Roman" w:hAnsi="Times New Roman"/>
+          <w:rFonts w:ascii="Barlow Semi Condensed" w:cs="Barlow Semi Condensed" w:eastAsia="Barlow Semi Condensed" w:hAnsi="Barlow Semi Condensed"/>
           <w:sz w:val="24"/>
           <w:szCs w:val="24"/>
         </w:rPr>
@@ -4188,7 +4188,7 @@
       </w:pPr>
       <w:r>
         <w:rPr>
-          <w:rFonts w:ascii="Times New Roman" w:cs="Times New Roman" w:eastAsia="Times New Roman" w:hAnsi="Times New Roman"/>
+          <w:rFonts w:ascii="Barlow Semi Condensed" w:cs="Barlow Semi Condensed" w:eastAsia="Barlow Semi Condensed" w:hAnsi="Barlow Semi Condensed"/>
           <w:b/>
           <w:bCs/>
           <w:sz w:val="24"/>
@@ -4198,7 +4198,7 @@
       </w:r>
       <w:r>
         <w:rPr>
-          <w:rFonts w:ascii="Times New Roman" w:cs="Times New Roman" w:eastAsia="Times New Roman" w:hAnsi="Times New Roman"/>
+          <w:rFonts w:ascii="Barlow Semi Condensed" w:cs="Barlow Semi Condensed" w:eastAsia="Barlow Semi Condensed" w:hAnsi="Barlow Semi Condensed"/>
           <w:sz w:val="24"/>
           <w:szCs w:val="24"/>
         </w:rPr>
@@ -4206,7 +4206,7 @@
       </w:r>
       <w:r>
         <w:rPr>
-          <w:rFonts w:ascii="Times New Roman" w:cs="Times New Roman" w:eastAsia="Times New Roman" w:hAnsi="Times New Roman"/>
+          <w:rFonts w:ascii="Barlow Semi Condensed" w:cs="Barlow Semi Condensed" w:eastAsia="Barlow Semi Condensed" w:hAnsi="Barlow Semi Condensed"/>
           <w:b/>
           <w:bCs/>
           <w:sz w:val="24"/>
@@ -4216,7 +4216,7 @@
       </w:r>
       <w:r>
         <w:rPr>
-          <w:rFonts w:ascii="Times New Roman" w:cs="Times New Roman" w:eastAsia="Times New Roman" w:hAnsi="Times New Roman"/>
+          <w:rFonts w:ascii="Barlow Semi Condensed" w:cs="Barlow Semi Condensed" w:eastAsia="Barlow Semi Condensed" w:hAnsi="Barlow Semi Condensed"/>
           <w:sz w:val="24"/>
           <w:szCs w:val="24"/>
         </w:rPr>
@@ -4224,7 +4224,7 @@
       </w:r>
       <w:r>
         <w:rPr>
-          <w:rFonts w:ascii="Times New Roman" w:cs="Times New Roman" w:eastAsia="Times New Roman" w:hAnsi="Times New Roman"/>
+          <w:rFonts w:ascii="Barlow Semi Condensed" w:cs="Barlow Semi Condensed" w:eastAsia="Barlow Semi Condensed" w:hAnsi="Barlow Semi Condensed"/>
           <w:b/>
           <w:bCs/>
           <w:sz w:val="24"/>
@@ -4234,7 +4234,7 @@
       </w:r>
       <w:r>
         <w:rPr>
-          <w:rFonts w:ascii="Times New Roman" w:cs="Times New Roman" w:eastAsia="Times New Roman" w:hAnsi="Times New Roman"/>
+          <w:rFonts w:ascii="Barlow Semi Condensed" w:cs="Barlow Semi Condensed" w:eastAsia="Barlow Semi Condensed" w:hAnsi="Barlow Semi Condensed"/>
           <w:sz w:val="24"/>
           <w:szCs w:val="24"/>
         </w:rPr>
@@ -4242,7 +4242,7 @@
       </w:r>
       <w:r>
         <w:rPr>
-          <w:rFonts w:ascii="Times New Roman" w:cs="Times New Roman" w:eastAsia="Times New Roman" w:hAnsi="Times New Roman"/>
+          <w:rFonts w:ascii="Barlow Semi Condensed" w:cs="Barlow Semi Condensed" w:eastAsia="Barlow Semi Condensed" w:hAnsi="Barlow Semi Condensed"/>
           <w:b/>
           <w:bCs/>
           <w:sz w:val="24"/>
@@ -4252,7 +4252,7 @@
       </w:r>
       <w:r>
         <w:rPr>
-          <w:rFonts w:ascii="Times New Roman" w:cs="Times New Roman" w:eastAsia="Times New Roman" w:hAnsi="Times New Roman"/>
+          <w:rFonts w:ascii="Barlow Semi Condensed" w:cs="Barlow Semi Condensed" w:eastAsia="Barlow Semi Condensed" w:hAnsi="Barlow Semi Condensed"/>
           <w:sz w:val="24"/>
           <w:szCs w:val="24"/>
         </w:rPr>
@@ -4266,7 +4266,7 @@
       </w:pPr>
       <w:r>
         <w:rPr>
-          <w:rFonts w:ascii="Times New Roman" w:cs="Times New Roman" w:eastAsia="Times New Roman" w:hAnsi="Times New Roman"/>
+          <w:rFonts w:ascii="Barlow Semi Condensed" w:cs="Barlow Semi Condensed" w:eastAsia="Barlow Semi Condensed" w:hAnsi="Barlow Semi Condensed"/>
           <w:sz w:val="24"/>
           <w:szCs w:val="24"/>
         </w:rPr>
@@ -4280,7 +4280,7 @@
       </w:pPr>
       <w:r>
         <w:rPr>
-          <w:rFonts w:ascii="Times New Roman" w:cs="Times New Roman" w:eastAsia="Times New Roman" w:hAnsi="Times New Roman"/>
+          <w:rFonts w:ascii="Barlow Semi Condensed" w:cs="Barlow Semi Condensed" w:eastAsia="Barlow Semi Condensed" w:hAnsi="Barlow Semi Condensed"/>
           <w:sz w:val="24"/>
           <w:szCs w:val="24"/>
         </w:rPr>
@@ -4288,7 +4288,7 @@
       </w:r>
       <w:r>
         <w:rPr>
-          <w:rFonts w:ascii="Times New Roman" w:cs="Times New Roman" w:eastAsia="Times New Roman" w:hAnsi="Times New Roman"/>
+          <w:rFonts w:ascii="Barlow Semi Condensed" w:cs="Barlow Semi Condensed" w:eastAsia="Barlow Semi Condensed" w:hAnsi="Barlow Semi Condensed"/>
           <w:b/>
           <w:bCs/>
           <w:sz w:val="24"/>
@@ -4298,7 +4298,7 @@
       </w:r>
       <w:r>
         <w:rPr>
-          <w:rFonts w:ascii="Times New Roman" w:cs="Times New Roman" w:eastAsia="Times New Roman" w:hAnsi="Times New Roman"/>
+          <w:rFonts w:ascii="Barlow Semi Condensed" w:cs="Barlow Semi Condensed" w:eastAsia="Barlow Semi Condensed" w:hAnsi="Barlow Semi Condensed"/>
           <w:sz w:val="24"/>
           <w:szCs w:val="24"/>
         </w:rPr>
@@ -4306,7 +4306,7 @@
       </w:r>
       <w:r>
         <w:rPr>
-          <w:rFonts w:ascii="Times New Roman" w:cs="Times New Roman" w:eastAsia="Times New Roman" w:hAnsi="Times New Roman"/>
+          <w:rFonts w:ascii="Barlow Semi Condensed" w:cs="Barlow Semi Condensed" w:eastAsia="Barlow Semi Condensed" w:hAnsi="Barlow Semi Condensed"/>
           <w:i/>
           <w:iCs/>
           <w:sz w:val="24"/>
@@ -4316,7 +4316,7 @@
       </w:r>
       <w:r>
         <w:rPr>
-          <w:rFonts w:ascii="Times New Roman" w:cs="Times New Roman" w:eastAsia="Times New Roman" w:hAnsi="Times New Roman"/>
+          <w:rFonts w:ascii="Barlow Semi Condensed" w:cs="Barlow Semi Condensed" w:eastAsia="Barlow Semi Condensed" w:hAnsi="Barlow Semi Condensed"/>
           <w:sz w:val="24"/>
           <w:szCs w:val="24"/>
         </w:rPr>
@@ -4324,7 +4324,7 @@
       </w:r>
       <w:r>
         <w:rPr>
-          <w:rFonts w:ascii="Times New Roman" w:cs="Times New Roman" w:eastAsia="Times New Roman" w:hAnsi="Times New Roman"/>
+          <w:rFonts w:ascii="Barlow Semi Condensed" w:cs="Barlow Semi Condensed" w:eastAsia="Barlow Semi Condensed" w:hAnsi="Barlow Semi Condensed"/>
           <w:i/>
           <w:iCs/>
           <w:sz w:val="24"/>
@@ -4334,7 +4334,7 @@
       </w:r>
       <w:r>
         <w:rPr>
-          <w:rFonts w:ascii="Times New Roman" w:cs="Times New Roman" w:eastAsia="Times New Roman" w:hAnsi="Times New Roman"/>
+          <w:rFonts w:ascii="Barlow Semi Condensed" w:cs="Barlow Semi Condensed" w:eastAsia="Barlow Semi Condensed" w:hAnsi="Barlow Semi Condensed"/>
           <w:sz w:val="24"/>
           <w:szCs w:val="24"/>
         </w:rPr>
@@ -4342,7 +4342,7 @@
       </w:r>
       <w:r>
         <w:rPr>
-          <w:rFonts w:ascii="Times New Roman" w:cs="Times New Roman" w:eastAsia="Times New Roman" w:hAnsi="Times New Roman"/>
+          <w:rFonts w:ascii="Barlow Semi Condensed" w:cs="Barlow Semi Condensed" w:eastAsia="Barlow Semi Condensed" w:hAnsi="Barlow Semi Condensed"/>
           <w:b/>
           <w:bCs/>
           <w:sz w:val="24"/>
@@ -4352,7 +4352,7 @@
       </w:r>
       <w:r>
         <w:rPr>
-          <w:rFonts w:ascii="Times New Roman" w:cs="Times New Roman" w:eastAsia="Times New Roman" w:hAnsi="Times New Roman"/>
+          <w:rFonts w:ascii="Barlow Semi Condensed" w:cs="Barlow Semi Condensed" w:eastAsia="Barlow Semi Condensed" w:hAnsi="Barlow Semi Condensed"/>
           <w:sz w:val="24"/>
           <w:szCs w:val="24"/>
         </w:rPr>
@@ -4360,7 +4360,7 @@
       </w:r>
       <w:r>
         <w:rPr>
-          <w:rFonts w:ascii="Times New Roman" w:cs="Times New Roman" w:eastAsia="Times New Roman" w:hAnsi="Times New Roman"/>
+          <w:rFonts w:ascii="Barlow Semi Condensed" w:cs="Barlow Semi Condensed" w:eastAsia="Barlow Semi Condensed" w:hAnsi="Barlow Semi Condensed"/>
           <w:b/>
           <w:bCs/>
           <w:sz w:val="24"/>
@@ -4370,7 +4370,7 @@
       </w:r>
       <w:r>
         <w:rPr>
-          <w:rFonts w:ascii="Times New Roman" w:cs="Times New Roman" w:eastAsia="Times New Roman" w:hAnsi="Times New Roman"/>
+          <w:rFonts w:ascii="Barlow Semi Condensed" w:cs="Barlow Semi Condensed" w:eastAsia="Barlow Semi Condensed" w:hAnsi="Barlow Semi Condensed"/>
           <w:sz w:val="24"/>
           <w:szCs w:val="24"/>
         </w:rPr>
@@ -4384,7 +4384,7 @@
       </w:pPr>
       <w:r>
         <w:rPr>
-          <w:rFonts w:ascii="Times New Roman" w:cs="Times New Roman" w:eastAsia="Times New Roman" w:hAnsi="Times New Roman"/>
+          <w:rFonts w:ascii="Barlow Semi Condensed" w:cs="Barlow Semi Condensed" w:eastAsia="Barlow Semi Condensed" w:hAnsi="Barlow Semi Condensed"/>
           <w:sz w:val="24"/>
           <w:szCs w:val="24"/>
         </w:rPr>
@@ -4392,7 +4392,7 @@
       </w:r>
       <w:r>
         <w:rPr>
-          <w:rFonts w:ascii="Times New Roman" w:cs="Times New Roman" w:eastAsia="Times New Roman" w:hAnsi="Times New Roman"/>
+          <w:rFonts w:ascii="Barlow Semi Condensed" w:cs="Barlow Semi Condensed" w:eastAsia="Barlow Semi Condensed" w:hAnsi="Barlow Semi Condensed"/>
           <w:b/>
           <w:bCs/>
           <w:sz w:val="24"/>
@@ -4402,7 +4402,7 @@
       </w:r>
       <w:r>
         <w:rPr>
-          <w:rFonts w:ascii="Times New Roman" w:cs="Times New Roman" w:eastAsia="Times New Roman" w:hAnsi="Times New Roman"/>
+          <w:rFonts w:ascii="Barlow Semi Condensed" w:cs="Barlow Semi Condensed" w:eastAsia="Barlow Semi Condensed" w:hAnsi="Barlow Semi Condensed"/>
           <w:sz w:val="24"/>
           <w:szCs w:val="24"/>
         </w:rPr>
@@ -4410,7 +4410,7 @@
       </w:r>
       <w:r>
         <w:rPr>
-          <w:rFonts w:ascii="Times New Roman" w:cs="Times New Roman" w:eastAsia="Times New Roman" w:hAnsi="Times New Roman"/>
+          <w:rFonts w:ascii="Barlow Semi Condensed" w:cs="Barlow Semi Condensed" w:eastAsia="Barlow Semi Condensed" w:hAnsi="Barlow Semi Condensed"/>
           <w:i/>
           <w:iCs/>
           <w:sz w:val="24"/>
@@ -4420,7 +4420,7 @@
       </w:r>
       <w:r>
         <w:rPr>
-          <w:rFonts w:ascii="Times New Roman" w:cs="Times New Roman" w:eastAsia="Times New Roman" w:hAnsi="Times New Roman"/>
+          <w:rFonts w:ascii="Barlow Semi Condensed" w:cs="Barlow Semi Condensed" w:eastAsia="Barlow Semi Condensed" w:hAnsi="Barlow Semi Condensed"/>
           <w:sz w:val="24"/>
           <w:szCs w:val="24"/>
         </w:rPr>
@@ -4428,7 +4428,7 @@
       </w:r>
       <w:r>
         <w:rPr>
-          <w:rFonts w:ascii="Times New Roman" w:cs="Times New Roman" w:eastAsia="Times New Roman" w:hAnsi="Times New Roman"/>
+          <w:rFonts w:ascii="Barlow Semi Condensed" w:cs="Barlow Semi Condensed" w:eastAsia="Barlow Semi Condensed" w:hAnsi="Barlow Semi Condensed"/>
           <w:b/>
           <w:bCs/>
           <w:sz w:val="24"/>
@@ -4438,7 +4438,7 @@
       </w:r>
       <w:r>
         <w:rPr>
-          <w:rFonts w:ascii="Times New Roman" w:cs="Times New Roman" w:eastAsia="Times New Roman" w:hAnsi="Times New Roman"/>
+          <w:rFonts w:ascii="Barlow Semi Condensed" w:cs="Barlow Semi Condensed" w:eastAsia="Barlow Semi Condensed" w:hAnsi="Barlow Semi Condensed"/>
           <w:sz w:val="24"/>
           <w:szCs w:val="24"/>
         </w:rPr>
@@ -4446,7 +4446,7 @@
       </w:r>
       <w:r>
         <w:rPr>
-          <w:rFonts w:ascii="Times New Roman" w:cs="Times New Roman" w:eastAsia="Times New Roman" w:hAnsi="Times New Roman"/>
+          <w:rFonts w:ascii="Barlow Semi Condensed" w:cs="Barlow Semi Condensed" w:eastAsia="Barlow Semi Condensed" w:hAnsi="Barlow Semi Condensed"/>
           <w:b/>
           <w:bCs/>
           <w:sz w:val="24"/>
@@ -4456,7 +4456,7 @@
       </w:r>
       <w:r>
         <w:rPr>
-          <w:rFonts w:ascii="Times New Roman" w:cs="Times New Roman" w:eastAsia="Times New Roman" w:hAnsi="Times New Roman"/>
+          <w:rFonts w:ascii="Barlow Semi Condensed" w:cs="Barlow Semi Condensed" w:eastAsia="Barlow Semi Condensed" w:hAnsi="Barlow Semi Condensed"/>
           <w:sz w:val="24"/>
           <w:szCs w:val="24"/>
         </w:rPr>
@@ -4470,7 +4470,7 @@
       </w:pPr>
       <w:r>
         <w:rPr>
-          <w:rFonts w:ascii="Times New Roman" w:cs="Times New Roman" w:eastAsia="Times New Roman" w:hAnsi="Times New Roman"/>
+          <w:rFonts w:ascii="Barlow Semi Condensed" w:cs="Barlow Semi Condensed" w:eastAsia="Barlow Semi Condensed" w:hAnsi="Barlow Semi Condensed"/>
           <w:b/>
           <w:bCs/>
           <w:sz w:val="24"/>
@@ -4480,7 +4480,7 @@
       </w:r>
       <w:r>
         <w:rPr>
-          <w:rFonts w:ascii="Times New Roman" w:cs="Times New Roman" w:eastAsia="Times New Roman" w:hAnsi="Times New Roman"/>
+          <w:rFonts w:ascii="Barlow Semi Condensed" w:cs="Barlow Semi Condensed" w:eastAsia="Barlow Semi Condensed" w:hAnsi="Barlow Semi Condensed"/>
           <w:sz w:val="24"/>
           <w:szCs w:val="24"/>
         </w:rPr>
@@ -4488,7 +4488,7 @@
       </w:r>
       <w:r>
         <w:rPr>
-          <w:rFonts w:ascii="Times New Roman" w:cs="Times New Roman" w:eastAsia="Times New Roman" w:hAnsi="Times New Roman"/>
+          <w:rFonts w:ascii="Barlow Semi Condensed" w:cs="Barlow Semi Condensed" w:eastAsia="Barlow Semi Condensed" w:hAnsi="Barlow Semi Condensed"/>
           <w:b/>
           <w:bCs/>
           <w:sz w:val="24"/>
@@ -4498,7 +4498,7 @@
       </w:r>
       <w:r>
         <w:rPr>
-          <w:rFonts w:ascii="Times New Roman" w:cs="Times New Roman" w:eastAsia="Times New Roman" w:hAnsi="Times New Roman"/>
+          <w:rFonts w:ascii="Barlow Semi Condensed" w:cs="Barlow Semi Condensed" w:eastAsia="Barlow Semi Condensed" w:hAnsi="Barlow Semi Condensed"/>
           <w:sz w:val="24"/>
           <w:szCs w:val="24"/>
         </w:rPr>
@@ -4512,7 +4512,7 @@
       </w:pPr>
       <w:r>
         <w:rPr>
-          <w:rFonts w:ascii="Times New Roman" w:cs="Times New Roman" w:eastAsia="Times New Roman" w:hAnsi="Times New Roman"/>
+          <w:rFonts w:ascii="Barlow Semi Condensed" w:cs="Barlow Semi Condensed" w:eastAsia="Barlow Semi Condensed" w:hAnsi="Barlow Semi Condensed"/>
           <w:sz w:val="24"/>
           <w:szCs w:val="24"/>
         </w:rPr>
@@ -4526,7 +4526,7 @@
       </w:pPr>
       <w:r>
         <w:rPr>
-          <w:rFonts w:ascii="Times New Roman" w:cs="Times New Roman" w:eastAsia="Times New Roman" w:hAnsi="Times New Roman"/>
+          <w:rFonts w:ascii="Barlow Semi Condensed" w:cs="Barlow Semi Condensed" w:eastAsia="Barlow Semi Condensed" w:hAnsi="Barlow Semi Condensed"/>
           <w:sz w:val="24"/>
           <w:szCs w:val="24"/>
         </w:rPr>
@@ -4534,7 +4534,7 @@
       </w:r>
       <w:r>
         <w:rPr>
-          <w:rFonts w:ascii="Times New Roman" w:cs="Times New Roman" w:eastAsia="Times New Roman" w:hAnsi="Times New Roman"/>
+          <w:rFonts w:ascii="Barlow Semi Condensed" w:cs="Barlow Semi Condensed" w:eastAsia="Barlow Semi Condensed" w:hAnsi="Barlow Semi Condensed"/>
           <w:b/>
           <w:bCs/>
           <w:sz w:val="24"/>
@@ -4544,7 +4544,7 @@
       </w:r>
       <w:r>
         <w:rPr>
-          <w:rFonts w:ascii="Times New Roman" w:cs="Times New Roman" w:eastAsia="Times New Roman" w:hAnsi="Times New Roman"/>
+          <w:rFonts w:ascii="Barlow Semi Condensed" w:cs="Barlow Semi Condensed" w:eastAsia="Barlow Semi Condensed" w:hAnsi="Barlow Semi Condensed"/>
           <w:sz w:val="24"/>
           <w:szCs w:val="24"/>
         </w:rPr>
@@ -4552,7 +4552,7 @@
       </w:r>
       <w:r>
         <w:rPr>
-          <w:rFonts w:ascii="Times New Roman" w:cs="Times New Roman" w:eastAsia="Times New Roman" w:hAnsi="Times New Roman"/>
+          <w:rFonts w:ascii="Barlow Semi Condensed" w:cs="Barlow Semi Condensed" w:eastAsia="Barlow Semi Condensed" w:hAnsi="Barlow Semi Condensed"/>
           <w:b/>
           <w:bCs/>
           <w:sz w:val="24"/>
@@ -4562,7 +4562,7 @@
       </w:r>
       <w:r>
         <w:rPr>
-          <w:rFonts w:ascii="Times New Roman" w:cs="Times New Roman" w:eastAsia="Times New Roman" w:hAnsi="Times New Roman"/>
+          <w:rFonts w:ascii="Barlow Semi Condensed" w:cs="Barlow Semi Condensed" w:eastAsia="Barlow Semi Condensed" w:hAnsi="Barlow Semi Condensed"/>
           <w:sz w:val="24"/>
           <w:szCs w:val="24"/>
         </w:rPr>
@@ -4570,7 +4570,7 @@
       </w:r>
       <w:r>
         <w:rPr>
-          <w:rFonts w:ascii="Times New Roman" w:cs="Times New Roman" w:eastAsia="Times New Roman" w:hAnsi="Times New Roman"/>
+          <w:rFonts w:ascii="Barlow Semi Condensed" w:cs="Barlow Semi Condensed" w:eastAsia="Barlow Semi Condensed" w:hAnsi="Barlow Semi Condensed"/>
           <w:b/>
           <w:bCs/>
           <w:sz w:val="24"/>
@@ -4580,7 +4580,7 @@
       </w:r>
       <w:r>
         <w:rPr>
-          <w:rFonts w:ascii="Times New Roman" w:cs="Times New Roman" w:eastAsia="Times New Roman" w:hAnsi="Times New Roman"/>
+          <w:rFonts w:ascii="Barlow Semi Condensed" w:cs="Barlow Semi Condensed" w:eastAsia="Barlow Semi Condensed" w:hAnsi="Barlow Semi Condensed"/>
           <w:sz w:val="24"/>
           <w:szCs w:val="24"/>
         </w:rPr>
@@ -4588,7 +4588,7 @@
       </w:r>
       <w:r>
         <w:rPr>
-          <w:rFonts w:ascii="Times New Roman" w:cs="Times New Roman" w:eastAsia="Times New Roman" w:hAnsi="Times New Roman"/>
+          <w:rFonts w:ascii="Barlow Semi Condensed" w:cs="Barlow Semi Condensed" w:eastAsia="Barlow Semi Condensed" w:hAnsi="Barlow Semi Condensed"/>
           <w:b/>
           <w:bCs/>
           <w:sz w:val="24"/>
@@ -4598,7 +4598,7 @@
       </w:r>
       <w:r>
         <w:rPr>
-          <w:rFonts w:ascii="Times New Roman" w:cs="Times New Roman" w:eastAsia="Times New Roman" w:hAnsi="Times New Roman"/>
+          <w:rFonts w:ascii="Barlow Semi Condensed" w:cs="Barlow Semi Condensed" w:eastAsia="Barlow Semi Condensed" w:hAnsi="Barlow Semi Condensed"/>
           <w:sz w:val="24"/>
           <w:szCs w:val="24"/>
         </w:rPr>
@@ -4606,7 +4606,7 @@
       </w:r>
       <w:r>
         <w:rPr>
-          <w:rFonts w:ascii="Times New Roman" w:cs="Times New Roman" w:eastAsia="Times New Roman" w:hAnsi="Times New Roman"/>
+          <w:rFonts w:ascii="Barlow Semi Condensed" w:cs="Barlow Semi Condensed" w:eastAsia="Barlow Semi Condensed" w:hAnsi="Barlow Semi Condensed"/>
           <w:b/>
           <w:bCs/>
           <w:sz w:val="24"/>
@@ -4616,7 +4616,7 @@
       </w:r>
       <w:r>
         <w:rPr>
-          <w:rFonts w:ascii="Times New Roman" w:cs="Times New Roman" w:eastAsia="Times New Roman" w:hAnsi="Times New Roman"/>
+          <w:rFonts w:ascii="Barlow Semi Condensed" w:cs="Barlow Semi Condensed" w:eastAsia="Barlow Semi Condensed" w:hAnsi="Barlow Semi Condensed"/>
           <w:sz w:val="24"/>
           <w:szCs w:val="24"/>
         </w:rPr>
@@ -4624,7 +4624,7 @@
       </w:r>
       <w:r>
         <w:rPr>
-          <w:rFonts w:ascii="Times New Roman" w:cs="Times New Roman" w:eastAsia="Times New Roman" w:hAnsi="Times New Roman"/>
+          <w:rFonts w:ascii="Barlow Semi Condensed" w:cs="Barlow Semi Condensed" w:eastAsia="Barlow Semi Condensed" w:hAnsi="Barlow Semi Condensed"/>
           <w:i/>
           <w:iCs/>
           <w:sz w:val="24"/>
@@ -4634,7 +4634,7 @@
       </w:r>
       <w:r>
         <w:rPr>
-          <w:rFonts w:ascii="Times New Roman" w:cs="Times New Roman" w:eastAsia="Times New Roman" w:hAnsi="Times New Roman"/>
+          <w:rFonts w:ascii="Barlow Semi Condensed" w:cs="Barlow Semi Condensed" w:eastAsia="Barlow Semi Condensed" w:hAnsi="Barlow Semi Condensed"/>
           <w:sz w:val="24"/>
           <w:szCs w:val="24"/>
         </w:rPr>
@@ -4648,7 +4648,7 @@
       </w:pPr>
       <w:r>
         <w:rPr>
-          <w:rFonts w:ascii="Times New Roman" w:cs="Times New Roman" w:eastAsia="Times New Roman" w:hAnsi="Times New Roman"/>
+          <w:rFonts w:ascii="Barlow Semi Condensed" w:cs="Barlow Semi Condensed" w:eastAsia="Barlow Semi Condensed" w:hAnsi="Barlow Semi Condensed"/>
           <w:sz w:val="24"/>
           <w:szCs w:val="24"/>
         </w:rPr>
@@ -4656,7 +4656,7 @@
       </w:r>
       <w:r>
         <w:rPr>
-          <w:rFonts w:ascii="Times New Roman" w:cs="Times New Roman" w:eastAsia="Times New Roman" w:hAnsi="Times New Roman"/>
+          <w:rFonts w:ascii="Barlow Semi Condensed" w:cs="Barlow Semi Condensed" w:eastAsia="Barlow Semi Condensed" w:hAnsi="Barlow Semi Condensed"/>
           <w:b/>
           <w:bCs/>
           <w:sz w:val="24"/>
@@ -4666,7 +4666,7 @@
       </w:r>
       <w:r>
         <w:rPr>
-          <w:rFonts w:ascii="Times New Roman" w:cs="Times New Roman" w:eastAsia="Times New Roman" w:hAnsi="Times New Roman"/>
+          <w:rFonts w:ascii="Barlow Semi Condensed" w:cs="Barlow Semi Condensed" w:eastAsia="Barlow Semi Condensed" w:hAnsi="Barlow Semi Condensed"/>
           <w:sz w:val="24"/>
           <w:szCs w:val="24"/>
         </w:rPr>
@@ -4674,7 +4674,7 @@
       </w:r>
       <w:r>
         <w:rPr>
-          <w:rFonts w:ascii="Times New Roman" w:cs="Times New Roman" w:eastAsia="Times New Roman" w:hAnsi="Times New Roman"/>
+          <w:rFonts w:ascii="Barlow Semi Condensed" w:cs="Barlow Semi Condensed" w:eastAsia="Barlow Semi Condensed" w:hAnsi="Barlow Semi Condensed"/>
           <w:b/>
           <w:bCs/>
           <w:sz w:val="24"/>
@@ -4684,7 +4684,7 @@
       </w:r>
       <w:r>
         <w:rPr>
-          <w:rFonts w:ascii="Times New Roman" w:cs="Times New Roman" w:eastAsia="Times New Roman" w:hAnsi="Times New Roman"/>
+          <w:rFonts w:ascii="Barlow Semi Condensed" w:cs="Barlow Semi Condensed" w:eastAsia="Barlow Semi Condensed" w:hAnsi="Barlow Semi Condensed"/>
           <w:sz w:val="24"/>
           <w:szCs w:val="24"/>
         </w:rPr>
@@ -4698,7 +4698,7 @@
       </w:pPr>
       <w:r>
         <w:rPr>
-          <w:rFonts w:ascii="Times New Roman" w:cs="Times New Roman" w:eastAsia="Times New Roman" w:hAnsi="Times New Roman"/>
+          <w:rFonts w:ascii="Barlow Semi Condensed" w:cs="Barlow Semi Condensed" w:eastAsia="Barlow Semi Condensed" w:hAnsi="Barlow Semi Condensed"/>
           <w:sz w:val="24"/>
           <w:szCs w:val="24"/>
         </w:rPr>
@@ -4712,7 +4712,7 @@
       </w:pPr>
       <w:r>
         <w:rPr>
-          <w:rFonts w:ascii="Times New Roman" w:cs="Times New Roman" w:eastAsia="Times New Roman" w:hAnsi="Times New Roman"/>
+          <w:rFonts w:ascii="Barlow Semi Condensed" w:cs="Barlow Semi Condensed" w:eastAsia="Barlow Semi Condensed" w:hAnsi="Barlow Semi Condensed"/>
           <w:sz w:val="24"/>
           <w:szCs w:val="24"/>
         </w:rPr>
@@ -4720,7 +4720,7 @@
       </w:r>
       <w:r>
         <w:rPr>
-          <w:rFonts w:ascii="Times New Roman" w:cs="Times New Roman" w:eastAsia="Times New Roman" w:hAnsi="Times New Roman"/>
+          <w:rFonts w:ascii="Barlow Semi Condensed" w:cs="Barlow Semi Condensed" w:eastAsia="Barlow Semi Condensed" w:hAnsi="Barlow Semi Condensed"/>
           <w:b/>
           <w:bCs/>
           <w:sz w:val="24"/>
@@ -4730,7 +4730,7 @@
       </w:r>
       <w:r>
         <w:rPr>
-          <w:rFonts w:ascii="Times New Roman" w:cs="Times New Roman" w:eastAsia="Times New Roman" w:hAnsi="Times New Roman"/>
+          <w:rFonts w:ascii="Barlow Semi Condensed" w:cs="Barlow Semi Condensed" w:eastAsia="Barlow Semi Condensed" w:hAnsi="Barlow Semi Condensed"/>
           <w:sz w:val="24"/>
           <w:szCs w:val="24"/>
         </w:rPr>
@@ -4738,7 +4738,7 @@
       </w:r>
       <w:r>
         <w:rPr>
-          <w:rFonts w:ascii="Times New Roman" w:cs="Times New Roman" w:eastAsia="Times New Roman" w:hAnsi="Times New Roman"/>
+          <w:rFonts w:ascii="Barlow Semi Condensed" w:cs="Barlow Semi Condensed" w:eastAsia="Barlow Semi Condensed" w:hAnsi="Barlow Semi Condensed"/>
           <w:b/>
           <w:bCs/>
           <w:sz w:val="24"/>
@@ -4748,7 +4748,7 @@
       </w:r>
       <w:r>
         <w:rPr>
-          <w:rFonts w:ascii="Times New Roman" w:cs="Times New Roman" w:eastAsia="Times New Roman" w:hAnsi="Times New Roman"/>
+          <w:rFonts w:ascii="Barlow Semi Condensed" w:cs="Barlow Semi Condensed" w:eastAsia="Barlow Semi Condensed" w:hAnsi="Barlow Semi Condensed"/>
           <w:sz w:val="24"/>
           <w:szCs w:val="24"/>
         </w:rPr>
@@ -4756,7 +4756,7 @@
       </w:r>
       <w:r>
         <w:rPr>
-          <w:rFonts w:ascii="Times New Roman" w:cs="Times New Roman" w:eastAsia="Times New Roman" w:hAnsi="Times New Roman"/>
+          <w:rFonts w:ascii="Barlow Semi Condensed" w:cs="Barlow Semi Condensed" w:eastAsia="Barlow Semi Condensed" w:hAnsi="Barlow Semi Condensed"/>
           <w:b/>
           <w:bCs/>
           <w:sz w:val="24"/>
@@ -4766,7 +4766,7 @@
       </w:r>
       <w:r>
         <w:rPr>
-          <w:rFonts w:ascii="Times New Roman" w:cs="Times New Roman" w:eastAsia="Times New Roman" w:hAnsi="Times New Roman"/>
+          <w:rFonts w:ascii="Barlow Semi Condensed" w:cs="Barlow Semi Condensed" w:eastAsia="Barlow Semi Condensed" w:hAnsi="Barlow Semi Condensed"/>
           <w:sz w:val="24"/>
           <w:szCs w:val="24"/>
         </w:rPr>
@@ -4774,7 +4774,7 @@
       </w:r>
       <w:r>
         <w:rPr>
-          <w:rFonts w:ascii="Times New Roman" w:cs="Times New Roman" w:eastAsia="Times New Roman" w:hAnsi="Times New Roman"/>
+          <w:rFonts w:ascii="Barlow Semi Condensed" w:cs="Barlow Semi Condensed" w:eastAsia="Barlow Semi Condensed" w:hAnsi="Barlow Semi Condensed"/>
           <w:i/>
           <w:iCs/>
           <w:sz w:val="24"/>
@@ -4784,7 +4784,7 @@
       </w:r>
       <w:r>
         <w:rPr>
-          <w:rFonts w:ascii="Times New Roman" w:cs="Times New Roman" w:eastAsia="Times New Roman" w:hAnsi="Times New Roman"/>
+          <w:rFonts w:ascii="Barlow Semi Condensed" w:cs="Barlow Semi Condensed" w:eastAsia="Barlow Semi Condensed" w:hAnsi="Barlow Semi Condensed"/>
           <w:sz w:val="24"/>
           <w:szCs w:val="24"/>
         </w:rPr>
@@ -4792,7 +4792,7 @@
       </w:r>
       <w:r>
         <w:rPr>
-          <w:rFonts w:ascii="Times New Roman" w:cs="Times New Roman" w:eastAsia="Times New Roman" w:hAnsi="Times New Roman"/>
+          <w:rFonts w:ascii="Barlow Semi Condensed" w:cs="Barlow Semi Condensed" w:eastAsia="Barlow Semi Condensed" w:hAnsi="Barlow Semi Condensed"/>
           <w:i/>
           <w:iCs/>
           <w:sz w:val="24"/>
@@ -4802,7 +4802,7 @@
       </w:r>
       <w:r>
         <w:rPr>
-          <w:rFonts w:ascii="Times New Roman" w:cs="Times New Roman" w:eastAsia="Times New Roman" w:hAnsi="Times New Roman"/>
+          <w:rFonts w:ascii="Barlow Semi Condensed" w:cs="Barlow Semi Condensed" w:eastAsia="Barlow Semi Condensed" w:hAnsi="Barlow Semi Condensed"/>
           <w:sz w:val="24"/>
           <w:szCs w:val="24"/>
         </w:rPr>
@@ -4810,7 +4810,7 @@
       </w:r>
       <w:r>
         <w:rPr>
-          <w:rFonts w:ascii="Times New Roman" w:cs="Times New Roman" w:eastAsia="Times New Roman" w:hAnsi="Times New Roman"/>
+          <w:rFonts w:ascii="Barlow Semi Condensed" w:cs="Barlow Semi Condensed" w:eastAsia="Barlow Semi Condensed" w:hAnsi="Barlow Semi Condensed"/>
           <w:b/>
           <w:bCs/>
           <w:sz w:val="24"/>
@@ -4820,7 +4820,7 @@
       </w:r>
       <w:r>
         <w:rPr>
-          <w:rFonts w:ascii="Times New Roman" w:cs="Times New Roman" w:eastAsia="Times New Roman" w:hAnsi="Times New Roman"/>
+          <w:rFonts w:ascii="Barlow Semi Condensed" w:cs="Barlow Semi Condensed" w:eastAsia="Barlow Semi Condensed" w:hAnsi="Barlow Semi Condensed"/>
           <w:sz w:val="24"/>
           <w:szCs w:val="24"/>
         </w:rPr>
@@ -4834,7 +4834,7 @@
       </w:pPr>
       <w:r>
         <w:rPr>
-          <w:rFonts w:ascii="Times New Roman" w:cs="Times New Roman" w:eastAsia="Times New Roman" w:hAnsi="Times New Roman"/>
+          <w:rFonts w:ascii="Barlow Semi Condensed" w:cs="Barlow Semi Condensed" w:eastAsia="Barlow Semi Condensed" w:hAnsi="Barlow Semi Condensed"/>
           <w:b/>
           <w:bCs/>
           <w:sz w:val="24"/>
@@ -4844,7 +4844,7 @@
       </w:r>
       <w:r>
         <w:rPr>
-          <w:rFonts w:ascii="Times New Roman" w:cs="Times New Roman" w:eastAsia="Times New Roman" w:hAnsi="Times New Roman"/>
+          <w:rFonts w:ascii="Barlow Semi Condensed" w:cs="Barlow Semi Condensed" w:eastAsia="Barlow Semi Condensed" w:hAnsi="Barlow Semi Condensed"/>
           <w:sz w:val="24"/>
           <w:szCs w:val="24"/>
         </w:rPr>
@@ -4852,7 +4852,7 @@
       </w:r>
       <w:r>
         <w:rPr>
-          <w:rFonts w:ascii="Times New Roman" w:cs="Times New Roman" w:eastAsia="Times New Roman" w:hAnsi="Times New Roman"/>
+          <w:rFonts w:ascii="Barlow Semi Condensed" w:cs="Barlow Semi Condensed" w:eastAsia="Barlow Semi Condensed" w:hAnsi="Barlow Semi Condensed"/>
           <w:b/>
           <w:bCs/>
           <w:sz w:val="24"/>
@@ -4862,7 +4862,7 @@
       </w:r>
       <w:r>
         <w:rPr>
-          <w:rFonts w:ascii="Times New Roman" w:cs="Times New Roman" w:eastAsia="Times New Roman" w:hAnsi="Times New Roman"/>
+          <w:rFonts w:ascii="Barlow Semi Condensed" w:cs="Barlow Semi Condensed" w:eastAsia="Barlow Semi Condensed" w:hAnsi="Barlow Semi Condensed"/>
           <w:sz w:val="24"/>
           <w:szCs w:val="24"/>
         </w:rPr>
@@ -4870,7 +4870,7 @@
       </w:r>
       <w:r>
         <w:rPr>
-          <w:rFonts w:ascii="Times New Roman" w:cs="Times New Roman" w:eastAsia="Times New Roman" w:hAnsi="Times New Roman"/>
+          <w:rFonts w:ascii="Barlow Semi Condensed" w:cs="Barlow Semi Condensed" w:eastAsia="Barlow Semi Condensed" w:hAnsi="Barlow Semi Condensed"/>
           <w:b/>
           <w:bCs/>
           <w:sz w:val="24"/>
@@ -4880,7 +4880,7 @@
       </w:r>
       <w:r>
         <w:rPr>
-          <w:rFonts w:ascii="Times New Roman" w:cs="Times New Roman" w:eastAsia="Times New Roman" w:hAnsi="Times New Roman"/>
+          <w:rFonts w:ascii="Barlow Semi Condensed" w:cs="Barlow Semi Condensed" w:eastAsia="Barlow Semi Condensed" w:hAnsi="Barlow Semi Condensed"/>
           <w:sz w:val="24"/>
           <w:szCs w:val="24"/>
         </w:rPr>
@@ -4894,7 +4894,7 @@
       </w:pPr>
       <w:r>
         <w:rPr>
-          <w:rFonts w:ascii="Times New Roman" w:cs="Times New Roman" w:eastAsia="Times New Roman" w:hAnsi="Times New Roman"/>
+          <w:rFonts w:ascii="Barlow Semi Condensed" w:cs="Barlow Semi Condensed" w:eastAsia="Barlow Semi Condensed" w:hAnsi="Barlow Semi Condensed"/>
           <w:sz w:val="24"/>
           <w:szCs w:val="24"/>
         </w:rPr>
@@ -4908,7 +4908,7 @@
       </w:pPr>
       <w:r>
         <w:rPr>
-          <w:rFonts w:ascii="Times New Roman" w:cs="Times New Roman" w:eastAsia="Times New Roman" w:hAnsi="Times New Roman"/>
+          <w:rFonts w:ascii="Barlow Semi Condensed" w:cs="Barlow Semi Condensed" w:eastAsia="Barlow Semi Condensed" w:hAnsi="Barlow Semi Condensed"/>
           <w:sz w:val="24"/>
           <w:szCs w:val="24"/>
         </w:rPr>
@@ -4916,7 +4916,7 @@
       </w:r>
       <w:r>
         <w:rPr>
-          <w:rFonts w:ascii="Times New Roman" w:cs="Times New Roman" w:eastAsia="Times New Roman" w:hAnsi="Times New Roman"/>
+          <w:rFonts w:ascii="Barlow Semi Condensed" w:cs="Barlow Semi Condensed" w:eastAsia="Barlow Semi Condensed" w:hAnsi="Barlow Semi Condensed"/>
           <w:b/>
           <w:bCs/>
           <w:sz w:val="24"/>
@@ -4926,7 +4926,7 @@
       </w:r>
       <w:r>
         <w:rPr>
-          <w:rFonts w:ascii="Times New Roman" w:cs="Times New Roman" w:eastAsia="Times New Roman" w:hAnsi="Times New Roman"/>
+          <w:rFonts w:ascii="Barlow Semi Condensed" w:cs="Barlow Semi Condensed" w:eastAsia="Barlow Semi Condensed" w:hAnsi="Barlow Semi Condensed"/>
           <w:sz w:val="24"/>
           <w:szCs w:val="24"/>
         </w:rPr>
@@ -4934,7 +4934,7 @@
       </w:r>
       <w:r>
         <w:rPr>
-          <w:rFonts w:ascii="Times New Roman" w:cs="Times New Roman" w:eastAsia="Times New Roman" w:hAnsi="Times New Roman"/>
+          <w:rFonts w:ascii="Barlow Semi Condensed" w:cs="Barlow Semi Condensed" w:eastAsia="Barlow Semi Condensed" w:hAnsi="Barlow Semi Condensed"/>
           <w:b/>
           <w:bCs/>
           <w:sz w:val="24"/>
@@ -4944,7 +4944,7 @@
       </w:r>
       <w:r>
         <w:rPr>
-          <w:rFonts w:ascii="Times New Roman" w:cs="Times New Roman" w:eastAsia="Times New Roman" w:hAnsi="Times New Roman"/>
+          <w:rFonts w:ascii="Barlow Semi Condensed" w:cs="Barlow Semi Condensed" w:eastAsia="Barlow Semi Condensed" w:hAnsi="Barlow Semi Condensed"/>
           <w:sz w:val="24"/>
           <w:szCs w:val="24"/>
         </w:rPr>
@@ -4952,7 +4952,7 @@
       </w:r>
       <w:r>
         <w:rPr>
-          <w:rFonts w:ascii="Times New Roman" w:cs="Times New Roman" w:eastAsia="Times New Roman" w:hAnsi="Times New Roman"/>
+          <w:rFonts w:ascii="Barlow Semi Condensed" w:cs="Barlow Semi Condensed" w:eastAsia="Barlow Semi Condensed" w:hAnsi="Barlow Semi Condensed"/>
           <w:b/>
           <w:bCs/>
           <w:sz w:val="24"/>
@@ -4962,7 +4962,7 @@
       </w:r>
       <w:r>
         <w:rPr>
-          <w:rFonts w:ascii="Times New Roman" w:cs="Times New Roman" w:eastAsia="Times New Roman" w:hAnsi="Times New Roman"/>
+          <w:rFonts w:ascii="Barlow Semi Condensed" w:cs="Barlow Semi Condensed" w:eastAsia="Barlow Semi Condensed" w:hAnsi="Barlow Semi Condensed"/>
           <w:sz w:val="24"/>
           <w:szCs w:val="24"/>
         </w:rPr>
@@ -4976,7 +4976,7 @@
       </w:pPr>
       <w:r>
         <w:rPr>
-          <w:rFonts w:ascii="Times New Roman" w:cs="Times New Roman" w:eastAsia="Times New Roman" w:hAnsi="Times New Roman"/>
+          <w:rFonts w:ascii="Barlow Semi Condensed" w:cs="Barlow Semi Condensed" w:eastAsia="Barlow Semi Condensed" w:hAnsi="Barlow Semi Condensed"/>
           <w:sz w:val="24"/>
           <w:szCs w:val="24"/>
         </w:rPr>
@@ -4990,7 +4990,7 @@
       </w:pPr>
       <w:r>
         <w:rPr>
-          <w:rFonts w:ascii="Times New Roman" w:cs="Times New Roman" w:eastAsia="Times New Roman" w:hAnsi="Times New Roman"/>
+          <w:rFonts w:ascii="Barlow Semi Condensed" w:cs="Barlow Semi Condensed" w:eastAsia="Barlow Semi Condensed" w:hAnsi="Barlow Semi Condensed"/>
           <w:b/>
           <w:bCs/>
           <w:sz w:val="24"/>
@@ -5000,7 +5000,7 @@
       </w:r>
       <w:r>
         <w:rPr>
-          <w:rFonts w:ascii="Times New Roman" w:cs="Times New Roman" w:eastAsia="Times New Roman" w:hAnsi="Times New Roman"/>
+          <w:rFonts w:ascii="Barlow Semi Condensed" w:cs="Barlow Semi Condensed" w:eastAsia="Barlow Semi Condensed" w:hAnsi="Barlow Semi Condensed"/>
           <w:sz w:val="24"/>
           <w:szCs w:val="24"/>
         </w:rPr>
@@ -5008,7 +5008,7 @@
       </w:r>
       <w:r>
         <w:rPr>
-          <w:rFonts w:ascii="Times New Roman" w:cs="Times New Roman" w:eastAsia="Times New Roman" w:hAnsi="Times New Roman"/>
+          <w:rFonts w:ascii="Barlow Semi Condensed" w:cs="Barlow Semi Condensed" w:eastAsia="Barlow Semi Condensed" w:hAnsi="Barlow Semi Condensed"/>
           <w:b/>
           <w:bCs/>
           <w:sz w:val="24"/>
@@ -5018,7 +5018,7 @@
       </w:r>
       <w:r>
         <w:rPr>
-          <w:rFonts w:ascii="Times New Roman" w:cs="Times New Roman" w:eastAsia="Times New Roman" w:hAnsi="Times New Roman"/>
+          <w:rFonts w:ascii="Barlow Semi Condensed" w:cs="Barlow Semi Condensed" w:eastAsia="Barlow Semi Condensed" w:hAnsi="Barlow Semi Condensed"/>
           <w:sz w:val="24"/>
           <w:szCs w:val="24"/>
         </w:rPr>
@@ -5026,7 +5026,7 @@
       </w:r>
       <w:r>
         <w:rPr>
-          <w:rFonts w:ascii="Times New Roman" w:cs="Times New Roman" w:eastAsia="Times New Roman" w:hAnsi="Times New Roman"/>
+          <w:rFonts w:ascii="Barlow Semi Condensed" w:cs="Barlow Semi Condensed" w:eastAsia="Barlow Semi Condensed" w:hAnsi="Barlow Semi Condensed"/>
           <w:b/>
           <w:bCs/>
           <w:sz w:val="24"/>
@@ -5036,7 +5036,7 @@
       </w:r>
       <w:r>
         <w:rPr>
-          <w:rFonts w:ascii="Times New Roman" w:cs="Times New Roman" w:eastAsia="Times New Roman" w:hAnsi="Times New Roman"/>
+          <w:rFonts w:ascii="Barlow Semi Condensed" w:cs="Barlow Semi Condensed" w:eastAsia="Barlow Semi Condensed" w:hAnsi="Barlow Semi Condensed"/>
           <w:sz w:val="24"/>
           <w:szCs w:val="24"/>
         </w:rPr>
@@ -5044,7 +5044,7 @@
       </w:r>
       <w:r>
         <w:rPr>
-          <w:rFonts w:ascii="Times New Roman" w:cs="Times New Roman" w:eastAsia="Times New Roman" w:hAnsi="Times New Roman"/>
+          <w:rFonts w:ascii="Barlow Semi Condensed" w:cs="Barlow Semi Condensed" w:eastAsia="Barlow Semi Condensed" w:hAnsi="Barlow Semi Condensed"/>
           <w:b/>
           <w:bCs/>
           <w:sz w:val="24"/>
@@ -5054,7 +5054,7 @@
       </w:r>
       <w:r>
         <w:rPr>
-          <w:rFonts w:ascii="Times New Roman" w:cs="Times New Roman" w:eastAsia="Times New Roman" w:hAnsi="Times New Roman"/>
+          <w:rFonts w:ascii="Barlow Semi Condensed" w:cs="Barlow Semi Condensed" w:eastAsia="Barlow Semi Condensed" w:hAnsi="Barlow Semi Condensed"/>
           <w:sz w:val="24"/>
           <w:szCs w:val="24"/>
         </w:rPr>
@@ -5062,7 +5062,7 @@
       </w:r>
       <w:r>
         <w:rPr>
-          <w:rFonts w:ascii="Times New Roman" w:cs="Times New Roman" w:eastAsia="Times New Roman" w:hAnsi="Times New Roman"/>
+          <w:rFonts w:ascii="Barlow Semi Condensed" w:cs="Barlow Semi Condensed" w:eastAsia="Barlow Semi Condensed" w:hAnsi="Barlow Semi Condensed"/>
           <w:b/>
           <w:bCs/>
           <w:sz w:val="24"/>
@@ -5072,7 +5072,7 @@
       </w:r>
       <w:r>
         <w:rPr>
-          <w:rFonts w:ascii="Times New Roman" w:cs="Times New Roman" w:eastAsia="Times New Roman" w:hAnsi="Times New Roman"/>
+          <w:rFonts w:ascii="Barlow Semi Condensed" w:cs="Barlow Semi Condensed" w:eastAsia="Barlow Semi Condensed" w:hAnsi="Barlow Semi Condensed"/>
           <w:sz w:val="24"/>
           <w:szCs w:val="24"/>
         </w:rPr>
@@ -5086,7 +5086,7 @@
       </w:pPr>
       <w:r>
         <w:rPr>
-          <w:rFonts w:ascii="Times New Roman" w:cs="Times New Roman" w:eastAsia="Times New Roman" w:hAnsi="Times New Roman"/>
+          <w:rFonts w:ascii="Barlow Semi Condensed" w:cs="Barlow Semi Condensed" w:eastAsia="Barlow Semi Condensed" w:hAnsi="Barlow Semi Condensed"/>
           <w:b/>
           <w:bCs/>
           <w:sz w:val="24"/>
@@ -5096,7 +5096,7 @@
       </w:r>
       <w:r>
         <w:rPr>
-          <w:rFonts w:ascii="Times New Roman" w:cs="Times New Roman" w:eastAsia="Times New Roman" w:hAnsi="Times New Roman"/>
+          <w:rFonts w:ascii="Barlow Semi Condensed" w:cs="Barlow Semi Condensed" w:eastAsia="Barlow Semi Condensed" w:hAnsi="Barlow Semi Condensed"/>
           <w:sz w:val="24"/>
           <w:szCs w:val="24"/>
         </w:rPr>
@@ -5104,7 +5104,7 @@
       </w:r>
       <w:r>
         <w:rPr>
-          <w:rFonts w:ascii="Times New Roman" w:cs="Times New Roman" w:eastAsia="Times New Roman" w:hAnsi="Times New Roman"/>
+          <w:rFonts w:ascii="Barlow Semi Condensed" w:cs="Barlow Semi Condensed" w:eastAsia="Barlow Semi Condensed" w:hAnsi="Barlow Semi Condensed"/>
           <w:b/>
           <w:bCs/>
           <w:sz w:val="24"/>
@@ -5114,7 +5114,7 @@
       </w:r>
       <w:r>
         <w:rPr>
-          <w:rFonts w:ascii="Times New Roman" w:cs="Times New Roman" w:eastAsia="Times New Roman" w:hAnsi="Times New Roman"/>
+          <w:rFonts w:ascii="Barlow Semi Condensed" w:cs="Barlow Semi Condensed" w:eastAsia="Barlow Semi Condensed" w:hAnsi="Barlow Semi Condensed"/>
           <w:sz w:val="24"/>
           <w:szCs w:val="24"/>
         </w:rPr>
@@ -5128,7 +5128,7 @@
       </w:pPr>
       <w:r>
         <w:rPr>
-          <w:rFonts w:ascii="Times New Roman" w:cs="Times New Roman" w:eastAsia="Times New Roman" w:hAnsi="Times New Roman"/>
+          <w:rFonts w:ascii="Barlow Semi Condensed" w:cs="Barlow Semi Condensed" w:eastAsia="Barlow Semi Condensed" w:hAnsi="Barlow Semi Condensed"/>
           <w:b/>
           <w:bCs/>
           <w:sz w:val="24"/>
@@ -5138,7 +5138,7 @@
       </w:r>
       <w:r>
         <w:rPr>
-          <w:rFonts w:ascii="Times New Roman" w:cs="Times New Roman" w:eastAsia="Times New Roman" w:hAnsi="Times New Roman"/>
+          <w:rFonts w:ascii="Barlow Semi Condensed" w:cs="Barlow Semi Condensed" w:eastAsia="Barlow Semi Condensed" w:hAnsi="Barlow Semi Condensed"/>
           <w:sz w:val="24"/>
           <w:szCs w:val="24"/>
         </w:rPr>
@@ -5146,7 +5146,7 @@
       </w:r>
       <w:r>
         <w:rPr>
-          <w:rFonts w:ascii="Times New Roman" w:cs="Times New Roman" w:eastAsia="Times New Roman" w:hAnsi="Times New Roman"/>
+          <w:rFonts w:ascii="Barlow Semi Condensed" w:cs="Barlow Semi Condensed" w:eastAsia="Barlow Semi Condensed" w:hAnsi="Barlow Semi Condensed"/>
           <w:b/>
           <w:bCs/>
           <w:sz w:val="24"/>
@@ -5156,7 +5156,7 @@
       </w:r>
       <w:r>
         <w:rPr>
-          <w:rFonts w:ascii="Times New Roman" w:cs="Times New Roman" w:eastAsia="Times New Roman" w:hAnsi="Times New Roman"/>
+          <w:rFonts w:ascii="Barlow Semi Condensed" w:cs="Barlow Semi Condensed" w:eastAsia="Barlow Semi Condensed" w:hAnsi="Barlow Semi Condensed"/>
           <w:sz w:val="24"/>
           <w:szCs w:val="24"/>
         </w:rPr>
@@ -5164,7 +5164,7 @@
       </w:r>
       <w:r>
         <w:rPr>
-          <w:rFonts w:ascii="Times New Roman" w:cs="Times New Roman" w:eastAsia="Times New Roman" w:hAnsi="Times New Roman"/>
+          <w:rFonts w:ascii="Barlow Semi Condensed" w:cs="Barlow Semi Condensed" w:eastAsia="Barlow Semi Condensed" w:hAnsi="Barlow Semi Condensed"/>
           <w:b/>
           <w:bCs/>
           <w:sz w:val="24"/>
@@ -5174,7 +5174,7 @@
       </w:r>
       <w:r>
         <w:rPr>
-          <w:rFonts w:ascii="Times New Roman" w:cs="Times New Roman" w:eastAsia="Times New Roman" w:hAnsi="Times New Roman"/>
+          <w:rFonts w:ascii="Barlow Semi Condensed" w:cs="Barlow Semi Condensed" w:eastAsia="Barlow Semi Condensed" w:hAnsi="Barlow Semi Condensed"/>
           <w:sz w:val="24"/>
           <w:szCs w:val="24"/>
         </w:rPr>
@@ -5188,7 +5188,7 @@
       </w:pPr>
       <w:r>
         <w:rPr>
-          <w:rFonts w:ascii="Times New Roman" w:cs="Times New Roman" w:eastAsia="Times New Roman" w:hAnsi="Times New Roman"/>
+          <w:rFonts w:ascii="Barlow Semi Condensed" w:cs="Barlow Semi Condensed" w:eastAsia="Barlow Semi Condensed" w:hAnsi="Barlow Semi Condensed"/>
           <w:sz w:val="24"/>
           <w:szCs w:val="24"/>
         </w:rPr>
@@ -5202,7 +5202,7 @@
       </w:pPr>
       <w:r>
         <w:rPr>
-          <w:rFonts w:ascii="Times New Roman" w:cs="Times New Roman" w:eastAsia="Times New Roman" w:hAnsi="Times New Roman"/>
+          <w:rFonts w:ascii="Barlow Semi Condensed" w:cs="Barlow Semi Condensed" w:eastAsia="Barlow Semi Condensed" w:hAnsi="Barlow Semi Condensed"/>
           <w:sz w:val="24"/>
           <w:szCs w:val="24"/>
         </w:rPr>
@@ -5210,7 +5210,7 @@
       </w:r>
       <w:r>
         <w:rPr>
-          <w:rFonts w:ascii="Times New Roman" w:cs="Times New Roman" w:eastAsia="Times New Roman" w:hAnsi="Times New Roman"/>
+          <w:rFonts w:ascii="Barlow Semi Condensed" w:cs="Barlow Semi Condensed" w:eastAsia="Barlow Semi Condensed" w:hAnsi="Barlow Semi Condensed"/>
           <w:b/>
           <w:bCs/>
           <w:sz w:val="24"/>
@@ -5220,7 +5220,7 @@
       </w:r>
       <w:r>
         <w:rPr>
-          <w:rFonts w:ascii="Times New Roman" w:cs="Times New Roman" w:eastAsia="Times New Roman" w:hAnsi="Times New Roman"/>
+          <w:rFonts w:ascii="Barlow Semi Condensed" w:cs="Barlow Semi Condensed" w:eastAsia="Barlow Semi Condensed" w:hAnsi="Barlow Semi Condensed"/>
           <w:sz w:val="24"/>
           <w:szCs w:val="24"/>
         </w:rPr>
@@ -5228,7 +5228,7 @@
       </w:r>
       <w:r>
         <w:rPr>
-          <w:rFonts w:ascii="Times New Roman" w:cs="Times New Roman" w:eastAsia="Times New Roman" w:hAnsi="Times New Roman"/>
+          <w:rFonts w:ascii="Barlow Semi Condensed" w:cs="Barlow Semi Condensed" w:eastAsia="Barlow Semi Condensed" w:hAnsi="Barlow Semi Condensed"/>
           <w:b/>
           <w:bCs/>
           <w:sz w:val="24"/>
@@ -5238,7 +5238,7 @@
       </w:r>
       <w:r>
         <w:rPr>
-          <w:rFonts w:ascii="Times New Roman" w:cs="Times New Roman" w:eastAsia="Times New Roman" w:hAnsi="Times New Roman"/>
+          <w:rFonts w:ascii="Barlow Semi Condensed" w:cs="Barlow Semi Condensed" w:eastAsia="Barlow Semi Condensed" w:hAnsi="Barlow Semi Condensed"/>
           <w:sz w:val="24"/>
           <w:szCs w:val="24"/>
         </w:rPr>
@@ -5246,7 +5246,7 @@
       </w:r>
       <w:r>
         <w:rPr>
-          <w:rFonts w:ascii="Times New Roman" w:cs="Times New Roman" w:eastAsia="Times New Roman" w:hAnsi="Times New Roman"/>
+          <w:rFonts w:ascii="Barlow Semi Condensed" w:cs="Barlow Semi Condensed" w:eastAsia="Barlow Semi Condensed" w:hAnsi="Barlow Semi Condensed"/>
           <w:b/>
           <w:bCs/>
           <w:sz w:val="24"/>
@@ -5256,7 +5256,7 @@
       </w:r>
       <w:r>
         <w:rPr>
-          <w:rFonts w:ascii="Times New Roman" w:cs="Times New Roman" w:eastAsia="Times New Roman" w:hAnsi="Times New Roman"/>
+          <w:rFonts w:ascii="Barlow Semi Condensed" w:cs="Barlow Semi Condensed" w:eastAsia="Barlow Semi Condensed" w:hAnsi="Barlow Semi Condensed"/>
           <w:sz w:val="24"/>
           <w:szCs w:val="24"/>
         </w:rPr>
@@ -5270,7 +5270,7 @@
       </w:pPr>
       <w:r>
         <w:rPr>
-          <w:rFonts w:ascii="Times New Roman" w:cs="Times New Roman" w:eastAsia="Times New Roman" w:hAnsi="Times New Roman"/>
+          <w:rFonts w:ascii="Barlow Semi Condensed" w:cs="Barlow Semi Condensed" w:eastAsia="Barlow Semi Condensed" w:hAnsi="Barlow Semi Condensed"/>
           <w:sz w:val="24"/>
           <w:szCs w:val="24"/>
         </w:rPr>
@@ -5278,7 +5278,7 @@
       </w:r>
       <w:r>
         <w:rPr>
-          <w:rFonts w:ascii="Times New Roman" w:cs="Times New Roman" w:eastAsia="Times New Roman" w:hAnsi="Times New Roman"/>
+          <w:rFonts w:ascii="Barlow Semi Condensed" w:cs="Barlow Semi Condensed" w:eastAsia="Barlow Semi Condensed" w:hAnsi="Barlow Semi Condensed"/>
           <w:b/>
           <w:bCs/>
           <w:sz w:val="24"/>
@@ -5288,7 +5288,7 @@
       </w:r>
       <w:r>
         <w:rPr>
-          <w:rFonts w:ascii="Times New Roman" w:cs="Times New Roman" w:eastAsia="Times New Roman" w:hAnsi="Times New Roman"/>
+          <w:rFonts w:ascii="Barlow Semi Condensed" w:cs="Barlow Semi Condensed" w:eastAsia="Barlow Semi Condensed" w:hAnsi="Barlow Semi Condensed"/>
           <w:sz w:val="24"/>
           <w:szCs w:val="24"/>
         </w:rPr>
@@ -5296,7 +5296,7 @@
       </w:r>
       <w:r>
         <w:rPr>
-          <w:rFonts w:ascii="Times New Roman" w:cs="Times New Roman" w:eastAsia="Times New Roman" w:hAnsi="Times New Roman"/>
+          <w:rFonts w:ascii="Barlow Semi Condensed" w:cs="Barlow Semi Condensed" w:eastAsia="Barlow Semi Condensed" w:hAnsi="Barlow Semi Condensed"/>
           <w:b/>
           <w:bCs/>
           <w:sz w:val="24"/>
@@ -5306,7 +5306,7 @@
       </w:r>
       <w:r>
         <w:rPr>
-          <w:rFonts w:ascii="Times New Roman" w:cs="Times New Roman" w:eastAsia="Times New Roman" w:hAnsi="Times New Roman"/>
+          <w:rFonts w:ascii="Barlow Semi Condensed" w:cs="Barlow Semi Condensed" w:eastAsia="Barlow Semi Condensed" w:hAnsi="Barlow Semi Condensed"/>
           <w:sz w:val="24"/>
           <w:szCs w:val="24"/>
         </w:rPr>
@@ -5314,7 +5314,7 @@
       </w:r>
       <w:r>
         <w:rPr>
-          <w:rFonts w:ascii="Times New Roman" w:cs="Times New Roman" w:eastAsia="Times New Roman" w:hAnsi="Times New Roman"/>
+          <w:rFonts w:ascii="Barlow Semi Condensed" w:cs="Barlow Semi Condensed" w:eastAsia="Barlow Semi Condensed" w:hAnsi="Barlow Semi Condensed"/>
           <w:b/>
           <w:bCs/>
           <w:sz w:val="24"/>
@@ -5324,7 +5324,7 @@
       </w:r>
       <w:r>
         <w:rPr>
-          <w:rFonts w:ascii="Times New Roman" w:cs="Times New Roman" w:eastAsia="Times New Roman" w:hAnsi="Times New Roman"/>
+          <w:rFonts w:ascii="Barlow Semi Condensed" w:cs="Barlow Semi Condensed" w:eastAsia="Barlow Semi Condensed" w:hAnsi="Barlow Semi Condensed"/>
           <w:sz w:val="24"/>
           <w:szCs w:val="24"/>
         </w:rPr>
@@ -5338,7 +5338,7 @@
       </w:pPr>
       <w:r>
         <w:rPr>
-          <w:rFonts w:ascii="Times New Roman" w:cs="Times New Roman" w:eastAsia="Times New Roman" w:hAnsi="Times New Roman"/>
+          <w:rFonts w:ascii="Barlow Semi Condensed" w:cs="Barlow Semi Condensed" w:eastAsia="Barlow Semi Condensed" w:hAnsi="Barlow Semi Condensed"/>
           <w:sz w:val="24"/>
           <w:szCs w:val="24"/>
         </w:rPr>
@@ -5352,7 +5352,7 @@
       </w:pPr>
       <w:r>
         <w:rPr>
-          <w:rFonts w:ascii="Times New Roman" w:cs="Times New Roman" w:eastAsia="Times New Roman" w:hAnsi="Times New Roman"/>
+          <w:rFonts w:ascii="Barlow Semi Condensed" w:cs="Barlow Semi Condensed" w:eastAsia="Barlow Semi Condensed" w:hAnsi="Barlow Semi Condensed"/>
           <w:sz w:val="24"/>
           <w:szCs w:val="24"/>
         </w:rPr>
@@ -5360,7 +5360,7 @@
       </w:r>
       <w:r>
         <w:rPr>
-          <w:rFonts w:ascii="Times New Roman" w:cs="Times New Roman" w:eastAsia="Times New Roman" w:hAnsi="Times New Roman"/>
+          <w:rFonts w:ascii="Barlow Semi Condensed" w:cs="Barlow Semi Condensed" w:eastAsia="Barlow Semi Condensed" w:hAnsi="Barlow Semi Condensed"/>
           <w:b/>
           <w:bCs/>
           <w:sz w:val="24"/>
@@ -5370,7 +5370,7 @@
       </w:r>
       <w:r>
         <w:rPr>
-          <w:rFonts w:ascii="Times New Roman" w:cs="Times New Roman" w:eastAsia="Times New Roman" w:hAnsi="Times New Roman"/>
+          <w:rFonts w:ascii="Barlow Semi Condensed" w:cs="Barlow Semi Condensed" w:eastAsia="Barlow Semi Condensed" w:hAnsi="Barlow Semi Condensed"/>
           <w:sz w:val="24"/>
           <w:szCs w:val="24"/>
         </w:rPr>
@@ -5378,7 +5378,7 @@
       </w:r>
       <w:r>
         <w:rPr>
-          <w:rFonts w:ascii="Times New Roman" w:cs="Times New Roman" w:eastAsia="Times New Roman" w:hAnsi="Times New Roman"/>
+          <w:rFonts w:ascii="Barlow Semi Condensed" w:cs="Barlow Semi Condensed" w:eastAsia="Barlow Semi Condensed" w:hAnsi="Barlow Semi Condensed"/>
           <w:b/>
           <w:bCs/>
           <w:sz w:val="24"/>
@@ -5388,7 +5388,7 @@
       </w:r>
       <w:r>
         <w:rPr>
-          <w:rFonts w:ascii="Times New Roman" w:cs="Times New Roman" w:eastAsia="Times New Roman" w:hAnsi="Times New Roman"/>
+          <w:rFonts w:ascii="Barlow Semi Condensed" w:cs="Barlow Semi Condensed" w:eastAsia="Barlow Semi Condensed" w:hAnsi="Barlow Semi Condensed"/>
           <w:sz w:val="24"/>
           <w:szCs w:val="24"/>
         </w:rPr>
@@ -5396,7 +5396,7 @@
       </w:r>
       <w:r>
         <w:rPr>
-          <w:rFonts w:ascii="Times New Roman" w:cs="Times New Roman" w:eastAsia="Times New Roman" w:hAnsi="Times New Roman"/>
+          <w:rFonts w:ascii="Barlow Semi Condensed" w:cs="Barlow Semi Condensed" w:eastAsia="Barlow Semi Condensed" w:hAnsi="Barlow Semi Condensed"/>
           <w:i/>
           <w:iCs/>
           <w:sz w:val="24"/>
@@ -5406,7 +5406,7 @@
       </w:r>
       <w:r>
         <w:rPr>
-          <w:rFonts w:ascii="Times New Roman" w:cs="Times New Roman" w:eastAsia="Times New Roman" w:hAnsi="Times New Roman"/>
+          <w:rFonts w:ascii="Barlow Semi Condensed" w:cs="Barlow Semi Condensed" w:eastAsia="Barlow Semi Condensed" w:hAnsi="Barlow Semi Condensed"/>
           <w:sz w:val="24"/>
           <w:szCs w:val="24"/>
         </w:rPr>
@@ -5420,7 +5420,7 @@
       </w:pPr>
       <w:r>
         <w:rPr>
-          <w:rFonts w:ascii="Times New Roman" w:cs="Times New Roman" w:eastAsia="Times New Roman" w:hAnsi="Times New Roman"/>
+          <w:rFonts w:ascii="Barlow Semi Condensed" w:cs="Barlow Semi Condensed" w:eastAsia="Barlow Semi Condensed" w:hAnsi="Barlow Semi Condensed"/>
           <w:sz w:val="24"/>
           <w:szCs w:val="24"/>
         </w:rPr>
@@ -5428,7 +5428,7 @@
       </w:r>
       <w:r>
         <w:rPr>
-          <w:rFonts w:ascii="Times New Roman" w:cs="Times New Roman" w:eastAsia="Times New Roman" w:hAnsi="Times New Roman"/>
+          <w:rFonts w:ascii="Barlow Semi Condensed" w:cs="Barlow Semi Condensed" w:eastAsia="Barlow Semi Condensed" w:hAnsi="Barlow Semi Condensed"/>
           <w:b/>
           <w:bCs/>
           <w:sz w:val="24"/>
@@ -5438,7 +5438,7 @@
       </w:r>
       <w:r>
         <w:rPr>
-          <w:rFonts w:ascii="Times New Roman" w:cs="Times New Roman" w:eastAsia="Times New Roman" w:hAnsi="Times New Roman"/>
+          <w:rFonts w:ascii="Barlow Semi Condensed" w:cs="Barlow Semi Condensed" w:eastAsia="Barlow Semi Condensed" w:hAnsi="Barlow Semi Condensed"/>
           <w:sz w:val="24"/>
           <w:szCs w:val="24"/>
         </w:rPr>
@@ -5446,7 +5446,7 @@
       </w:r>
       <w:r>
         <w:rPr>
-          <w:rFonts w:ascii="Times New Roman" w:cs="Times New Roman" w:eastAsia="Times New Roman" w:hAnsi="Times New Roman"/>
+          <w:rFonts w:ascii="Barlow Semi Condensed" w:cs="Barlow Semi Condensed" w:eastAsia="Barlow Semi Condensed" w:hAnsi="Barlow Semi Condensed"/>
           <w:i/>
           <w:iCs/>
           <w:sz w:val="24"/>
@@ -5456,7 +5456,7 @@
       </w:r>
       <w:r>
         <w:rPr>
-          <w:rFonts w:ascii="Times New Roman" w:cs="Times New Roman" w:eastAsia="Times New Roman" w:hAnsi="Times New Roman"/>
+          <w:rFonts w:ascii="Barlow Semi Condensed" w:cs="Barlow Semi Condensed" w:eastAsia="Barlow Semi Condensed" w:hAnsi="Barlow Semi Condensed"/>
           <w:sz w:val="24"/>
           <w:szCs w:val="24"/>
         </w:rPr>
@@ -5464,7 +5464,7 @@
       </w:r>
       <w:r>
         <w:rPr>
-          <w:rFonts w:ascii="Times New Roman" w:cs="Times New Roman" w:eastAsia="Times New Roman" w:hAnsi="Times New Roman"/>
+          <w:rFonts w:ascii="Barlow Semi Condensed" w:cs="Barlow Semi Condensed" w:eastAsia="Barlow Semi Condensed" w:hAnsi="Barlow Semi Condensed"/>
           <w:i/>
           <w:iCs/>
           <w:sz w:val="24"/>
@@ -5474,7 +5474,7 @@
       </w:r>
       <w:r>
         <w:rPr>
-          <w:rFonts w:ascii="Times New Roman" w:cs="Times New Roman" w:eastAsia="Times New Roman" w:hAnsi="Times New Roman"/>
+          <w:rFonts w:ascii="Barlow Semi Condensed" w:cs="Barlow Semi Condensed" w:eastAsia="Barlow Semi Condensed" w:hAnsi="Barlow Semi Condensed"/>
           <w:sz w:val="24"/>
           <w:szCs w:val="24"/>
         </w:rPr>
@@ -5482,7 +5482,7 @@
       </w:r>
       <w:r>
         <w:rPr>
-          <w:rFonts w:ascii="Times New Roman" w:cs="Times New Roman" w:eastAsia="Times New Roman" w:hAnsi="Times New Roman"/>
+          <w:rFonts w:ascii="Barlow Semi Condensed" w:cs="Barlow Semi Condensed" w:eastAsia="Barlow Semi Condensed" w:hAnsi="Barlow Semi Condensed"/>
           <w:b/>
           <w:bCs/>
           <w:sz w:val="24"/>
@@ -5492,7 +5492,7 @@
       </w:r>
       <w:r>
         <w:rPr>
-          <w:rFonts w:ascii="Times New Roman" w:cs="Times New Roman" w:eastAsia="Times New Roman" w:hAnsi="Times New Roman"/>
+          <w:rFonts w:ascii="Barlow Semi Condensed" w:cs="Barlow Semi Condensed" w:eastAsia="Barlow Semi Condensed" w:hAnsi="Barlow Semi Condensed"/>
           <w:sz w:val="24"/>
           <w:szCs w:val="24"/>
         </w:rPr>
@@ -5500,7 +5500,7 @@
       </w:r>
       <w:r>
         <w:rPr>
-          <w:rFonts w:ascii="Times New Roman" w:cs="Times New Roman" w:eastAsia="Times New Roman" w:hAnsi="Times New Roman"/>
+          <w:rFonts w:ascii="Barlow Semi Condensed" w:cs="Barlow Semi Condensed" w:eastAsia="Barlow Semi Condensed" w:hAnsi="Barlow Semi Condensed"/>
           <w:i/>
           <w:iCs/>
           <w:sz w:val="24"/>
@@ -5510,7 +5510,7 @@
       </w:r>
       <w:r>
         <w:rPr>
-          <w:rFonts w:ascii="Times New Roman" w:cs="Times New Roman" w:eastAsia="Times New Roman" w:hAnsi="Times New Roman"/>
+          <w:rFonts w:ascii="Barlow Semi Condensed" w:cs="Barlow Semi Condensed" w:eastAsia="Barlow Semi Condensed" w:hAnsi="Barlow Semi Condensed"/>
           <w:sz w:val="24"/>
           <w:szCs w:val="24"/>
         </w:rPr>
@@ -5518,7 +5518,7 @@
       </w:r>
       <w:r>
         <w:rPr>
-          <w:rFonts w:ascii="Times New Roman" w:cs="Times New Roman" w:eastAsia="Times New Roman" w:hAnsi="Times New Roman"/>
+          <w:rFonts w:ascii="Barlow Semi Condensed" w:cs="Barlow Semi Condensed" w:eastAsia="Barlow Semi Condensed" w:hAnsi="Barlow Semi Condensed"/>
           <w:b/>
           <w:bCs/>
           <w:sz w:val="24"/>
@@ -5528,7 +5528,7 @@
       </w:r>
       <w:r>
         <w:rPr>
-          <w:rFonts w:ascii="Times New Roman" w:cs="Times New Roman" w:eastAsia="Times New Roman" w:hAnsi="Times New Roman"/>
+          <w:rFonts w:ascii="Barlow Semi Condensed" w:cs="Barlow Semi Condensed" w:eastAsia="Barlow Semi Condensed" w:hAnsi="Barlow Semi Condensed"/>
           <w:sz w:val="24"/>
           <w:szCs w:val="24"/>
         </w:rPr>
@@ -5536,7 +5536,7 @@
       </w:r>
       <w:r>
         <w:rPr>
-          <w:rFonts w:ascii="Times New Roman" w:cs="Times New Roman" w:eastAsia="Times New Roman" w:hAnsi="Times New Roman"/>
+          <w:rFonts w:ascii="Barlow Semi Condensed" w:cs="Barlow Semi Condensed" w:eastAsia="Barlow Semi Condensed" w:hAnsi="Barlow Semi Condensed"/>
           <w:i/>
           <w:iCs/>
           <w:sz w:val="24"/>
@@ -5546,7 +5546,7 @@
       </w:r>
       <w:r>
         <w:rPr>
-          <w:rFonts w:ascii="Times New Roman" w:cs="Times New Roman" w:eastAsia="Times New Roman" w:hAnsi="Times New Roman"/>
+          <w:rFonts w:ascii="Barlow Semi Condensed" w:cs="Barlow Semi Condensed" w:eastAsia="Barlow Semi Condensed" w:hAnsi="Barlow Semi Condensed"/>
           <w:sz w:val="24"/>
           <w:szCs w:val="24"/>
         </w:rPr>
@@ -5560,7 +5560,7 @@
       </w:pPr>
       <w:r>
         <w:rPr>
-          <w:rFonts w:ascii="Times New Roman" w:cs="Times New Roman" w:eastAsia="Times New Roman" w:hAnsi="Times New Roman"/>
+          <w:rFonts w:ascii="Barlow Semi Condensed" w:cs="Barlow Semi Condensed" w:eastAsia="Barlow Semi Condensed" w:hAnsi="Barlow Semi Condensed"/>
           <w:sz w:val="24"/>
           <w:szCs w:val="24"/>
         </w:rPr>
@@ -5574,7 +5574,7 @@
       </w:pPr>
       <w:r>
         <w:rPr>
-          <w:rFonts w:ascii="Times New Roman" w:cs="Times New Roman" w:eastAsia="Times New Roman" w:hAnsi="Times New Roman"/>
+          <w:rFonts w:ascii="Barlow Semi Condensed" w:cs="Barlow Semi Condensed" w:eastAsia="Barlow Semi Condensed" w:hAnsi="Barlow Semi Condensed"/>
           <w:sz w:val="24"/>
           <w:szCs w:val="24"/>
         </w:rPr>
@@ -5582,7 +5582,7 @@
       </w:r>
       <w:r>
         <w:rPr>
-          <w:rFonts w:ascii="Times New Roman" w:cs="Times New Roman" w:eastAsia="Times New Roman" w:hAnsi="Times New Roman"/>
+          <w:rFonts w:ascii="Barlow Semi Condensed" w:cs="Barlow Semi Condensed" w:eastAsia="Barlow Semi Condensed" w:hAnsi="Barlow Semi Condensed"/>
           <w:b/>
           <w:bCs/>
           <w:sz w:val="24"/>
@@ -5592,7 +5592,7 @@
       </w:r>
       <w:r>
         <w:rPr>
-          <w:rFonts w:ascii="Times New Roman" w:cs="Times New Roman" w:eastAsia="Times New Roman" w:hAnsi="Times New Roman"/>
+          <w:rFonts w:ascii="Barlow Semi Condensed" w:cs="Barlow Semi Condensed" w:eastAsia="Barlow Semi Condensed" w:hAnsi="Barlow Semi Condensed"/>
           <w:sz w:val="24"/>
           <w:szCs w:val="24"/>
         </w:rPr>
@@ -5600,7 +5600,7 @@
       </w:r>
       <w:r>
         <w:rPr>
-          <w:rFonts w:ascii="Times New Roman" w:cs="Times New Roman" w:eastAsia="Times New Roman" w:hAnsi="Times New Roman"/>
+          <w:rFonts w:ascii="Barlow Semi Condensed" w:cs="Barlow Semi Condensed" w:eastAsia="Barlow Semi Condensed" w:hAnsi="Barlow Semi Condensed"/>
           <w:b/>
           <w:bCs/>
           <w:sz w:val="24"/>
@@ -5610,7 +5610,7 @@
       </w:r>
       <w:r>
         <w:rPr>
-          <w:rFonts w:ascii="Times New Roman" w:cs="Times New Roman" w:eastAsia="Times New Roman" w:hAnsi="Times New Roman"/>
+          <w:rFonts w:ascii="Barlow Semi Condensed" w:cs="Barlow Semi Condensed" w:eastAsia="Barlow Semi Condensed" w:hAnsi="Barlow Semi Condensed"/>
           <w:sz w:val="24"/>
           <w:szCs w:val="24"/>
         </w:rPr>
@@ -5618,7 +5618,7 @@
       </w:r>
       <w:r>
         <w:rPr>
-          <w:rFonts w:ascii="Times New Roman" w:cs="Times New Roman" w:eastAsia="Times New Roman" w:hAnsi="Times New Roman"/>
+          <w:rFonts w:ascii="Barlow Semi Condensed" w:cs="Barlow Semi Condensed" w:eastAsia="Barlow Semi Condensed" w:hAnsi="Barlow Semi Condensed"/>
           <w:i/>
           <w:iCs/>
           <w:sz w:val="24"/>
@@ -5628,7 +5628,7 @@
       </w:r>
       <w:r>
         <w:rPr>
-          <w:rFonts w:ascii="Times New Roman" w:cs="Times New Roman" w:eastAsia="Times New Roman" w:hAnsi="Times New Roman"/>
+          <w:rFonts w:ascii="Barlow Semi Condensed" w:cs="Barlow Semi Condensed" w:eastAsia="Barlow Semi Condensed" w:hAnsi="Barlow Semi Condensed"/>
           <w:sz w:val="24"/>
           <w:szCs w:val="24"/>
         </w:rPr>
@@ -5636,7 +5636,7 @@
       </w:r>
       <w:r>
         <w:rPr>
-          <w:rFonts w:ascii="Times New Roman" w:cs="Times New Roman" w:eastAsia="Times New Roman" w:hAnsi="Times New Roman"/>
+          <w:rFonts w:ascii="Barlow Semi Condensed" w:cs="Barlow Semi Condensed" w:eastAsia="Barlow Semi Condensed" w:hAnsi="Barlow Semi Condensed"/>
           <w:b/>
           <w:bCs/>
           <w:sz w:val="24"/>
@@ -5660,7 +5660,7 @@
       </w:pPr>
       <w:r>
         <w:rPr>
-          <w:rFonts w:ascii="Times New Roman" w:cs="Times New Roman" w:eastAsia="Times New Roman" w:hAnsi="Times New Roman"/>
+          <w:rFonts w:ascii="Barlow Semi Condensed" w:cs="Barlow Semi Condensed" w:eastAsia="Barlow Semi Condensed" w:hAnsi="Barlow Semi Condensed"/>
           <w:sz w:val="24"/>
           <w:szCs w:val="24"/>
         </w:rPr>
@@ -5679,7 +5679,7 @@
       </w:pPr>
       <w:r>
         <w:rPr>
-          <w:rFonts w:ascii="Times New Roman" w:cs="Times New Roman" w:eastAsia="Times New Roman" w:hAnsi="Times New Roman"/>
+          <w:rFonts w:ascii="Barlow Semi Condensed" w:cs="Barlow Semi Condensed" w:eastAsia="Barlow Semi Condensed" w:hAnsi="Barlow Semi Condensed"/>
           <w:b/>
           <w:bCs/>
           <w:sz w:val="24"/>
@@ -5689,7 +5689,7 @@
       </w:r>
       <w:r>
         <w:rPr>
-          <w:rFonts w:ascii="Times New Roman" w:cs="Times New Roman" w:eastAsia="Times New Roman" w:hAnsi="Times New Roman"/>
+          <w:rFonts w:ascii="Barlow Semi Condensed" w:cs="Barlow Semi Condensed" w:eastAsia="Barlow Semi Condensed" w:hAnsi="Barlow Semi Condensed"/>
           <w:sz w:val="24"/>
           <w:szCs w:val="24"/>
         </w:rPr>
@@ -5697,7 +5697,7 @@
       </w:r>
       <w:r>
         <w:rPr>
-          <w:rFonts w:ascii="Times New Roman" w:cs="Times New Roman" w:eastAsia="Times New Roman" w:hAnsi="Times New Roman"/>
+          <w:rFonts w:ascii="Barlow Semi Condensed" w:cs="Barlow Semi Condensed" w:eastAsia="Barlow Semi Condensed" w:hAnsi="Barlow Semi Condensed"/>
           <w:b/>
           <w:bCs/>
           <w:sz w:val="24"/>
@@ -5707,7 +5707,7 @@
       </w:r>
       <w:r>
         <w:rPr>
-          <w:rFonts w:ascii="Times New Roman" w:cs="Times New Roman" w:eastAsia="Times New Roman" w:hAnsi="Times New Roman"/>
+          <w:rFonts w:ascii="Barlow Semi Condensed" w:cs="Barlow Semi Condensed" w:eastAsia="Barlow Semi Condensed" w:hAnsi="Barlow Semi Condensed"/>
           <w:sz w:val="24"/>
           <w:szCs w:val="24"/>
         </w:rPr>
@@ -5726,7 +5726,7 @@
       </w:pPr>
       <w:r>
         <w:rPr>
-          <w:rFonts w:ascii="Times New Roman" w:cs="Times New Roman" w:eastAsia="Times New Roman" w:hAnsi="Times New Roman"/>
+          <w:rFonts w:ascii="Barlow Semi Condensed" w:cs="Barlow Semi Condensed" w:eastAsia="Barlow Semi Condensed" w:hAnsi="Barlow Semi Condensed"/>
           <w:b/>
           <w:bCs/>
           <w:sz w:val="24"/>
@@ -5736,7 +5736,7 @@
       </w:r>
       <w:r>
         <w:rPr>
-          <w:rFonts w:ascii="Times New Roman" w:cs="Times New Roman" w:eastAsia="Times New Roman" w:hAnsi="Times New Roman"/>
+          <w:rFonts w:ascii="Barlow Semi Condensed" w:cs="Barlow Semi Condensed" w:eastAsia="Barlow Semi Condensed" w:hAnsi="Barlow Semi Condensed"/>
           <w:sz w:val="24"/>
           <w:szCs w:val="24"/>
         </w:rPr>
@@ -5744,7 +5744,7 @@
       </w:r>
       <w:r>
         <w:rPr>
-          <w:rFonts w:ascii="Times New Roman" w:cs="Times New Roman" w:eastAsia="Times New Roman" w:hAnsi="Times New Roman"/>
+          <w:rFonts w:ascii="Barlow Semi Condensed" w:cs="Barlow Semi Condensed" w:eastAsia="Barlow Semi Condensed" w:hAnsi="Barlow Semi Condensed"/>
           <w:b/>
           <w:bCs/>
           <w:sz w:val="24"/>
@@ -5754,7 +5754,7 @@
       </w:r>
       <w:r>
         <w:rPr>
-          <w:rFonts w:ascii="Times New Roman" w:cs="Times New Roman" w:eastAsia="Times New Roman" w:hAnsi="Times New Roman"/>
+          <w:rFonts w:ascii="Barlow Semi Condensed" w:cs="Barlow Semi Condensed" w:eastAsia="Barlow Semi Condensed" w:hAnsi="Barlow Semi Condensed"/>
           <w:sz w:val="24"/>
           <w:szCs w:val="24"/>
         </w:rPr>
@@ -5773,7 +5773,7 @@
       </w:pPr>
       <w:r>
         <w:rPr>
-          <w:rFonts w:ascii="Times New Roman" w:cs="Times New Roman" w:eastAsia="Times New Roman" w:hAnsi="Times New Roman"/>
+          <w:rFonts w:ascii="Barlow Semi Condensed" w:cs="Barlow Semi Condensed" w:eastAsia="Barlow Semi Condensed" w:hAnsi="Barlow Semi Condensed"/>
           <w:b/>
           <w:bCs/>
           <w:sz w:val="24"/>
@@ -5783,7 +5783,7 @@
       </w:r>
       <w:r>
         <w:rPr>
-          <w:rFonts w:ascii="Times New Roman" w:cs="Times New Roman" w:eastAsia="Times New Roman" w:hAnsi="Times New Roman"/>
+          <w:rFonts w:ascii="Barlow Semi Condensed" w:cs="Barlow Semi Condensed" w:eastAsia="Barlow Semi Condensed" w:hAnsi="Barlow Semi Condensed"/>
           <w:sz w:val="24"/>
           <w:szCs w:val="24"/>
         </w:rPr>
@@ -5791,7 +5791,7 @@
       </w:r>
       <w:r>
         <w:rPr>
-          <w:rFonts w:ascii="Times New Roman" w:cs="Times New Roman" w:eastAsia="Times New Roman" w:hAnsi="Times New Roman"/>
+          <w:rFonts w:ascii="Barlow Semi Condensed" w:cs="Barlow Semi Condensed" w:eastAsia="Barlow Semi Condensed" w:hAnsi="Barlow Semi Condensed"/>
           <w:i/>
           <w:iCs/>
           <w:sz w:val="24"/>
@@ -5801,7 +5801,7 @@
       </w:r>
       <w:r>
         <w:rPr>
-          <w:rFonts w:ascii="Times New Roman" w:cs="Times New Roman" w:eastAsia="Times New Roman" w:hAnsi="Times New Roman"/>
+          <w:rFonts w:ascii="Barlow Semi Condensed" w:cs="Barlow Semi Condensed" w:eastAsia="Barlow Semi Condensed" w:hAnsi="Barlow Semi Condensed"/>
           <w:sz w:val="24"/>
           <w:szCs w:val="24"/>
         </w:rPr>
@@ -5809,7 +5809,7 @@
       </w:r>
       <w:r>
         <w:rPr>
-          <w:rFonts w:ascii="Times New Roman" w:cs="Times New Roman" w:eastAsia="Times New Roman" w:hAnsi="Times New Roman"/>
+          <w:rFonts w:ascii="Barlow Semi Condensed" w:cs="Barlow Semi Condensed" w:eastAsia="Barlow Semi Condensed" w:hAnsi="Barlow Semi Condensed"/>
           <w:i/>
           <w:iCs/>
           <w:sz w:val="24"/>
@@ -5819,7 +5819,7 @@
       </w:r>
       <w:r>
         <w:rPr>
-          <w:rFonts w:ascii="Times New Roman" w:cs="Times New Roman" w:eastAsia="Times New Roman" w:hAnsi="Times New Roman"/>
+          <w:rFonts w:ascii="Barlow Semi Condensed" w:cs="Barlow Semi Condensed" w:eastAsia="Barlow Semi Condensed" w:hAnsi="Barlow Semi Condensed"/>
           <w:sz w:val="24"/>
           <w:szCs w:val="24"/>
         </w:rPr>
@@ -5838,7 +5838,7 @@
       </w:pPr>
       <w:r>
         <w:rPr>
-          <w:rFonts w:ascii="Times New Roman" w:cs="Times New Roman" w:eastAsia="Times New Roman" w:hAnsi="Times New Roman"/>
+          <w:rFonts w:ascii="Barlow Semi Condensed" w:cs="Barlow Semi Condensed" w:eastAsia="Barlow Semi Condensed" w:hAnsi="Barlow Semi Condensed"/>
           <w:b/>
           <w:bCs/>
           <w:sz w:val="24"/>
@@ -5848,7 +5848,7 @@
       </w:r>
       <w:r>
         <w:rPr>
-          <w:rFonts w:ascii="Times New Roman" w:cs="Times New Roman" w:eastAsia="Times New Roman" w:hAnsi="Times New Roman"/>
+          <w:rFonts w:ascii="Barlow Semi Condensed" w:cs="Barlow Semi Condensed" w:eastAsia="Barlow Semi Condensed" w:hAnsi="Barlow Semi Condensed"/>
           <w:sz w:val="24"/>
           <w:szCs w:val="24"/>
         </w:rPr>
@@ -5862,7 +5862,7 @@
       </w:pPr>
       <w:r>
         <w:rPr>
-          <w:rFonts w:ascii="Times New Roman" w:cs="Times New Roman" w:eastAsia="Times New Roman" w:hAnsi="Times New Roman"/>
+          <w:rFonts w:ascii="Barlow Semi Condensed" w:cs="Barlow Semi Condensed" w:eastAsia="Barlow Semi Condensed" w:hAnsi="Barlow Semi Condensed"/>
           <w:sz w:val="24"/>
           <w:szCs w:val="24"/>
         </w:rPr>
@@ -5877,7 +5877,7 @@
       </w:pPr>
       <w:r>
         <w:rPr>
-          <w:rFonts w:ascii="Times New Roman" w:cs="Times New Roman" w:eastAsia="Times New Roman" w:hAnsi="Times New Roman"/>
+          <w:rFonts w:ascii="Barlow Semi Condensed" w:cs="Barlow Semi Condensed" w:eastAsia="Barlow Semi Condensed" w:hAnsi="Barlow Semi Condensed"/>
           <w:sz w:val="24"/>
           <w:szCs w:val="24"/>
         </w:rPr>
@@ -5885,7 +5885,7 @@
       </w:r>
       <w:r>
         <w:rPr>
-          <w:rFonts w:ascii="Times New Roman" w:cs="Times New Roman" w:eastAsia="Times New Roman" w:hAnsi="Times New Roman"/>
+          <w:rFonts w:ascii="Barlow Semi Condensed" w:cs="Barlow Semi Condensed" w:eastAsia="Barlow Semi Condensed" w:hAnsi="Barlow Semi Condensed"/>
           <w:b/>
           <w:bCs/>
           <w:sz w:val="24"/>
@@ -5895,7 +5895,7 @@
       </w:r>
       <w:r>
         <w:rPr>
-          <w:rFonts w:ascii="Times New Roman" w:cs="Times New Roman" w:eastAsia="Times New Roman" w:hAnsi="Times New Roman"/>
+          <w:rFonts w:ascii="Barlow Semi Condensed" w:cs="Barlow Semi Condensed" w:eastAsia="Barlow Semi Condensed" w:hAnsi="Barlow Semi Condensed"/>
           <w:sz w:val="24"/>
           <w:szCs w:val="24"/>
         </w:rPr>
@@ -5910,7 +5910,7 @@
       </w:pPr>
       <w:r>
         <w:rPr>
-          <w:rFonts w:ascii="Times New Roman" w:cs="Times New Roman" w:eastAsia="Times New Roman" w:hAnsi="Times New Roman"/>
+          <w:rFonts w:ascii="Barlow Semi Condensed" w:cs="Barlow Semi Condensed" w:eastAsia="Barlow Semi Condensed" w:hAnsi="Barlow Semi Condensed"/>
           <w:sz w:val="24"/>
           <w:szCs w:val="24"/>
         </w:rPr>
@@ -5918,7 +5918,7 @@
       </w:r>
       <w:r>
         <w:rPr>
-          <w:rFonts w:ascii="Times New Roman" w:cs="Times New Roman" w:eastAsia="Times New Roman" w:hAnsi="Times New Roman"/>
+          <w:rFonts w:ascii="Barlow Semi Condensed" w:cs="Barlow Semi Condensed" w:eastAsia="Barlow Semi Condensed" w:hAnsi="Barlow Semi Condensed"/>
           <w:b/>
           <w:bCs/>
           <w:sz w:val="24"/>
@@ -5928,7 +5928,7 @@
       </w:r>
       <w:r>
         <w:rPr>
-          <w:rFonts w:ascii="Times New Roman" w:cs="Times New Roman" w:eastAsia="Times New Roman" w:hAnsi="Times New Roman"/>
+          <w:rFonts w:ascii="Barlow Semi Condensed" w:cs="Barlow Semi Condensed" w:eastAsia="Barlow Semi Condensed" w:hAnsi="Barlow Semi Condensed"/>
           <w:sz w:val="24"/>
           <w:szCs w:val="24"/>
         </w:rPr>
@@ -5943,7 +5943,7 @@
       </w:pPr>
       <w:r>
         <w:rPr>
-          <w:rFonts w:ascii="Times New Roman" w:cs="Times New Roman" w:eastAsia="Times New Roman" w:hAnsi="Times New Roman"/>
+          <w:rFonts w:ascii="Barlow Semi Condensed" w:cs="Barlow Semi Condensed" w:eastAsia="Barlow Semi Condensed" w:hAnsi="Barlow Semi Condensed"/>
           <w:sz w:val="24"/>
           <w:szCs w:val="24"/>
         </w:rPr>
@@ -5951,7 +5951,7 @@
       </w:r>
       <w:r>
         <w:rPr>
-          <w:rFonts w:ascii="Times New Roman" w:cs="Times New Roman" w:eastAsia="Times New Roman" w:hAnsi="Times New Roman"/>
+          <w:rFonts w:ascii="Barlow Semi Condensed" w:cs="Barlow Semi Condensed" w:eastAsia="Barlow Semi Condensed" w:hAnsi="Barlow Semi Condensed"/>
           <w:b/>
           <w:bCs/>
           <w:sz w:val="24"/>
@@ -5961,7 +5961,7 @@
       </w:r>
       <w:r>
         <w:rPr>
-          <w:rFonts w:ascii="Times New Roman" w:cs="Times New Roman" w:eastAsia="Times New Roman" w:hAnsi="Times New Roman"/>
+          <w:rFonts w:ascii="Barlow Semi Condensed" w:cs="Barlow Semi Condensed" w:eastAsia="Barlow Semi Condensed" w:hAnsi="Barlow Semi Condensed"/>
           <w:sz w:val="24"/>
           <w:szCs w:val="24"/>
         </w:rPr>
@@ -5976,7 +5976,7 @@
       </w:pPr>
       <w:r>
         <w:rPr>
-          <w:rFonts w:ascii="Times New Roman" w:cs="Times New Roman" w:eastAsia="Times New Roman" w:hAnsi="Times New Roman"/>
+          <w:rFonts w:ascii="Barlow Semi Condensed" w:cs="Barlow Semi Condensed" w:eastAsia="Barlow Semi Condensed" w:hAnsi="Barlow Semi Condensed"/>
           <w:sz w:val="24"/>
           <w:szCs w:val="24"/>
         </w:rPr>
@@ -5984,7 +5984,7 @@
       </w:r>
       <w:r>
         <w:rPr>
-          <w:rFonts w:ascii="Times New Roman" w:cs="Times New Roman" w:eastAsia="Times New Roman" w:hAnsi="Times New Roman"/>
+          <w:rFonts w:ascii="Barlow Semi Condensed" w:cs="Barlow Semi Condensed" w:eastAsia="Barlow Semi Condensed" w:hAnsi="Barlow Semi Condensed"/>
           <w:b/>
           <w:bCs/>
           <w:sz w:val="24"/>
@@ -5994,7 +5994,7 @@
       </w:r>
       <w:r>
         <w:rPr>
-          <w:rFonts w:ascii="Times New Roman" w:cs="Times New Roman" w:eastAsia="Times New Roman" w:hAnsi="Times New Roman"/>
+          <w:rFonts w:ascii="Barlow Semi Condensed" w:cs="Barlow Semi Condensed" w:eastAsia="Barlow Semi Condensed" w:hAnsi="Barlow Semi Condensed"/>
           <w:sz w:val="24"/>
           <w:szCs w:val="24"/>
         </w:rPr>
@@ -6009,7 +6009,7 @@
       </w:pPr>
       <w:r>
         <w:rPr>
-          <w:rFonts w:ascii="Times New Roman" w:cs="Times New Roman" w:eastAsia="Times New Roman" w:hAnsi="Times New Roman"/>
+          <w:rFonts w:ascii="Barlow Semi Condensed" w:cs="Barlow Semi Condensed" w:eastAsia="Barlow Semi Condensed" w:hAnsi="Barlow Semi Condensed"/>
           <w:sz w:val="24"/>
           <w:szCs w:val="24"/>
         </w:rPr>
@@ -6017,7 +6017,7 @@
       </w:r>
       <w:r>
         <w:rPr>
-          <w:rFonts w:ascii="Times New Roman" w:cs="Times New Roman" w:eastAsia="Times New Roman" w:hAnsi="Times New Roman"/>
+          <w:rFonts w:ascii="Barlow Semi Condensed" w:cs="Barlow Semi Condensed" w:eastAsia="Barlow Semi Condensed" w:hAnsi="Barlow Semi Condensed"/>
           <w:b/>
           <w:bCs/>
           <w:sz w:val="24"/>
@@ -6027,7 +6027,7 @@
       </w:r>
       <w:r>
         <w:rPr>
-          <w:rFonts w:ascii="Times New Roman" w:cs="Times New Roman" w:eastAsia="Times New Roman" w:hAnsi="Times New Roman"/>
+          <w:rFonts w:ascii="Barlow Semi Condensed" w:cs="Barlow Semi Condensed" w:eastAsia="Barlow Semi Condensed" w:hAnsi="Barlow Semi Condensed"/>
           <w:sz w:val="24"/>
           <w:szCs w:val="24"/>
         </w:rPr>
@@ -6041,7 +6041,7 @@
       </w:pPr>
       <w:r>
         <w:rPr>
-          <w:rFonts w:ascii="Times New Roman" w:cs="Times New Roman" w:eastAsia="Times New Roman" w:hAnsi="Times New Roman"/>
+          <w:rFonts w:ascii="Barlow Semi Condensed" w:cs="Barlow Semi Condensed" w:eastAsia="Barlow Semi Condensed" w:hAnsi="Barlow Semi Condensed"/>
           <w:sz w:val="24"/>
           <w:szCs w:val="24"/>
         </w:rPr>
@@ -6075,11 +6075,11 @@
           <w:p>
             <w:pPr>
               <w:spacing w:after="20" w:before="20"/>
-              <w:jc w:val="left"/>
-            </w:pPr>
-            <w:r>
-              <w:rPr>
-                <w:rFonts w:ascii="Times New Roman" w:cs="Times New Roman" w:eastAsia="Times New Roman" w:hAnsi="Times New Roman"/>
+              <w:jc w:val="both"/>
+            </w:pPr>
+            <w:r>
+              <w:rPr>
+                <w:rFonts w:ascii="Barlow Semi Condensed" w:cs="Barlow Semi Condensed" w:eastAsia="Barlow Semi Condensed" w:hAnsi="Barlow Semi Condensed"/>
                 <w:b/>
                 <w:bCs/>
                 <w:color w:val="FFFFFF"/>
@@ -6098,11 +6098,11 @@
           <w:p>
             <w:pPr>
               <w:spacing w:after="20" w:before="20"/>
-              <w:jc w:val="left"/>
-            </w:pPr>
-            <w:r>
-              <w:rPr>
-                <w:rFonts w:ascii="Times New Roman" w:cs="Times New Roman" w:eastAsia="Times New Roman" w:hAnsi="Times New Roman"/>
+              <w:jc w:val="both"/>
+            </w:pPr>
+            <w:r>
+              <w:rPr>
+                <w:rFonts w:ascii="Barlow Semi Condensed" w:cs="Barlow Semi Condensed" w:eastAsia="Barlow Semi Condensed" w:hAnsi="Barlow Semi Condensed"/>
                 <w:b/>
                 <w:bCs/>
                 <w:color w:val="FFFFFF"/>
@@ -6121,11 +6121,11 @@
           <w:p>
             <w:pPr>
               <w:spacing w:after="20" w:before="20"/>
-              <w:jc w:val="left"/>
-            </w:pPr>
-            <w:r>
-              <w:rPr>
-                <w:rFonts w:ascii="Times New Roman" w:cs="Times New Roman" w:eastAsia="Times New Roman" w:hAnsi="Times New Roman"/>
+              <w:jc w:val="both"/>
+            </w:pPr>
+            <w:r>
+              <w:rPr>
+                <w:rFonts w:ascii="Barlow Semi Condensed" w:cs="Barlow Semi Condensed" w:eastAsia="Barlow Semi Condensed" w:hAnsi="Barlow Semi Condensed"/>
                 <w:b/>
                 <w:bCs/>
                 <w:color w:val="FFFFFF"/>
@@ -6144,11 +6144,11 @@
           <w:p>
             <w:pPr>
               <w:spacing w:after="20" w:before="20"/>
-              <w:jc w:val="left"/>
-            </w:pPr>
-            <w:r>
-              <w:rPr>
-                <w:rFonts w:ascii="Times New Roman" w:cs="Times New Roman" w:eastAsia="Times New Roman" w:hAnsi="Times New Roman"/>
+              <w:jc w:val="both"/>
+            </w:pPr>
+            <w:r>
+              <w:rPr>
+                <w:rFonts w:ascii="Barlow Semi Condensed" w:cs="Barlow Semi Condensed" w:eastAsia="Barlow Semi Condensed" w:hAnsi="Barlow Semi Condensed"/>
                 <w:b/>
                 <w:bCs/>
                 <w:color w:val="FFFFFF"/>
@@ -6168,11 +6168,11 @@
           <w:p>
             <w:pPr>
               <w:spacing w:after="20" w:before="20"/>
-              <w:jc w:val="left"/>
-            </w:pPr>
-            <w:r>
-              <w:rPr>
-                <w:rFonts w:ascii="Times New Roman" w:cs="Times New Roman" w:eastAsia="Times New Roman" w:hAnsi="Times New Roman"/>
+              <w:jc w:val="both"/>
+            </w:pPr>
+            <w:r>
+              <w:rPr>
+                <w:rFonts w:ascii="Barlow Semi Condensed" w:cs="Barlow Semi Condensed" w:eastAsia="Barlow Semi Condensed" w:hAnsi="Barlow Semi Condensed"/>
                 <w:sz w:val="20"/>
                 <w:szCs w:val="20"/>
               </w:rPr>
@@ -6187,11 +6187,11 @@
           <w:p>
             <w:pPr>
               <w:spacing w:after="20" w:before="20"/>
-              <w:jc w:val="left"/>
-            </w:pPr>
-            <w:r>
-              <w:rPr>
-                <w:rFonts w:ascii="Times New Roman" w:cs="Times New Roman" w:eastAsia="Times New Roman" w:hAnsi="Times New Roman"/>
+              <w:jc w:val="both"/>
+            </w:pPr>
+            <w:r>
+              <w:rPr>
+                <w:rFonts w:ascii="Barlow Semi Condensed" w:cs="Barlow Semi Condensed" w:eastAsia="Barlow Semi Condensed" w:hAnsi="Barlow Semi Condensed"/>
                 <w:sz w:val="20"/>
                 <w:szCs w:val="20"/>
               </w:rPr>
@@ -6206,11 +6206,11 @@
           <w:p>
             <w:pPr>
               <w:spacing w:after="20" w:before="20"/>
-              <w:jc w:val="left"/>
-            </w:pPr>
-            <w:r>
-              <w:rPr>
-                <w:rFonts w:ascii="Times New Roman" w:cs="Times New Roman" w:eastAsia="Times New Roman" w:hAnsi="Times New Roman"/>
+              <w:jc w:val="both"/>
+            </w:pPr>
+            <w:r>
+              <w:rPr>
+                <w:rFonts w:ascii="Barlow Semi Condensed" w:cs="Barlow Semi Condensed" w:eastAsia="Barlow Semi Condensed" w:hAnsi="Barlow Semi Condensed"/>
                 <w:sz w:val="20"/>
                 <w:szCs w:val="20"/>
               </w:rPr>
@@ -6225,11 +6225,11 @@
           <w:p>
             <w:pPr>
               <w:spacing w:after="20" w:before="20"/>
-              <w:jc w:val="left"/>
-            </w:pPr>
-            <w:r>
-              <w:rPr>
-                <w:rFonts w:ascii="Times New Roman" w:cs="Times New Roman" w:eastAsia="Times New Roman" w:hAnsi="Times New Roman"/>
+              <w:jc w:val="both"/>
+            </w:pPr>
+            <w:r>
+              <w:rPr>
+                <w:rFonts w:ascii="Barlow Semi Condensed" w:cs="Barlow Semi Condensed" w:eastAsia="Barlow Semi Condensed" w:hAnsi="Barlow Semi Condensed"/>
                 <w:sz w:val="20"/>
                 <w:szCs w:val="20"/>
               </w:rPr>
@@ -6246,11 +6246,11 @@
           <w:p>
             <w:pPr>
               <w:spacing w:after="20" w:before="20"/>
-              <w:jc w:val="left"/>
-            </w:pPr>
-            <w:r>
-              <w:rPr>
-                <w:rFonts w:ascii="Times New Roman" w:cs="Times New Roman" w:eastAsia="Times New Roman" w:hAnsi="Times New Roman"/>
+              <w:jc w:val="both"/>
+            </w:pPr>
+            <w:r>
+              <w:rPr>
+                <w:rFonts w:ascii="Barlow Semi Condensed" w:cs="Barlow Semi Condensed" w:eastAsia="Barlow Semi Condensed" w:hAnsi="Barlow Semi Condensed"/>
                 <w:sz w:val="20"/>
                 <w:szCs w:val="20"/>
               </w:rPr>
@@ -6265,11 +6265,11 @@
           <w:p>
             <w:pPr>
               <w:spacing w:after="20" w:before="20"/>
-              <w:jc w:val="left"/>
-            </w:pPr>
-            <w:r>
-              <w:rPr>
-                <w:rFonts w:ascii="Times New Roman" w:cs="Times New Roman" w:eastAsia="Times New Roman" w:hAnsi="Times New Roman"/>
+              <w:jc w:val="both"/>
+            </w:pPr>
+            <w:r>
+              <w:rPr>
+                <w:rFonts w:ascii="Barlow Semi Condensed" w:cs="Barlow Semi Condensed" w:eastAsia="Barlow Semi Condensed" w:hAnsi="Barlow Semi Condensed"/>
                 <w:sz w:val="20"/>
                 <w:szCs w:val="20"/>
               </w:rPr>
@@ -6284,11 +6284,11 @@
           <w:p>
             <w:pPr>
               <w:spacing w:after="20" w:before="20"/>
-              <w:jc w:val="left"/>
-            </w:pPr>
-            <w:r>
-              <w:rPr>
-                <w:rFonts w:ascii="Times New Roman" w:cs="Times New Roman" w:eastAsia="Times New Roman" w:hAnsi="Times New Roman"/>
+              <w:jc w:val="both"/>
+            </w:pPr>
+            <w:r>
+              <w:rPr>
+                <w:rFonts w:ascii="Barlow Semi Condensed" w:cs="Barlow Semi Condensed" w:eastAsia="Barlow Semi Condensed" w:hAnsi="Barlow Semi Condensed"/>
                 <w:sz w:val="20"/>
                 <w:szCs w:val="20"/>
               </w:rPr>
@@ -6303,11 +6303,11 @@
           <w:p>
             <w:pPr>
               <w:spacing w:after="20" w:before="20"/>
-              <w:jc w:val="left"/>
-            </w:pPr>
-            <w:r>
-              <w:rPr>
-                <w:rFonts w:ascii="Times New Roman" w:cs="Times New Roman" w:eastAsia="Times New Roman" w:hAnsi="Times New Roman"/>
+              <w:jc w:val="both"/>
+            </w:pPr>
+            <w:r>
+              <w:rPr>
+                <w:rFonts w:ascii="Barlow Semi Condensed" w:cs="Barlow Semi Condensed" w:eastAsia="Barlow Semi Condensed" w:hAnsi="Barlow Semi Condensed"/>
                 <w:sz w:val="20"/>
                 <w:szCs w:val="20"/>
               </w:rPr>
@@ -6324,11 +6324,11 @@
           <w:p>
             <w:pPr>
               <w:spacing w:after="20" w:before="20"/>
-              <w:jc w:val="left"/>
-            </w:pPr>
-            <w:r>
-              <w:rPr>
-                <w:rFonts w:ascii="Times New Roman" w:cs="Times New Roman" w:eastAsia="Times New Roman" w:hAnsi="Times New Roman"/>
+              <w:jc w:val="both"/>
+            </w:pPr>
+            <w:r>
+              <w:rPr>
+                <w:rFonts w:ascii="Barlow Semi Condensed" w:cs="Barlow Semi Condensed" w:eastAsia="Barlow Semi Condensed" w:hAnsi="Barlow Semi Condensed"/>
                 <w:sz w:val="20"/>
                 <w:szCs w:val="20"/>
               </w:rPr>
@@ -6343,11 +6343,11 @@
           <w:p>
             <w:pPr>
               <w:spacing w:after="20" w:before="20"/>
-              <w:jc w:val="left"/>
-            </w:pPr>
-            <w:r>
-              <w:rPr>
-                <w:rFonts w:ascii="Times New Roman" w:cs="Times New Roman" w:eastAsia="Times New Roman" w:hAnsi="Times New Roman"/>
+              <w:jc w:val="both"/>
+            </w:pPr>
+            <w:r>
+              <w:rPr>
+                <w:rFonts w:ascii="Barlow Semi Condensed" w:cs="Barlow Semi Condensed" w:eastAsia="Barlow Semi Condensed" w:hAnsi="Barlow Semi Condensed"/>
                 <w:sz w:val="20"/>
                 <w:szCs w:val="20"/>
               </w:rPr>
@@ -6362,11 +6362,11 @@
           <w:p>
             <w:pPr>
               <w:spacing w:after="20" w:before="20"/>
-              <w:jc w:val="left"/>
-            </w:pPr>
-            <w:r>
-              <w:rPr>
-                <w:rFonts w:ascii="Times New Roman" w:cs="Times New Roman" w:eastAsia="Times New Roman" w:hAnsi="Times New Roman"/>
+              <w:jc w:val="both"/>
+            </w:pPr>
+            <w:r>
+              <w:rPr>
+                <w:rFonts w:ascii="Barlow Semi Condensed" w:cs="Barlow Semi Condensed" w:eastAsia="Barlow Semi Condensed" w:hAnsi="Barlow Semi Condensed"/>
                 <w:sz w:val="20"/>
                 <w:szCs w:val="20"/>
               </w:rPr>
@@ -6381,11 +6381,11 @@
           <w:p>
             <w:pPr>
               <w:spacing w:after="20" w:before="20"/>
-              <w:jc w:val="left"/>
-            </w:pPr>
-            <w:r>
-              <w:rPr>
-                <w:rFonts w:ascii="Times New Roman" w:cs="Times New Roman" w:eastAsia="Times New Roman" w:hAnsi="Times New Roman"/>
+              <w:jc w:val="both"/>
+            </w:pPr>
+            <w:r>
+              <w:rPr>
+                <w:rFonts w:ascii="Barlow Semi Condensed" w:cs="Barlow Semi Condensed" w:eastAsia="Barlow Semi Condensed" w:hAnsi="Barlow Semi Condensed"/>
                 <w:sz w:val="20"/>
                 <w:szCs w:val="20"/>
               </w:rPr>
@@ -6402,11 +6402,11 @@
           <w:p>
             <w:pPr>
               <w:spacing w:after="20" w:before="20"/>
-              <w:jc w:val="left"/>
-            </w:pPr>
-            <w:r>
-              <w:rPr>
-                <w:rFonts w:ascii="Times New Roman" w:cs="Times New Roman" w:eastAsia="Times New Roman" w:hAnsi="Times New Roman"/>
+              <w:jc w:val="both"/>
+            </w:pPr>
+            <w:r>
+              <w:rPr>
+                <w:rFonts w:ascii="Barlow Semi Condensed" w:cs="Barlow Semi Condensed" w:eastAsia="Barlow Semi Condensed" w:hAnsi="Barlow Semi Condensed"/>
                 <w:sz w:val="20"/>
                 <w:szCs w:val="20"/>
               </w:rPr>
@@ -6421,11 +6421,11 @@
           <w:p>
             <w:pPr>
               <w:spacing w:after="20" w:before="20"/>
-              <w:jc w:val="left"/>
-            </w:pPr>
-            <w:r>
-              <w:rPr>
-                <w:rFonts w:ascii="Times New Roman" w:cs="Times New Roman" w:eastAsia="Times New Roman" w:hAnsi="Times New Roman"/>
+              <w:jc w:val="both"/>
+            </w:pPr>
+            <w:r>
+              <w:rPr>
+                <w:rFonts w:ascii="Barlow Semi Condensed" w:cs="Barlow Semi Condensed" w:eastAsia="Barlow Semi Condensed" w:hAnsi="Barlow Semi Condensed"/>
                 <w:sz w:val="20"/>
                 <w:szCs w:val="20"/>
               </w:rPr>
@@ -6440,11 +6440,11 @@
           <w:p>
             <w:pPr>
               <w:spacing w:after="20" w:before="20"/>
-              <w:jc w:val="left"/>
-            </w:pPr>
-            <w:r>
-              <w:rPr>
-                <w:rFonts w:ascii="Times New Roman" w:cs="Times New Roman" w:eastAsia="Times New Roman" w:hAnsi="Times New Roman"/>
+              <w:jc w:val="both"/>
+            </w:pPr>
+            <w:r>
+              <w:rPr>
+                <w:rFonts w:ascii="Barlow Semi Condensed" w:cs="Barlow Semi Condensed" w:eastAsia="Barlow Semi Condensed" w:hAnsi="Barlow Semi Condensed"/>
                 <w:sz w:val="20"/>
                 <w:szCs w:val="20"/>
               </w:rPr>
@@ -6459,11 +6459,11 @@
           <w:p>
             <w:pPr>
               <w:spacing w:after="20" w:before="20"/>
-              <w:jc w:val="left"/>
-            </w:pPr>
-            <w:r>
-              <w:rPr>
-                <w:rFonts w:ascii="Times New Roman" w:cs="Times New Roman" w:eastAsia="Times New Roman" w:hAnsi="Times New Roman"/>
+              <w:jc w:val="both"/>
+            </w:pPr>
+            <w:r>
+              <w:rPr>
+                <w:rFonts w:ascii="Barlow Semi Condensed" w:cs="Barlow Semi Condensed" w:eastAsia="Barlow Semi Condensed" w:hAnsi="Barlow Semi Condensed"/>
                 <w:sz w:val="20"/>
                 <w:szCs w:val="20"/>
               </w:rPr>
@@ -6480,11 +6480,11 @@
           <w:p>
             <w:pPr>
               <w:spacing w:after="20" w:before="20"/>
-              <w:jc w:val="left"/>
-            </w:pPr>
-            <w:r>
-              <w:rPr>
-                <w:rFonts w:ascii="Times New Roman" w:cs="Times New Roman" w:eastAsia="Times New Roman" w:hAnsi="Times New Roman"/>
+              <w:jc w:val="both"/>
+            </w:pPr>
+            <w:r>
+              <w:rPr>
+                <w:rFonts w:ascii="Barlow Semi Condensed" w:cs="Barlow Semi Condensed" w:eastAsia="Barlow Semi Condensed" w:hAnsi="Barlow Semi Condensed"/>
                 <w:sz w:val="20"/>
                 <w:szCs w:val="20"/>
               </w:rPr>
@@ -6499,11 +6499,11 @@
           <w:p>
             <w:pPr>
               <w:spacing w:after="20" w:before="20"/>
-              <w:jc w:val="left"/>
-            </w:pPr>
-            <w:r>
-              <w:rPr>
-                <w:rFonts w:ascii="Times New Roman" w:cs="Times New Roman" w:eastAsia="Times New Roman" w:hAnsi="Times New Roman"/>
+              <w:jc w:val="both"/>
+            </w:pPr>
+            <w:r>
+              <w:rPr>
+                <w:rFonts w:ascii="Barlow Semi Condensed" w:cs="Barlow Semi Condensed" w:eastAsia="Barlow Semi Condensed" w:hAnsi="Barlow Semi Condensed"/>
                 <w:sz w:val="20"/>
                 <w:szCs w:val="20"/>
               </w:rPr>
@@ -6518,11 +6518,11 @@
           <w:p>
             <w:pPr>
               <w:spacing w:after="20" w:before="20"/>
-              <w:jc w:val="left"/>
-            </w:pPr>
-            <w:r>
-              <w:rPr>
-                <w:rFonts w:ascii="Times New Roman" w:cs="Times New Roman" w:eastAsia="Times New Roman" w:hAnsi="Times New Roman"/>
+              <w:jc w:val="both"/>
+            </w:pPr>
+            <w:r>
+              <w:rPr>
+                <w:rFonts w:ascii="Barlow Semi Condensed" w:cs="Barlow Semi Condensed" w:eastAsia="Barlow Semi Condensed" w:hAnsi="Barlow Semi Condensed"/>
                 <w:sz w:val="20"/>
                 <w:szCs w:val="20"/>
               </w:rPr>
@@ -6537,11 +6537,11 @@
           <w:p>
             <w:pPr>
               <w:spacing w:after="20" w:before="20"/>
-              <w:jc w:val="left"/>
-            </w:pPr>
-            <w:r>
-              <w:rPr>
-                <w:rFonts w:ascii="Times New Roman" w:cs="Times New Roman" w:eastAsia="Times New Roman" w:hAnsi="Times New Roman"/>
+              <w:jc w:val="both"/>
+            </w:pPr>
+            <w:r>
+              <w:rPr>
+                <w:rFonts w:ascii="Barlow Semi Condensed" w:cs="Barlow Semi Condensed" w:eastAsia="Barlow Semi Condensed" w:hAnsi="Barlow Semi Condensed"/>
                 <w:sz w:val="20"/>
                 <w:szCs w:val="20"/>
               </w:rPr>
@@ -6558,11 +6558,11 @@
           <w:p>
             <w:pPr>
               <w:spacing w:after="20" w:before="20"/>
-              <w:jc w:val="left"/>
-            </w:pPr>
-            <w:r>
-              <w:rPr>
-                <w:rFonts w:ascii="Times New Roman" w:cs="Times New Roman" w:eastAsia="Times New Roman" w:hAnsi="Times New Roman"/>
+              <w:jc w:val="both"/>
+            </w:pPr>
+            <w:r>
+              <w:rPr>
+                <w:rFonts w:ascii="Barlow Semi Condensed" w:cs="Barlow Semi Condensed" w:eastAsia="Barlow Semi Condensed" w:hAnsi="Barlow Semi Condensed"/>
                 <w:sz w:val="20"/>
                 <w:szCs w:val="20"/>
               </w:rPr>
@@ -6577,11 +6577,11 @@
           <w:p>
             <w:pPr>
               <w:spacing w:after="20" w:before="20"/>
-              <w:jc w:val="left"/>
-            </w:pPr>
-            <w:r>
-              <w:rPr>
-                <w:rFonts w:ascii="Times New Roman" w:cs="Times New Roman" w:eastAsia="Times New Roman" w:hAnsi="Times New Roman"/>
+              <w:jc w:val="both"/>
+            </w:pPr>
+            <w:r>
+              <w:rPr>
+                <w:rFonts w:ascii="Barlow Semi Condensed" w:cs="Barlow Semi Condensed" w:eastAsia="Barlow Semi Condensed" w:hAnsi="Barlow Semi Condensed"/>
                 <w:sz w:val="20"/>
                 <w:szCs w:val="20"/>
               </w:rPr>
@@ -6596,11 +6596,11 @@
           <w:p>
             <w:pPr>
               <w:spacing w:after="20" w:before="20"/>
-              <w:jc w:val="left"/>
-            </w:pPr>
-            <w:r>
-              <w:rPr>
-                <w:rFonts w:ascii="Times New Roman" w:cs="Times New Roman" w:eastAsia="Times New Roman" w:hAnsi="Times New Roman"/>
+              <w:jc w:val="both"/>
+            </w:pPr>
+            <w:r>
+              <w:rPr>
+                <w:rFonts w:ascii="Barlow Semi Condensed" w:cs="Barlow Semi Condensed" w:eastAsia="Barlow Semi Condensed" w:hAnsi="Barlow Semi Condensed"/>
                 <w:sz w:val="20"/>
                 <w:szCs w:val="20"/>
               </w:rPr>
@@ -6615,11 +6615,11 @@
           <w:p>
             <w:pPr>
               <w:spacing w:after="20" w:before="20"/>
-              <w:jc w:val="left"/>
-            </w:pPr>
-            <w:r>
-              <w:rPr>
-                <w:rFonts w:ascii="Times New Roman" w:cs="Times New Roman" w:eastAsia="Times New Roman" w:hAnsi="Times New Roman"/>
+              <w:jc w:val="both"/>
+            </w:pPr>
+            <w:r>
+              <w:rPr>
+                <w:rFonts w:ascii="Barlow Semi Condensed" w:cs="Barlow Semi Condensed" w:eastAsia="Barlow Semi Condensed" w:hAnsi="Barlow Semi Condensed"/>
                 <w:sz w:val="20"/>
                 <w:szCs w:val="20"/>
               </w:rPr>
@@ -6636,11 +6636,11 @@
           <w:p>
             <w:pPr>
               <w:spacing w:after="20" w:before="20"/>
-              <w:jc w:val="left"/>
-            </w:pPr>
-            <w:r>
-              <w:rPr>
-                <w:rFonts w:ascii="Times New Roman" w:cs="Times New Roman" w:eastAsia="Times New Roman" w:hAnsi="Times New Roman"/>
+              <w:jc w:val="both"/>
+            </w:pPr>
+            <w:r>
+              <w:rPr>
+                <w:rFonts w:ascii="Barlow Semi Condensed" w:cs="Barlow Semi Condensed" w:eastAsia="Barlow Semi Condensed" w:hAnsi="Barlow Semi Condensed"/>
                 <w:sz w:val="20"/>
                 <w:szCs w:val="20"/>
               </w:rPr>
@@ -6655,11 +6655,11 @@
           <w:p>
             <w:pPr>
               <w:spacing w:after="20" w:before="20"/>
-              <w:jc w:val="left"/>
-            </w:pPr>
-            <w:r>
-              <w:rPr>
-                <w:rFonts w:ascii="Times New Roman" w:cs="Times New Roman" w:eastAsia="Times New Roman" w:hAnsi="Times New Roman"/>
+              <w:jc w:val="both"/>
+            </w:pPr>
+            <w:r>
+              <w:rPr>
+                <w:rFonts w:ascii="Barlow Semi Condensed" w:cs="Barlow Semi Condensed" w:eastAsia="Barlow Semi Condensed" w:hAnsi="Barlow Semi Condensed"/>
                 <w:sz w:val="20"/>
                 <w:szCs w:val="20"/>
               </w:rPr>
@@ -6674,11 +6674,11 @@
           <w:p>
             <w:pPr>
               <w:spacing w:after="20" w:before="20"/>
-              <w:jc w:val="left"/>
-            </w:pPr>
-            <w:r>
-              <w:rPr>
-                <w:rFonts w:ascii="Times New Roman" w:cs="Times New Roman" w:eastAsia="Times New Roman" w:hAnsi="Times New Roman"/>
+              <w:jc w:val="both"/>
+            </w:pPr>
+            <w:r>
+              <w:rPr>
+                <w:rFonts w:ascii="Barlow Semi Condensed" w:cs="Barlow Semi Condensed" w:eastAsia="Barlow Semi Condensed" w:hAnsi="Barlow Semi Condensed"/>
                 <w:sz w:val="20"/>
                 <w:szCs w:val="20"/>
               </w:rPr>
@@ -6693,11 +6693,11 @@
           <w:p>
             <w:pPr>
               <w:spacing w:after="20" w:before="20"/>
-              <w:jc w:val="left"/>
-            </w:pPr>
-            <w:r>
-              <w:rPr>
-                <w:rFonts w:ascii="Times New Roman" w:cs="Times New Roman" w:eastAsia="Times New Roman" w:hAnsi="Times New Roman"/>
+              <w:jc w:val="both"/>
+            </w:pPr>
+            <w:r>
+              <w:rPr>
+                <w:rFonts w:ascii="Barlow Semi Condensed" w:cs="Barlow Semi Condensed" w:eastAsia="Barlow Semi Condensed" w:hAnsi="Barlow Semi Condensed"/>
                 <w:sz w:val="20"/>
                 <w:szCs w:val="20"/>
               </w:rPr>
@@ -6714,11 +6714,11 @@
           <w:p>
             <w:pPr>
               <w:spacing w:after="20" w:before="20"/>
-              <w:jc w:val="left"/>
-            </w:pPr>
-            <w:r>
-              <w:rPr>
-                <w:rFonts w:ascii="Times New Roman" w:cs="Times New Roman" w:eastAsia="Times New Roman" w:hAnsi="Times New Roman"/>
+              <w:jc w:val="both"/>
+            </w:pPr>
+            <w:r>
+              <w:rPr>
+                <w:rFonts w:ascii="Barlow Semi Condensed" w:cs="Barlow Semi Condensed" w:eastAsia="Barlow Semi Condensed" w:hAnsi="Barlow Semi Condensed"/>
                 <w:sz w:val="20"/>
                 <w:szCs w:val="20"/>
               </w:rPr>
@@ -6733,11 +6733,11 @@
           <w:p>
             <w:pPr>
               <w:spacing w:after="20" w:before="20"/>
-              <w:jc w:val="left"/>
-            </w:pPr>
-            <w:r>
-              <w:rPr>
-                <w:rFonts w:ascii="Times New Roman" w:cs="Times New Roman" w:eastAsia="Times New Roman" w:hAnsi="Times New Roman"/>
+              <w:jc w:val="both"/>
+            </w:pPr>
+            <w:r>
+              <w:rPr>
+                <w:rFonts w:ascii="Barlow Semi Condensed" w:cs="Barlow Semi Condensed" w:eastAsia="Barlow Semi Condensed" w:hAnsi="Barlow Semi Condensed"/>
                 <w:sz w:val="20"/>
                 <w:szCs w:val="20"/>
               </w:rPr>
@@ -6752,11 +6752,11 @@
           <w:p>
             <w:pPr>
               <w:spacing w:after="20" w:before="20"/>
-              <w:jc w:val="left"/>
-            </w:pPr>
-            <w:r>
-              <w:rPr>
-                <w:rFonts w:ascii="Times New Roman" w:cs="Times New Roman" w:eastAsia="Times New Roman" w:hAnsi="Times New Roman"/>
+              <w:jc w:val="both"/>
+            </w:pPr>
+            <w:r>
+              <w:rPr>
+                <w:rFonts w:ascii="Barlow Semi Condensed" w:cs="Barlow Semi Condensed" w:eastAsia="Barlow Semi Condensed" w:hAnsi="Barlow Semi Condensed"/>
                 <w:sz w:val="20"/>
                 <w:szCs w:val="20"/>
               </w:rPr>
@@ -6771,11 +6771,11 @@
           <w:p>
             <w:pPr>
               <w:spacing w:after="20" w:before="20"/>
-              <w:jc w:val="left"/>
-            </w:pPr>
-            <w:r>
-              <w:rPr>
-                <w:rFonts w:ascii="Times New Roman" w:cs="Times New Roman" w:eastAsia="Times New Roman" w:hAnsi="Times New Roman"/>
+              <w:jc w:val="both"/>
+            </w:pPr>
+            <w:r>
+              <w:rPr>
+                <w:rFonts w:ascii="Barlow Semi Condensed" w:cs="Barlow Semi Condensed" w:eastAsia="Barlow Semi Condensed" w:hAnsi="Barlow Semi Condensed"/>
                 <w:sz w:val="20"/>
                 <w:szCs w:val="20"/>
               </w:rPr>
@@ -6792,11 +6792,11 @@
           <w:p>
             <w:pPr>
               <w:spacing w:after="20" w:before="20"/>
-              <w:jc w:val="left"/>
-            </w:pPr>
-            <w:r>
-              <w:rPr>
-                <w:rFonts w:ascii="Times New Roman" w:cs="Times New Roman" w:eastAsia="Times New Roman" w:hAnsi="Times New Roman"/>
+              <w:jc w:val="both"/>
+            </w:pPr>
+            <w:r>
+              <w:rPr>
+                <w:rFonts w:ascii="Barlow Semi Condensed" w:cs="Barlow Semi Condensed" w:eastAsia="Barlow Semi Condensed" w:hAnsi="Barlow Semi Condensed"/>
                 <w:sz w:val="20"/>
                 <w:szCs w:val="20"/>
               </w:rPr>
@@ -6811,11 +6811,11 @@
           <w:p>
             <w:pPr>
               <w:spacing w:after="20" w:before="20"/>
-              <w:jc w:val="left"/>
-            </w:pPr>
-            <w:r>
-              <w:rPr>
-                <w:rFonts w:ascii="Times New Roman" w:cs="Times New Roman" w:eastAsia="Times New Roman" w:hAnsi="Times New Roman"/>
+              <w:jc w:val="both"/>
+            </w:pPr>
+            <w:r>
+              <w:rPr>
+                <w:rFonts w:ascii="Barlow Semi Condensed" w:cs="Barlow Semi Condensed" w:eastAsia="Barlow Semi Condensed" w:hAnsi="Barlow Semi Condensed"/>
                 <w:sz w:val="20"/>
                 <w:szCs w:val="20"/>
               </w:rPr>
@@ -6830,11 +6830,11 @@
           <w:p>
             <w:pPr>
               <w:spacing w:after="20" w:before="20"/>
-              <w:jc w:val="left"/>
-            </w:pPr>
-            <w:r>
-              <w:rPr>
-                <w:rFonts w:ascii="Times New Roman" w:cs="Times New Roman" w:eastAsia="Times New Roman" w:hAnsi="Times New Roman"/>
+              <w:jc w:val="both"/>
+            </w:pPr>
+            <w:r>
+              <w:rPr>
+                <w:rFonts w:ascii="Barlow Semi Condensed" w:cs="Barlow Semi Condensed" w:eastAsia="Barlow Semi Condensed" w:hAnsi="Barlow Semi Condensed"/>
                 <w:sz w:val="20"/>
                 <w:szCs w:val="20"/>
               </w:rPr>
@@ -6849,11 +6849,11 @@
           <w:p>
             <w:pPr>
               <w:spacing w:after="20" w:before="20"/>
-              <w:jc w:val="left"/>
-            </w:pPr>
-            <w:r>
-              <w:rPr>
-                <w:rFonts w:ascii="Times New Roman" w:cs="Times New Roman" w:eastAsia="Times New Roman" w:hAnsi="Times New Roman"/>
+              <w:jc w:val="both"/>
+            </w:pPr>
+            <w:r>
+              <w:rPr>
+                <w:rFonts w:ascii="Barlow Semi Condensed" w:cs="Barlow Semi Condensed" w:eastAsia="Barlow Semi Condensed" w:hAnsi="Barlow Semi Condensed"/>
                 <w:sz w:val="20"/>
                 <w:szCs w:val="20"/>
               </w:rPr>
@@ -6870,11 +6870,11 @@
           <w:p>
             <w:pPr>
               <w:spacing w:after="20" w:before="20"/>
-              <w:jc w:val="left"/>
-            </w:pPr>
-            <w:r>
-              <w:rPr>
-                <w:rFonts w:ascii="Times New Roman" w:cs="Times New Roman" w:eastAsia="Times New Roman" w:hAnsi="Times New Roman"/>
+              <w:jc w:val="both"/>
+            </w:pPr>
+            <w:r>
+              <w:rPr>
+                <w:rFonts w:ascii="Barlow Semi Condensed" w:cs="Barlow Semi Condensed" w:eastAsia="Barlow Semi Condensed" w:hAnsi="Barlow Semi Condensed"/>
                 <w:sz w:val="20"/>
                 <w:szCs w:val="20"/>
               </w:rPr>
@@ -6889,11 +6889,11 @@
           <w:p>
             <w:pPr>
               <w:spacing w:after="20" w:before="20"/>
-              <w:jc w:val="left"/>
-            </w:pPr>
-            <w:r>
-              <w:rPr>
-                <w:rFonts w:ascii="Times New Roman" w:cs="Times New Roman" w:eastAsia="Times New Roman" w:hAnsi="Times New Roman"/>
+              <w:jc w:val="both"/>
+            </w:pPr>
+            <w:r>
+              <w:rPr>
+                <w:rFonts w:ascii="Barlow Semi Condensed" w:cs="Barlow Semi Condensed" w:eastAsia="Barlow Semi Condensed" w:hAnsi="Barlow Semi Condensed"/>
                 <w:sz w:val="20"/>
                 <w:szCs w:val="20"/>
               </w:rPr>
@@ -6908,11 +6908,11 @@
           <w:p>
             <w:pPr>
               <w:spacing w:after="20" w:before="20"/>
-              <w:jc w:val="left"/>
-            </w:pPr>
-            <w:r>
-              <w:rPr>
-                <w:rFonts w:ascii="Times New Roman" w:cs="Times New Roman" w:eastAsia="Times New Roman" w:hAnsi="Times New Roman"/>
+              <w:jc w:val="both"/>
+            </w:pPr>
+            <w:r>
+              <w:rPr>
+                <w:rFonts w:ascii="Barlow Semi Condensed" w:cs="Barlow Semi Condensed" w:eastAsia="Barlow Semi Condensed" w:hAnsi="Barlow Semi Condensed"/>
                 <w:sz w:val="20"/>
                 <w:szCs w:val="20"/>
               </w:rPr>
@@ -6927,11 +6927,11 @@
           <w:p>
             <w:pPr>
               <w:spacing w:after="20" w:before="20"/>
-              <w:jc w:val="left"/>
-            </w:pPr>
-            <w:r>
-              <w:rPr>
-                <w:rFonts w:ascii="Times New Roman" w:cs="Times New Roman" w:eastAsia="Times New Roman" w:hAnsi="Times New Roman"/>
+              <w:jc w:val="both"/>
+            </w:pPr>
+            <w:r>
+              <w:rPr>
+                <w:rFonts w:ascii="Barlow Semi Condensed" w:cs="Barlow Semi Condensed" w:eastAsia="Barlow Semi Condensed" w:hAnsi="Barlow Semi Condensed"/>
                 <w:sz w:val="20"/>
                 <w:szCs w:val="20"/>
               </w:rPr>
@@ -6961,7 +6961,7 @@
       </w:pPr>
       <w:r>
         <w:rPr>
-          <w:rFonts w:ascii="Times New Roman" w:cs="Times New Roman" w:eastAsia="Times New Roman" w:hAnsi="Times New Roman"/>
+          <w:rFonts w:ascii="Barlow Semi Condensed" w:cs="Barlow Semi Condensed" w:eastAsia="Barlow Semi Condensed" w:hAnsi="Barlow Semi Condensed"/>
           <w:sz w:val="24"/>
           <w:szCs w:val="24"/>
         </w:rPr>
@@ -6975,7 +6975,7 @@
       </w:pPr>
       <w:r>
         <w:rPr>
-          <w:rFonts w:ascii="Times New Roman" w:cs="Times New Roman" w:eastAsia="Times New Roman" w:hAnsi="Times New Roman"/>
+          <w:rFonts w:ascii="Barlow Semi Condensed" w:cs="Barlow Semi Condensed" w:eastAsia="Barlow Semi Condensed" w:hAnsi="Barlow Semi Condensed"/>
           <w:sz w:val="24"/>
           <w:szCs w:val="24"/>
         </w:rPr>
@@ -6983,7 +6983,7 @@
       </w:r>
       <w:r>
         <w:rPr>
-          <w:rFonts w:ascii="Times New Roman" w:cs="Times New Roman" w:eastAsia="Times New Roman" w:hAnsi="Times New Roman"/>
+          <w:rFonts w:ascii="Barlow Semi Condensed" w:cs="Barlow Semi Condensed" w:eastAsia="Barlow Semi Condensed" w:hAnsi="Barlow Semi Condensed"/>
           <w:b/>
           <w:bCs/>
           <w:sz w:val="24"/>
@@ -6993,7 +6993,7 @@
       </w:r>
       <w:r>
         <w:rPr>
-          <w:rFonts w:ascii="Times New Roman" w:cs="Times New Roman" w:eastAsia="Times New Roman" w:hAnsi="Times New Roman"/>
+          <w:rFonts w:ascii="Barlow Semi Condensed" w:cs="Barlow Semi Condensed" w:eastAsia="Barlow Semi Condensed" w:hAnsi="Barlow Semi Condensed"/>
           <w:sz w:val="24"/>
           <w:szCs w:val="24"/>
         </w:rPr>
@@ -7001,7 +7001,7 @@
       </w:r>
       <w:r>
         <w:rPr>
-          <w:rFonts w:ascii="Times New Roman" w:cs="Times New Roman" w:eastAsia="Times New Roman" w:hAnsi="Times New Roman"/>
+          <w:rFonts w:ascii="Barlow Semi Condensed" w:cs="Barlow Semi Condensed" w:eastAsia="Barlow Semi Condensed" w:hAnsi="Barlow Semi Condensed"/>
           <w:b/>
           <w:bCs/>
           <w:sz w:val="24"/>
@@ -7011,7 +7011,7 @@
       </w:r>
       <w:r>
         <w:rPr>
-          <w:rFonts w:ascii="Times New Roman" w:cs="Times New Roman" w:eastAsia="Times New Roman" w:hAnsi="Times New Roman"/>
+          <w:rFonts w:ascii="Barlow Semi Condensed" w:cs="Barlow Semi Condensed" w:eastAsia="Barlow Semi Condensed" w:hAnsi="Barlow Semi Condensed"/>
           <w:sz w:val="24"/>
           <w:szCs w:val="24"/>
         </w:rPr>
@@ -7019,7 +7019,7 @@
       </w:r>
       <w:r>
         <w:rPr>
-          <w:rFonts w:ascii="Times New Roman" w:cs="Times New Roman" w:eastAsia="Times New Roman" w:hAnsi="Times New Roman"/>
+          <w:rFonts w:ascii="Barlow Semi Condensed" w:cs="Barlow Semi Condensed" w:eastAsia="Barlow Semi Condensed" w:hAnsi="Barlow Semi Condensed"/>
           <w:b/>
           <w:bCs/>
           <w:sz w:val="24"/>
@@ -7029,7 +7029,7 @@
       </w:r>
       <w:r>
         <w:rPr>
-          <w:rFonts w:ascii="Times New Roman" w:cs="Times New Roman" w:eastAsia="Times New Roman" w:hAnsi="Times New Roman"/>
+          <w:rFonts w:ascii="Barlow Semi Condensed" w:cs="Barlow Semi Condensed" w:eastAsia="Barlow Semi Condensed" w:hAnsi="Barlow Semi Condensed"/>
           <w:sz w:val="24"/>
           <w:szCs w:val="24"/>
         </w:rPr>
@@ -7043,7 +7043,7 @@
       </w:pPr>
       <w:r>
         <w:rPr>
-          <w:rFonts w:ascii="Times New Roman" w:cs="Times New Roman" w:eastAsia="Times New Roman" w:hAnsi="Times New Roman"/>
+          <w:rFonts w:ascii="Barlow Semi Condensed" w:cs="Barlow Semi Condensed" w:eastAsia="Barlow Semi Condensed" w:hAnsi="Barlow Semi Condensed"/>
           <w:sz w:val="24"/>
           <w:szCs w:val="24"/>
         </w:rPr>
@@ -7065,7 +7065,7 @@
       </w:pPr>
       <w:r>
         <w:rPr>
-          <w:rFonts w:ascii="Times New Roman" w:cs="Times New Roman" w:eastAsia="Times New Roman" w:hAnsi="Times New Roman"/>
+          <w:rFonts w:ascii="Barlow Semi Condensed" w:cs="Barlow Semi Condensed" w:eastAsia="Barlow Semi Condensed" w:hAnsi="Barlow Semi Condensed"/>
           <w:i/>
           <w:iCs/>
           <w:sz w:val="24"/>
@@ -7262,7 +7262,7 @@
   <w:docDefaults>
     <w:rPrDefault>
       <w:rPr>
-        <w:rFonts w:ascii="Times New Roman" w:cs="Times New Roman" w:eastAsia="Times New Roman" w:hAnsi="Times New Roman"/>
+        <w:rFonts w:ascii="Barlow Semi Condensed" w:cs="Barlow Semi Condensed" w:eastAsia="Barlow Semi Condensed" w:hAnsi="Barlow Semi Condensed"/>
         <w:sz w:val="24"/>
         <w:szCs w:val="24"/>
       </w:rPr>
@@ -7449,7 +7449,7 @@
       <w:spacing w:after="120" w:before="240"/>
     </w:pPr>
     <w:rPr>
-      <w:rFonts w:ascii="Times New Roman" w:cs="Times New Roman" w:eastAsia="Times New Roman" w:hAnsi="Times New Roman"/>
+      <w:rFonts w:ascii="Barlow Semi Condensed" w:cs="Barlow Semi Condensed" w:eastAsia="Barlow Semi Condensed" w:hAnsi="Barlow Semi Condensed"/>
       <w:b/>
       <w:bCs/>
       <w:color w:val="1F3864"/>
@@ -7466,7 +7466,7 @@
       <w:spacing w:after="100" w:before="200"/>
     </w:pPr>
     <w:rPr>
-      <w:rFonts w:ascii="Times New Roman" w:cs="Times New Roman" w:eastAsia="Times New Roman" w:hAnsi="Times New Roman"/>
+      <w:rFonts w:ascii="Barlow Semi Condensed" w:cs="Barlow Semi Condensed" w:eastAsia="Barlow Semi Condensed" w:hAnsi="Barlow Semi Condensed"/>
       <w:b/>
       <w:bCs/>
       <w:color w:val="1F3864"/>
@@ -7483,7 +7483,7 @@
       <w:spacing w:after="80" w:before="160"/>
     </w:pPr>
     <w:rPr>
-      <w:rFonts w:ascii="Times New Roman" w:cs="Times New Roman" w:eastAsia="Times New Roman" w:hAnsi="Times New Roman"/>
+      <w:rFonts w:ascii="Barlow Semi Condensed" w:cs="Barlow Semi Condensed" w:eastAsia="Barlow Semi Condensed" w:hAnsi="Barlow Semi Condensed"/>
       <w:b/>
       <w:bCs/>
       <w:i/>
